--- a/docs/deep-dive-manuel-administrateur.docx
+++ b/docs/deep-dive-manuel-administrateur.docx
@@ -2,7 +2,7 @@
 <file path=word/document.xml><?xml version="1.0" encoding="utf-8"?>
 <w:document xmlns:w="http://schemas.openxmlformats.org/wordprocessingml/2006/main" xmlns:m="http://schemas.openxmlformats.org/officeDocument/2006/math" xmlns:r="http://schemas.openxmlformats.org/officeDocument/2006/relationships" xmlns:o="urn:schemas-microsoft-com:office:office" xmlns:v="urn:schemas-microsoft-com:vml" xmlns:w10="urn:schemas-microsoft-com:office:word" xmlns:a="http://schemas.openxmlformats.org/drawingml/2006/main" xmlns:pic="http://schemas.openxmlformats.org/drawingml/2006/picture" xmlns:wp="http://schemas.openxmlformats.org/drawingml/2006/wordprocessingDrawing">
   <w:body>
-    <w:bookmarkStart w:id="120" w:name="X492a71432cf02cea2662dcc23e40b7fcad7d1f3"/>
+    <w:bookmarkStart w:id="144" w:name="X492a71432cf02cea2662dcc23e40b7fcad7d1f3"/>
     <w:p>
       <w:pPr>
         <w:pStyle w:val="Heading1"/>
@@ -26,7 +26,7 @@
         <w:t xml:space="preserve"> </w:t>
       </w:r>
       <w:r>
-        <w:t xml:space="preserve">2.0</w:t>
+        <w:t xml:space="preserve">2.1</w:t>
       </w:r>
       <w:r>
         <w:t xml:space="preserve"> </w:t>
@@ -42,7 +42,7 @@
         <w:t xml:space="preserve"> </w:t>
       </w:r>
       <w:r>
-        <w:t xml:space="preserve">Mai 2026</w:t>
+        <w:t xml:space="preserve">27 mai 2026</w:t>
       </w:r>
       <w:r>
         <w:t xml:space="preserve"> </w:t>
@@ -82,7 +82,25 @@
         <w:pStyle w:val="FirstParagraph"/>
       </w:pPr>
       <w:r>
-        <w:t xml:space="preserve">Ce manuel décrit l'ensemble des écrans et des leviers dont dispose un administrateur Pièces pour superviser la plateforme : utilisateurs, Liaisons terrain, vendeurs, catalogue, commandes, livraisons, entreprises clientes, paiements, retours, et la nouvelle couche d'audit. Il est tenu à jour à mesure que de nouvelles capacités sont déployées.</w:t>
+        <w:t xml:space="preserve">Ce manuel décrit l'ensemble des écrans et des leviers dont dispose un administrateur Pièces pour superviser la plateforme : utilisateurs, Liaisons terrain, vendeurs, catalogue, commandes, livraisons, entreprises clientes, paiements, retours, abonnements entreprise (Flotte Pro / Flotte Pro +), factures normalisées FNE-CI, et la couche d'audit. Il est tenu à jour à mesure que de nouvelles capacités sont déployées.</w:t>
+      </w:r>
+    </w:p>
+    <w:p>
+      <w:pPr>
+        <w:pStyle w:val="BodyText"/>
+      </w:pPr>
+      <w:r>
+        <w:rPr>
+          <w:b/>
+          <w:bCs/>
+        </w:rPr>
+        <w:t xml:space="preserve">Nouveautés v2.1 (27 mai 2026)</w:t>
+      </w:r>
+      <w:r>
+        <w:t xml:space="preserve"> </w:t>
+      </w:r>
+      <w:r>
+        <w:t xml:space="preserve">: packaging Flotte Pro 3 niveaux + activation manuelle admin des abonnements (§19), fondations factures normalisées DGI + facture mensuelle consolidée + export FEC (§20).</w:t>
       </w:r>
     </w:p>
     <w:p>
@@ -416,7 +434,41 @@
           <w:numId w:val="1001"/>
         </w:numPr>
       </w:pPr>
-      <w:hyperlink w:anchor="X7ceb11578113d79fd5882e4ea075437ac2217e5">
+      <w:hyperlink w:anchor="X4d0a191853749d7f242afaf8b7f67286ba39128">
+        <w:r>
+          <w:rPr>
+            <w:rStyle w:val="Hyperlink"/>
+          </w:rPr>
+          <w:t xml:space="preserve">Abonnements entreprise — Flotte Pro / Flotte Pro +</w:t>
+        </w:r>
+      </w:hyperlink>
+    </w:p>
+    <w:p>
+      <w:pPr>
+        <w:pStyle w:val="Compact"/>
+        <w:numPr>
+          <w:ilvl w:val="0"/>
+          <w:numId w:val="1001"/>
+        </w:numPr>
+      </w:pPr>
+      <w:hyperlink w:anchor="X2718e7e9379bcfd46c4311092bbebb0a7fed213">
+        <w:r>
+          <w:rPr>
+            <w:rStyle w:val="Hyperlink"/>
+          </w:rPr>
+          <w:t xml:space="preserve">Factures normalisées FNE-CI</w:t>
+        </w:r>
+      </w:hyperlink>
+    </w:p>
+    <w:p>
+      <w:pPr>
+        <w:pStyle w:val="Compact"/>
+        <w:numPr>
+          <w:ilvl w:val="0"/>
+          <w:numId w:val="1001"/>
+        </w:numPr>
+      </w:pPr>
+      <w:hyperlink w:anchor="Xf7ea28a80bb65d9b1ba44a0a53edba973787b02">
         <w:r>
           <w:rPr>
             <w:rStyle w:val="Hyperlink"/>
@@ -6355,6 +6407,66 @@
         <w:t xml:space="preserve">(cf. §9)</w:t>
       </w:r>
     </w:p>
+    <w:p>
+      <w:pPr>
+        <w:pStyle w:val="Compact"/>
+        <w:numPr>
+          <w:ilvl w:val="0"/>
+          <w:numId w:val="1022"/>
+        </w:numPr>
+      </w:pPr>
+      <w:r>
+        <w:rPr>
+          <w:b/>
+          <w:bCs/>
+        </w:rPr>
+        <w:t xml:space="preserve">Abonnement</w:t>
+      </w:r>
+      <w:r>
+        <w:t xml:space="preserve"> </w:t>
+      </w:r>
+      <w:r>
+        <w:t xml:space="preserve">(Flotte Pro / Flotte Pro +) — bouton</w:t>
+      </w:r>
+      <w:r>
+        <w:t xml:space="preserve"> </w:t>
+      </w:r>
+      <w:r>
+        <w:rPr>
+          <w:b/>
+          <w:bCs/>
+        </w:rPr>
+        <w:t xml:space="preserve">Gérer l'abonnement</w:t>
+      </w:r>
+      <w:r>
+        <w:t xml:space="preserve"> </w:t>
+      </w:r>
+      <w:r>
+        <w:t xml:space="preserve">en haut de page (cf. §19)</w:t>
+      </w:r>
+    </w:p>
+    <w:p>
+      <w:pPr>
+        <w:pStyle w:val="Compact"/>
+        <w:numPr>
+          <w:ilvl w:val="0"/>
+          <w:numId w:val="1022"/>
+        </w:numPr>
+      </w:pPr>
+      <w:r>
+        <w:rPr>
+          <w:b/>
+          <w:bCs/>
+        </w:rPr>
+        <w:t xml:space="preserve">Factures émises</w:t>
+      </w:r>
+      <w:r>
+        <w:t xml:space="preserve"> </w:t>
+      </w:r>
+      <w:r>
+        <w:t xml:space="preserve">sur cette entreprise (cf. §20)</w:t>
+      </w:r>
+    </w:p>
     <w:bookmarkEnd w:id="61"/>
     <w:bookmarkStart w:id="62" w:name="modèle-enterprise--champs-clés"/>
     <w:p>
@@ -13232,940 +13344,1981 @@
     </w:p>
     <w:bookmarkEnd w:id="116"/>
     <w:bookmarkEnd w:id="117"/>
-    <w:bookmarkStart w:id="118" w:name="X7ceb11578113d79fd5882e4ea075437ac2217e5"/>
+    <w:bookmarkStart w:id="128" w:name="X4d0a191853749d7f242afaf8b7f67286ba39128"/>
     <w:p>
       <w:pPr>
         <w:pStyle w:val="Heading2"/>
       </w:pPr>
       <w:r>
-        <w:t xml:space="preserve">19. FAQ et dépannage</w:t>
+        <w:t xml:space="preserve">19. Abonnements entreprise — Flotte Pro / Flotte Pro +</w:t>
+      </w:r>
+    </w:p>
+    <w:bookmarkStart w:id="118" w:name="packaging-et-tarification"/>
+    <w:p>
+      <w:pPr>
+        <w:pStyle w:val="Heading3"/>
+      </w:pPr>
+      <w:r>
+        <w:t xml:space="preserve">Packaging et tarification</w:t>
       </w:r>
     </w:p>
     <w:p>
       <w:pPr>
         <w:pStyle w:val="FirstParagraph"/>
+      </w:pPr>
+      <w:r>
+        <w:t xml:space="preserve">Trois niveaux, prix flat par véhicule, sans paliers dégressifs.</w:t>
+      </w:r>
+    </w:p>
+    <w:tbl>
+      <w:tblPr>
+        <w:tblStyle w:val="Table"/>
+        <w:tblW w:type="auto" w:w="0"/>
+        <w:tblLook w:firstRow="1" w:lastRow="0" w:firstColumn="0" w:lastColumn="0" w:noHBand="0" w:noVBand="0" w:val="0020"/>
+      </w:tblPr>
+      <w:tblGrid>
+        <w:gridCol w:w="1980"/>
+        <w:gridCol w:w="1980"/>
+        <w:gridCol w:w="1980"/>
+        <w:gridCol w:w="1980"/>
+      </w:tblGrid>
+      <w:tr>
+        <w:trPr>
+          <w:tblHeader w:val="on"/>
+        </w:trPr>
+        <w:tc>
+          <w:tcPr/>
+          <w:p>
+            <w:pPr>
+              <w:pStyle w:val="Compact"/>
+            </w:pPr>
+            <w:r>
+              <w:t xml:space="preserve">Tier</w:t>
+            </w:r>
+          </w:p>
+        </w:tc>
+        <w:tc>
+          <w:tcPr/>
+          <w:p>
+            <w:pPr>
+              <w:pStyle w:val="Compact"/>
+            </w:pPr>
+            <w:r>
+              <w:t xml:space="preserve">Code interne</w:t>
+            </w:r>
+          </w:p>
+        </w:tc>
+        <w:tc>
+          <w:tcPr/>
+          <w:p>
+            <w:pPr>
+              <w:pStyle w:val="Compact"/>
+            </w:pPr>
+            <w:r>
+              <w:t xml:space="preserve">Prix</w:t>
+            </w:r>
+          </w:p>
+        </w:tc>
+        <w:tc>
+          <w:tcPr/>
+          <w:p>
+            <w:pPr>
+              <w:pStyle w:val="Compact"/>
+            </w:pPr>
+            <w:r>
+              <w:t xml:space="preserve">Promesse</w:t>
+            </w:r>
+          </w:p>
+        </w:tc>
+      </w:tr>
+      <w:tr>
+        <w:tc>
+          <w:tcPr/>
+          <w:p>
+            <w:pPr>
+              <w:pStyle w:val="Compact"/>
+            </w:pPr>
+            <w:r>
+              <w:t xml:space="preserve">Gratuit</w:t>
+            </w:r>
+          </w:p>
+        </w:tc>
+        <w:tc>
+          <w:tcPr/>
+          <w:p>
+            <w:pPr>
+              <w:pStyle w:val="Compact"/>
+            </w:pPr>
+            <w:r>
+              <w:rPr>
+                <w:rStyle w:val="VerbatimChar"/>
+              </w:rPr>
+              <w:t xml:space="preserve">FREE</w:t>
+            </w:r>
+          </w:p>
+        </w:tc>
+        <w:tc>
+          <w:tcPr/>
+          <w:p>
+            <w:pPr>
+              <w:pStyle w:val="Compact"/>
+            </w:pPr>
+            <w:r>
+              <w:t xml:space="preserve">0 F</w:t>
+            </w:r>
+          </w:p>
+        </w:tc>
+        <w:tc>
+          <w:tcPr/>
+          <w:p>
+            <w:pPr>
+              <w:pStyle w:val="Compact"/>
+            </w:pPr>
+            <w:r>
+              <w:t xml:space="preserve">Marketplace, comparateur prix, garantie pièce</w:t>
+            </w:r>
+          </w:p>
+        </w:tc>
+      </w:tr>
+      <w:tr>
+        <w:tc>
+          <w:tcPr/>
+          <w:p>
+            <w:pPr>
+              <w:pStyle w:val="Compact"/>
+            </w:pPr>
+            <w:r>
+              <w:t xml:space="preserve">Flotte Pro</w:t>
+            </w:r>
+          </w:p>
+        </w:tc>
+        <w:tc>
+          <w:tcPr/>
+          <w:p>
+            <w:pPr>
+              <w:pStyle w:val="Compact"/>
+            </w:pPr>
+            <w:r>
+              <w:rPr>
+                <w:rStyle w:val="VerbatimChar"/>
+              </w:rPr>
+              <w:t xml:space="preserve">PRO_FLOTTE</w:t>
+            </w:r>
+          </w:p>
+        </w:tc>
+        <w:tc>
+          <w:tcPr/>
+          <w:p>
+            <w:pPr>
+              <w:pStyle w:val="Compact"/>
+            </w:pPr>
+            <w:r>
+              <w:t xml:space="preserve">5 000 F / véhicule / mois</w:t>
+            </w:r>
+          </w:p>
+        </w:tc>
+        <w:tc>
+          <w:tcPr/>
+          <w:p>
+            <w:pPr>
+              <w:pStyle w:val="Compact"/>
+            </w:pPr>
+            <w:r>
+              <w:t xml:space="preserve">Pilotage, alertes prédictives, facturation normalisée</w:t>
+            </w:r>
+          </w:p>
+        </w:tc>
+      </w:tr>
+      <w:tr>
+        <w:tc>
+          <w:tcPr/>
+          <w:p>
+            <w:pPr>
+              <w:pStyle w:val="Compact"/>
+            </w:pPr>
+            <w:r>
+              <w:t xml:space="preserve">Flotte Pro +</w:t>
+            </w:r>
+          </w:p>
+        </w:tc>
+        <w:tc>
+          <w:tcPr/>
+          <w:p>
+            <w:pPr>
+              <w:pStyle w:val="Compact"/>
+            </w:pPr>
+            <w:r>
+              <w:rPr>
+                <w:rStyle w:val="VerbatimChar"/>
+              </w:rPr>
+              <w:t xml:space="preserve">PRO_FLOTTE_PLUS</w:t>
+            </w:r>
+          </w:p>
+        </w:tc>
+        <w:tc>
+          <w:tcPr/>
+          <w:p>
+            <w:pPr>
+              <w:pStyle w:val="Compact"/>
+            </w:pPr>
+            <w:r>
+              <w:t xml:space="preserve">10 000 F / véhicule / mois</w:t>
+            </w:r>
+          </w:p>
+        </w:tc>
+        <w:tc>
+          <w:tcPr/>
+          <w:p>
+            <w:pPr>
+              <w:pStyle w:val="Compact"/>
+            </w:pPr>
+            <w:r>
+              <w:t xml:space="preserve">Tout Flotte Pro + livraison 3 h chrono + SLA monétisé</w:t>
+            </w:r>
+          </w:p>
+        </w:tc>
+      </w:tr>
+    </w:tbl>
+    <w:p>
+      <w:pPr>
+        <w:pStyle w:val="BodyText"/>
       </w:pPr>
       <w:r>
         <w:rPr>
           <w:b/>
           <w:bCs/>
         </w:rPr>
-        <w:t xml:space="preserve">Q. Un admin n'apparaît pas dans la liste Liaisons.</w:t>
-      </w:r>
-      <w:r>
-        <w:t xml:space="preserve"> </w:t>
-      </w:r>
-      <w:r>
-        <w:t xml:space="preserve">R. Vérifier que</w:t>
-      </w:r>
-      <w:r>
-        <w:t xml:space="preserve"> </w:t>
-      </w:r>
-      <w:r>
-        <w:rPr>
-          <w:rStyle w:val="VerbatimChar"/>
-        </w:rPr>
-        <w:t xml:space="preserve">'LIAISON'</w:t>
-      </w:r>
-      <w:r>
-        <w:t xml:space="preserve"> </w:t>
-      </w:r>
-      <w:r>
-        <w:t xml:space="preserve">est bien dans le tableau</w:t>
-      </w:r>
-      <w:r>
-        <w:t xml:space="preserve"> </w:t>
-      </w:r>
-      <w:r>
-        <w:rPr>
-          <w:rStyle w:val="VerbatimChar"/>
-        </w:rPr>
-        <w:t xml:space="preserve">users.roles</w:t>
-      </w:r>
-      <w:r>
-        <w:t xml:space="preserve">. Si ce n'est pas le cas, mettre à jour via</w:t>
-      </w:r>
-      <w:r>
-        <w:t xml:space="preserve"> </w:t>
-      </w:r>
-      <w:r>
-        <w:rPr>
-          <w:rStyle w:val="VerbatimChar"/>
-        </w:rPr>
-        <w:t xml:space="preserve">PATCH /api/v1/users/:id/roles</w:t>
-      </w:r>
-      <w:r>
-        <w:t xml:space="preserve"> </w:t>
-      </w:r>
-      <w:r>
-        <w:t xml:space="preserve">— la logique ajoute automatiquement LIAISON quand ADMIN est dans la liste. Si l'admin existait avant mai 2026, un backfill SQL a été appliqué le 27 mai 2026 :</w:t>
-      </w:r>
-    </w:p>
-    <w:p>
-      <w:pPr>
-        <w:pStyle w:val="SourceCode"/>
-      </w:pPr>
-      <w:r>
-        <w:rPr>
-          <w:rStyle w:val="KeywordTok"/>
-        </w:rPr>
-        <w:t xml:space="preserve">UPDATE</w:t>
-      </w:r>
-      <w:r>
-        <w:rPr>
-          <w:rStyle w:val="NormalTok"/>
-        </w:rPr>
-        <w:t xml:space="preserve"> users</w:t>
-      </w:r>
-      <w:r>
-        <w:br/>
-      </w:r>
-      <w:r>
-        <w:rPr>
-          <w:rStyle w:val="KeywordTok"/>
-        </w:rPr>
-        <w:t xml:space="preserve">SET</w:t>
-      </w:r>
-      <w:r>
-        <w:rPr>
-          <w:rStyle w:val="NormalTok"/>
-        </w:rPr>
-        <w:t xml:space="preserve"> </w:t>
-      </w:r>
-      <w:r>
-        <w:rPr>
-          <w:rStyle w:val="KeywordTok"/>
-        </w:rPr>
-        <w:t xml:space="preserve">roles</w:t>
-      </w:r>
-      <w:r>
-        <w:rPr>
-          <w:rStyle w:val="NormalTok"/>
-        </w:rPr>
-        <w:t xml:space="preserve"> </w:t>
-      </w:r>
-      <w:r>
-        <w:rPr>
-          <w:rStyle w:val="OperatorTok"/>
-        </w:rPr>
-        <w:t xml:space="preserve">=</w:t>
-      </w:r>
-      <w:r>
-        <w:rPr>
-          <w:rStyle w:val="NormalTok"/>
-        </w:rPr>
-        <w:t xml:space="preserve"> array_append(</w:t>
-      </w:r>
-      <w:r>
-        <w:rPr>
-          <w:rStyle w:val="KeywordTok"/>
-        </w:rPr>
-        <w:t xml:space="preserve">roles</w:t>
-      </w:r>
-      <w:r>
-        <w:rPr>
-          <w:rStyle w:val="NormalTok"/>
-        </w:rPr>
-        <w:t xml:space="preserve">, </w:t>
-      </w:r>
-      <w:r>
-        <w:rPr>
-          <w:rStyle w:val="StringTok"/>
-        </w:rPr>
-        <w:t xml:space="preserve">'LIAISON'</w:t>
-      </w:r>
-      <w:r>
-        <w:rPr>
-          <w:rStyle w:val="NormalTok"/>
-        </w:rPr>
-        <w:t xml:space="preserve">::</w:t>
-      </w:r>
-      <w:r>
-        <w:rPr>
-          <w:rStyle w:val="OtherTok"/>
-        </w:rPr>
-        <w:t xml:space="preserve">"Role"</w:t>
-      </w:r>
-      <w:r>
-        <w:rPr>
-          <w:rStyle w:val="NormalTok"/>
-        </w:rPr>
-        <w:t xml:space="preserve">)</w:t>
-      </w:r>
-      <w:r>
-        <w:br/>
-      </w:r>
-      <w:r>
-        <w:rPr>
-          <w:rStyle w:val="KeywordTok"/>
-        </w:rPr>
-        <w:t xml:space="preserve">WHERE</w:t>
-      </w:r>
-      <w:r>
-        <w:rPr>
-          <w:rStyle w:val="NormalTok"/>
-        </w:rPr>
-        <w:t xml:space="preserve"> </w:t>
-      </w:r>
-      <w:r>
-        <w:rPr>
-          <w:rStyle w:val="StringTok"/>
-        </w:rPr>
-        <w:t xml:space="preserve">'ADMIN'</w:t>
-      </w:r>
-      <w:r>
-        <w:rPr>
-          <w:rStyle w:val="NormalTok"/>
-        </w:rPr>
-        <w:t xml:space="preserve"> </w:t>
-      </w:r>
-      <w:r>
-        <w:rPr>
-          <w:rStyle w:val="OperatorTok"/>
-        </w:rPr>
-        <w:t xml:space="preserve">=</w:t>
-      </w:r>
-      <w:r>
-        <w:rPr>
-          <w:rStyle w:val="NormalTok"/>
-        </w:rPr>
-        <w:t xml:space="preserve"> </w:t>
-      </w:r>
-      <w:r>
-        <w:rPr>
-          <w:rStyle w:val="KeywordTok"/>
-        </w:rPr>
-        <w:t xml:space="preserve">ANY</w:t>
-      </w:r>
-      <w:r>
-        <w:rPr>
-          <w:rStyle w:val="NormalTok"/>
-        </w:rPr>
-        <w:t xml:space="preserve">(</w:t>
-      </w:r>
-      <w:r>
-        <w:rPr>
-          <w:rStyle w:val="KeywordTok"/>
-        </w:rPr>
-        <w:t xml:space="preserve">roles</w:t>
-      </w:r>
-      <w:r>
-        <w:rPr>
-          <w:rStyle w:val="NormalTok"/>
-        </w:rPr>
-        <w:t xml:space="preserve">) </w:t>
-      </w:r>
-      <w:r>
-        <w:rPr>
-          <w:rStyle w:val="KeywordTok"/>
-        </w:rPr>
-        <w:t xml:space="preserve">AND</w:t>
-      </w:r>
-      <w:r>
-        <w:rPr>
-          <w:rStyle w:val="NormalTok"/>
-        </w:rPr>
-        <w:t xml:space="preserve"> </w:t>
-      </w:r>
-      <w:r>
-        <w:rPr>
-          <w:rStyle w:val="KeywordTok"/>
-        </w:rPr>
-        <w:t xml:space="preserve">NOT</w:t>
-      </w:r>
-      <w:r>
-        <w:rPr>
-          <w:rStyle w:val="NormalTok"/>
-        </w:rPr>
-        <w:t xml:space="preserve"> </w:t>
-      </w:r>
-      <w:r>
-        <w:rPr>
-          <w:rStyle w:val="StringTok"/>
-        </w:rPr>
-        <w:t xml:space="preserve">'LIAISON'</w:t>
-      </w:r>
-      <w:r>
-        <w:rPr>
-          <w:rStyle w:val="NormalTok"/>
-        </w:rPr>
-        <w:t xml:space="preserve"> </w:t>
-      </w:r>
-      <w:r>
-        <w:rPr>
-          <w:rStyle w:val="OperatorTok"/>
-        </w:rPr>
-        <w:t xml:space="preserve">=</w:t>
-      </w:r>
-      <w:r>
-        <w:rPr>
-          <w:rStyle w:val="NormalTok"/>
-        </w:rPr>
-        <w:t xml:space="preserve"> </w:t>
-      </w:r>
-      <w:r>
-        <w:rPr>
-          <w:rStyle w:val="KeywordTok"/>
-        </w:rPr>
-        <w:t xml:space="preserve">ANY</w:t>
-      </w:r>
-      <w:r>
-        <w:rPr>
-          <w:rStyle w:val="NormalTok"/>
-        </w:rPr>
-        <w:t xml:space="preserve">(</w:t>
-      </w:r>
-      <w:r>
-        <w:rPr>
-          <w:rStyle w:val="KeywordTok"/>
-        </w:rPr>
-        <w:t xml:space="preserve">roles</w:t>
-      </w:r>
-      <w:r>
-        <w:rPr>
-          <w:rStyle w:val="NormalTok"/>
-        </w:rPr>
-        <w:t xml:space="preserve">);</w:t>
-      </w:r>
-    </w:p>
-    <w:p>
-      <w:pPr>
-        <w:pStyle w:val="FirstParagraph"/>
+        <w:t xml:space="preserve">Hiérarchie d'inclusion</w:t>
+      </w:r>
+      <w:r>
+        <w:t xml:space="preserve"> </w:t>
+      </w:r>
+      <w:r>
+        <w:t xml:space="preserve">:</w:t>
+      </w:r>
+      <w:r>
+        <w:t xml:space="preserve"> </w:t>
+      </w:r>
+      <w:r>
+        <w:rPr>
+          <w:rStyle w:val="VerbatimChar"/>
+        </w:rPr>
+        <w:t xml:space="preserve">PRO_FLOTTE_PLUS</w:t>
+      </w:r>
+      <w:r>
+        <w:t xml:space="preserve"> </w:t>
+      </w:r>
+      <w:r>
+        <w:t xml:space="preserve">&gt;</w:t>
+      </w:r>
+      <w:r>
+        <w:t xml:space="preserve"> </w:t>
+      </w:r>
+      <w:r>
+        <w:rPr>
+          <w:rStyle w:val="VerbatimChar"/>
+        </w:rPr>
+        <w:t xml:space="preserve">PRO_FLOTTE</w:t>
+      </w:r>
+      <w:r>
+        <w:t xml:space="preserve"> </w:t>
+      </w:r>
+      <w:r>
+        <w:t xml:space="preserve">&gt;</w:t>
+      </w:r>
+      <w:r>
+        <w:t xml:space="preserve"> </w:t>
+      </w:r>
+      <w:r>
+        <w:rPr>
+          <w:rStyle w:val="VerbatimChar"/>
+        </w:rPr>
+        <w:t xml:space="preserve">FREE</w:t>
+      </w:r>
+      <w:r>
+        <w:t xml:space="preserve">. Flotte Pro + inclut systématiquement toutes les fonctionnalités de Flotte Pro. On ne peut pas prendre Flotte Pro + sans Flotte Pro (un seul abonnement remplace l'autre).</w:t>
+      </w:r>
+    </w:p>
+    <w:p>
+      <w:pPr>
+        <w:pStyle w:val="BodyText"/>
       </w:pPr>
       <w:r>
         <w:rPr>
           <w:b/>
           <w:bCs/>
         </w:rPr>
-        <w:t xml:space="preserve">Q. Une commission semble bloquée à 1000 FCFA alors que le Liaison a entré 500.</w:t>
-      </w:r>
-      <w:r>
-        <w:t xml:space="preserve"> </w:t>
-      </w:r>
-      <w:r>
-        <w:t xml:space="preserve">R. C'est le plancher de sécurité</w:t>
-      </w:r>
-      <w:r>
-        <w:t xml:space="preserve"> </w:t>
-      </w:r>
-      <w:r>
-        <w:rPr>
-          <w:rStyle w:val="VerbatimChar"/>
-        </w:rPr>
-        <w:t xml:space="preserve">max(1000, 5 % × prix)</w:t>
-      </w:r>
-      <w:r>
-        <w:t xml:space="preserve">. Le serveur clamp automatiquement au minimum (cf. §7). C'est volontaire.</w:t>
+        <w:t xml:space="preserve">Cycles de facturation</w:t>
+      </w:r>
+      <w:r>
+        <w:t xml:space="preserve"> </w:t>
+      </w:r>
+      <w:r>
+        <w:t xml:space="preserve">:</w:t>
+      </w:r>
+      <w:r>
+        <w:t xml:space="preserve"> </w:t>
+      </w:r>
+      <w:r>
+        <w:rPr>
+          <w:rStyle w:val="VerbatimChar"/>
+        </w:rPr>
+        <w:t xml:space="preserve">MONTHLY</w:t>
+      </w:r>
+      <w:r>
+        <w:t xml:space="preserve"> </w:t>
+      </w:r>
+      <w:r>
+        <w:t xml:space="preserve">ou</w:t>
+      </w:r>
+      <w:r>
+        <w:t xml:space="preserve"> </w:t>
+      </w:r>
+      <w:r>
+        <w:rPr>
+          <w:rStyle w:val="VerbatimChar"/>
+        </w:rPr>
+        <w:t xml:space="preserve">ANNUAL</w:t>
+      </w:r>
+      <w:r>
+        <w:t xml:space="preserve"> </w:t>
+      </w:r>
+      <w:r>
+        <w:t xml:space="preserve">(payer 10 mois pour 12 = 2 mois offerts).</w:t>
+      </w:r>
+    </w:p>
+    <w:bookmarkEnd w:id="118"/>
+    <w:bookmarkStart w:id="119" w:name="phase-pilote--activation-manuelle-admin"/>
+    <w:p>
+      <w:pPr>
+        <w:pStyle w:val="Heading3"/>
+      </w:pPr>
+      <w:r>
+        <w:t xml:space="preserve">Phase pilote : activation manuelle admin</w:t>
+      </w:r>
+    </w:p>
+    <w:p>
+      <w:pPr>
+        <w:pStyle w:val="FirstParagraph"/>
+      </w:pPr>
+      <w:r>
+        <w:t xml:space="preserve">Pas de paiement automatique en phase 1. L'admin Pièces active manuellement chaque abonnement après accord commercial avec l'entreprise.</w:t>
       </w:r>
     </w:p>
     <w:p>
       <w:pPr>
         <w:pStyle w:val="BodyText"/>
       </w:pPr>
+      <w:r>
+        <w:t xml:space="preserve">URL :</w:t>
+      </w:r>
+      <w:r>
+        <w:t xml:space="preserve"> </w:t>
+      </w:r>
+      <w:r>
+        <w:rPr>
+          <w:rStyle w:val="VerbatimChar"/>
+        </w:rPr>
+        <w:t xml:space="preserve">/admin/enterprises/:id/subscription</w:t>
+      </w:r>
+    </w:p>
+    <w:p>
+      <w:pPr>
+        <w:pStyle w:val="BodyText"/>
+      </w:pPr>
+      <w:r>
+        <w:t xml:space="preserve">Accès : bouton</w:t>
+      </w:r>
+      <w:r>
+        <w:t xml:space="preserve"> </w:t>
+      </w:r>
       <w:r>
         <w:rPr>
           <w:b/>
           <w:bCs/>
         </w:rPr>
-        <w:t xml:space="preserve">Q. La page Liaisons est vide.</w:t>
-      </w:r>
-      <w:r>
-        <w:t xml:space="preserve"> </w:t>
-      </w:r>
-      <w:r>
-        <w:t xml:space="preserve">R. Vérifier qu'il y a bien des utilisateurs avec</w:t>
-      </w:r>
-      <w:r>
-        <w:t xml:space="preserve"> </w:t>
-      </w:r>
-      <w:r>
-        <w:rPr>
-          <w:rStyle w:val="VerbatimChar"/>
-        </w:rPr>
-        <w:t xml:space="preserve">'LIAISON'</w:t>
-      </w:r>
-      <w:r>
-        <w:t xml:space="preserve"> </w:t>
-      </w:r>
-      <w:r>
-        <w:t xml:space="preserve">dans leur tableau</w:t>
-      </w:r>
-      <w:r>
-        <w:t xml:space="preserve"> </w:t>
-      </w:r>
-      <w:r>
-        <w:rPr>
-          <w:rStyle w:val="VerbatimChar"/>
-        </w:rPr>
-        <w:t xml:space="preserve">roles</w:t>
-      </w:r>
-      <w:r>
-        <w:t xml:space="preserve">. La table</w:t>
-      </w:r>
-      <w:r>
-        <w:t xml:space="preserve"> </w:t>
-      </w:r>
-      <w:r>
-        <w:rPr>
-          <w:rStyle w:val="VerbatimChar"/>
-        </w:rPr>
-        <w:t xml:space="preserve">activity_logs</w:t>
-      </w:r>
-      <w:r>
-        <w:t xml:space="preserve"> </w:t>
-      </w:r>
-      <w:r>
-        <w:t xml:space="preserve">n'est alimentée qu'après le déploiement du commit du 27 mai 2026 — les actions Liaison antérieures à cette date ne seront pas tracées rétroactivement.</w:t>
-      </w:r>
-    </w:p>
-    <w:p>
-      <w:pPr>
-        <w:pStyle w:val="BodyText"/>
+        <w:t xml:space="preserve">Gérer l'abonnement</w:t>
+      </w:r>
+      <w:r>
+        <w:t xml:space="preserve"> </w:t>
+      </w:r>
+      <w:r>
+        <w:t xml:space="preserve">sur la fiche</w:t>
+      </w:r>
+      <w:r>
+        <w:t xml:space="preserve"> </w:t>
+      </w:r>
+      <w:r>
+        <w:rPr>
+          <w:rStyle w:val="VerbatimChar"/>
+        </w:rPr>
+        <w:t xml:space="preserve">/admin/enterprises/:id</w:t>
+      </w:r>
+      <w:r>
+        <w:t xml:space="preserve">.</w:t>
+      </w:r>
+    </w:p>
+    <w:bookmarkEnd w:id="119"/>
+    <w:bookmarkStart w:id="120" w:name="écran-dactivation"/>
+    <w:p>
+      <w:pPr>
+        <w:pStyle w:val="Heading3"/>
+      </w:pPr>
+      <w:r>
+        <w:t xml:space="preserve">Écran d'activation</w:t>
+      </w:r>
+    </w:p>
+    <w:p>
+      <w:pPr>
+        <w:pStyle w:val="FirstParagraph"/>
       </w:pPr>
       <w:r>
         <w:rPr>
           <w:b/>
           <w:bCs/>
         </w:rPr>
-        <w:t xml:space="preserve">Q. Comment voir TOUTES les actions Liaison sur la plateforme (cross-Liaison) ?</w:t>
-      </w:r>
-      <w:r>
-        <w:t xml:space="preserve"> </w:t>
-      </w:r>
-      <w:r>
-        <w:t xml:space="preserve">R. Endpoint pas encore exposé — il faut requêter directement</w:t>
-      </w:r>
-      <w:r>
-        <w:t xml:space="preserve"> </w:t>
-      </w:r>
-      <w:r>
-        <w:rPr>
-          <w:rStyle w:val="VerbatimChar"/>
-        </w:rPr>
-        <w:t xml:space="preserve">activity_logs</w:t>
-      </w:r>
-      <w:r>
-        <w:t xml:space="preserve"> </w:t>
-      </w:r>
-      <w:r>
-        <w:t xml:space="preserve">:</w:t>
-      </w:r>
-    </w:p>
-    <w:p>
-      <w:pPr>
-        <w:pStyle w:val="SourceCode"/>
-      </w:pPr>
-      <w:r>
-        <w:rPr>
-          <w:rStyle w:val="KeywordTok"/>
-        </w:rPr>
-        <w:t xml:space="preserve">SELECT</w:t>
-      </w:r>
-      <w:r>
-        <w:rPr>
-          <w:rStyle w:val="NormalTok"/>
-        </w:rPr>
-        <w:t xml:space="preserve"> </w:t>
-      </w:r>
-      <w:r>
-        <w:rPr>
-          <w:rStyle w:val="OperatorTok"/>
-        </w:rPr>
-        <w:t xml:space="preserve">*</w:t>
-      </w:r>
-      <w:r>
-        <w:rPr>
-          <w:rStyle w:val="NormalTok"/>
-        </w:rPr>
-        <w:t xml:space="preserve"> </w:t>
-      </w:r>
-      <w:r>
-        <w:rPr>
-          <w:rStyle w:val="KeywordTok"/>
-        </w:rPr>
-        <w:t xml:space="preserve">FROM</w:t>
-      </w:r>
-      <w:r>
-        <w:rPr>
-          <w:rStyle w:val="NormalTok"/>
-        </w:rPr>
-        <w:t xml:space="preserve"> activity_logs </w:t>
-      </w:r>
-      <w:r>
-        <w:rPr>
-          <w:rStyle w:val="KeywordTok"/>
-        </w:rPr>
-        <w:t xml:space="preserve">ORDER</w:t>
-      </w:r>
-      <w:r>
-        <w:rPr>
-          <w:rStyle w:val="NormalTok"/>
-        </w:rPr>
-        <w:t xml:space="preserve"> </w:t>
-      </w:r>
-      <w:r>
-        <w:rPr>
-          <w:rStyle w:val="KeywordTok"/>
-        </w:rPr>
-        <w:t xml:space="preserve">BY</w:t>
-      </w:r>
-      <w:r>
-        <w:rPr>
-          <w:rStyle w:val="NormalTok"/>
-        </w:rPr>
-        <w:t xml:space="preserve"> created_at </w:t>
-      </w:r>
-      <w:r>
-        <w:rPr>
-          <w:rStyle w:val="KeywordTok"/>
-        </w:rPr>
-        <w:t xml:space="preserve">DESC</w:t>
-      </w:r>
-      <w:r>
-        <w:rPr>
-          <w:rStyle w:val="NormalTok"/>
-        </w:rPr>
-        <w:t xml:space="preserve"> </w:t>
-      </w:r>
-      <w:r>
-        <w:rPr>
-          <w:rStyle w:val="KeywordTok"/>
-        </w:rPr>
-        <w:t xml:space="preserve">LIMIT</w:t>
-      </w:r>
-      <w:r>
-        <w:rPr>
-          <w:rStyle w:val="NormalTok"/>
-        </w:rPr>
-        <w:t xml:space="preserve"> </w:t>
-      </w:r>
-      <w:r>
-        <w:rPr>
-          <w:rStyle w:val="DecValTok"/>
-        </w:rPr>
-        <w:t xml:space="preserve">200</w:t>
-      </w:r>
-      <w:r>
-        <w:rPr>
-          <w:rStyle w:val="NormalTok"/>
-        </w:rPr>
-        <w:t xml:space="preserve">;</w:t>
-      </w:r>
-    </w:p>
-    <w:p>
-      <w:pPr>
-        <w:pStyle w:val="FirstParagraph"/>
-      </w:pPr>
-      <w:r>
-        <w:t xml:space="preserve">On pourra ajouter</w:t>
-      </w:r>
-      <w:r>
-        <w:t xml:space="preserve"> </w:t>
-      </w:r>
-      <w:r>
-        <w:rPr>
-          <w:rStyle w:val="VerbatimChar"/>
-        </w:rPr>
-        <w:t xml:space="preserve">GET /api/v1/admin/activity</w:t>
-      </w:r>
-      <w:r>
-        <w:t xml:space="preserve"> </w:t>
-      </w:r>
-      <w:r>
-        <w:t xml:space="preserve">si le besoin se confirme.</w:t>
-      </w:r>
-    </w:p>
-    <w:p>
-      <w:pPr>
-        <w:pStyle w:val="BodyText"/>
+        <w:t xml:space="preserve">Panneau « Abonnement actuel »</w:t>
+      </w:r>
+      <w:r>
+        <w:t xml:space="preserve"> </w:t>
+      </w:r>
+      <w:r>
+        <w:t xml:space="preserve">affiche, si abonnement actif :</w:t>
+      </w:r>
+    </w:p>
+    <w:p>
+      <w:pPr>
+        <w:pStyle w:val="Compact"/>
+        <w:numPr>
+          <w:ilvl w:val="0"/>
+          <w:numId w:val="1046"/>
+        </w:numPr>
+      </w:pPr>
+      <w:r>
+        <w:t xml:space="preserve">Le tier (Flotte Pro / Flotte Pro +) avec badge statut coloré</w:t>
+      </w:r>
+    </w:p>
+    <w:p>
+      <w:pPr>
+        <w:pStyle w:val="Compact"/>
+        <w:numPr>
+          <w:ilvl w:val="0"/>
+          <w:numId w:val="1046"/>
+        </w:numPr>
+      </w:pPr>
+      <w:r>
+        <w:t xml:space="preserve">Prix par véhicule + total mensuel + total annuel calculés depuis le nombre de véhicules réel de l'entreprise</w:t>
+      </w:r>
+    </w:p>
+    <w:p>
+      <w:pPr>
+        <w:pStyle w:val="Compact"/>
+        <w:numPr>
+          <w:ilvl w:val="0"/>
+          <w:numId w:val="1046"/>
+        </w:numPr>
+      </w:pPr>
+      <w:r>
+        <w:t xml:space="preserve">Date de démarrage, date d'expiration d'essai, cycle de facturation</w:t>
+      </w:r>
+    </w:p>
+    <w:p>
+      <w:pPr>
+        <w:pStyle w:val="Compact"/>
+        <w:numPr>
+          <w:ilvl w:val="0"/>
+          <w:numId w:val="1046"/>
+        </w:numPr>
+      </w:pPr>
+      <w:r>
+        <w:t xml:space="preserve">Notes commerciales</w:t>
+      </w:r>
+    </w:p>
+    <w:p>
+      <w:pPr>
+        <w:pStyle w:val="Compact"/>
+        <w:numPr>
+          <w:ilvl w:val="0"/>
+          <w:numId w:val="1046"/>
+        </w:numPr>
       </w:pPr>
       <w:r>
         <w:rPr>
           <w:b/>
           <w:bCs/>
         </w:rPr>
-        <w:t xml:space="preserve">Q. Un vendeur est en PENDING_ACTIVATION depuis 3 semaines. Pourquoi ?</w:t>
-      </w:r>
-      <w:r>
-        <w:t xml:space="preserve"> </w:t>
-      </w:r>
-      <w:r>
-        <w:t xml:space="preserve">R. Soit le KYC n'a pas été validé, soit les garanties ne sont pas signées (</w:t>
-      </w:r>
-      <w:r>
-        <w:rPr>
-          <w:rStyle w:val="VerbatimChar"/>
-        </w:rPr>
-        <w:t xml:space="preserve">vendor_guarantee_signatures</w:t>
-      </w:r>
-      <w:r>
-        <w:t xml:space="preserve"> </w:t>
-      </w:r>
-      <w:r>
-        <w:t xml:space="preserve">doit avoir 2 lignes : RETURN_48H et WARRANTY_30D). Vérifier sur la page détail vendeur (</w:t>
-      </w:r>
-      <w:r>
-        <w:rPr>
-          <w:rStyle w:val="VerbatimChar"/>
-        </w:rPr>
-        <w:t xml:space="preserve">/admin/vendors/:id/detail</w:t>
-      </w:r>
-      <w:r>
-        <w:t xml:space="preserve">).</w:t>
-      </w:r>
-    </w:p>
-    <w:p>
-      <w:pPr>
-        <w:pStyle w:val="BodyText"/>
+        <w:t xml:space="preserve">Actions rapides</w:t>
+      </w:r>
+      <w:r>
+        <w:t xml:space="preserve"> </w:t>
+      </w:r>
+      <w:r>
+        <w:t xml:space="preserve">: Activer (sortir d'essai), Suspendre, Réactiver, Annuler</w:t>
+      </w:r>
+    </w:p>
+    <w:p>
+      <w:pPr>
+        <w:pStyle w:val="FirstParagraph"/>
       </w:pPr>
       <w:r>
         <w:rPr>
           <w:b/>
           <w:bCs/>
         </w:rPr>
-        <w:t xml:space="preserve">Q. Le webhook CinetPay ne marque pas la commande comme PAID.</w:t>
-      </w:r>
-      <w:r>
-        <w:t xml:space="preserve"> </w:t>
-      </w:r>
-      <w:r>
-        <w:t xml:space="preserve">R. Vérifier (1) que l'URL</w:t>
-      </w:r>
-      <w:r>
-        <w:t xml:space="preserve"> </w:t>
-      </w:r>
-      <w:r>
-        <w:rPr>
-          <w:rStyle w:val="VerbatimChar"/>
-        </w:rPr>
-        <w:t xml:space="preserve">CINETPAY_NOTIFY_URL</w:t>
-      </w:r>
-      <w:r>
-        <w:t xml:space="preserve"> </w:t>
-      </w:r>
-      <w:r>
-        <w:t xml:space="preserve">pointe bien vers</w:t>
-      </w:r>
-      <w:r>
-        <w:t xml:space="preserve"> </w:t>
-      </w:r>
-      <w:r>
-        <w:rPr>
-          <w:rStyle w:val="VerbatimChar"/>
-        </w:rPr>
-        <w:t xml:space="preserve">https://pieces.ci/api/v1/payment/webhook</w:t>
-      </w:r>
-      <w:r>
-        <w:t xml:space="preserve">, (2) que la signature HMAC est valide, (3) que</w:t>
-      </w:r>
-      <w:r>
-        <w:t xml:space="preserve"> </w:t>
-      </w:r>
-      <w:r>
-        <w:rPr>
-          <w:rStyle w:val="VerbatimChar"/>
-        </w:rPr>
-        <w:t xml:space="preserve">paymentRef</w:t>
-      </w:r>
-      <w:r>
-        <w:t xml:space="preserve"> </w:t>
-      </w:r>
-      <w:r>
-        <w:t xml:space="preserve">n'a pas déjà été traité (idempotence). Logs :</w:t>
-      </w:r>
-      <w:r>
-        <w:t xml:space="preserve"> </w:t>
-      </w:r>
-      <w:r>
-        <w:rPr>
-          <w:rStyle w:val="VerbatimChar"/>
-        </w:rPr>
-        <w:t xml:space="preserve">event: PAYMENT_WEBHOOK_RECEIVED</w:t>
-      </w:r>
-      <w:r>
-        <w:t xml:space="preserve">.</w:t>
-      </w:r>
-    </w:p>
-    <w:p>
-      <w:pPr>
-        <w:pStyle w:val="BodyText"/>
-      </w:pPr>
+        <w:t xml:space="preserve">Panneau « Créer / changer d'abonnement »</w:t>
+      </w:r>
+      <w:r>
+        <w:t xml:space="preserve"> </w:t>
+      </w:r>
+      <w:r>
+        <w:t xml:space="preserve">:</w:t>
+      </w:r>
+    </w:p>
+    <w:p>
+      <w:pPr>
+        <w:pStyle w:val="Compact"/>
+        <w:numPr>
+          <w:ilvl w:val="0"/>
+          <w:numId w:val="1047"/>
+        </w:numPr>
+      </w:pPr>
+      <w:r>
+        <w:t xml:space="preserve">Sélecteur tier (FREE / PRO_FLOTTE / PRO_FLOTTE_PLUS)</w:t>
+      </w:r>
+    </w:p>
+    <w:p>
+      <w:pPr>
+        <w:pStyle w:val="Compact"/>
+        <w:numPr>
+          <w:ilvl w:val="0"/>
+          <w:numId w:val="1047"/>
+        </w:numPr>
+      </w:pPr>
+      <w:r>
+        <w:t xml:space="preserve">Sélecteur cycle (mensuel / annuel)</w:t>
+      </w:r>
+    </w:p>
+    <w:p>
+      <w:pPr>
+        <w:pStyle w:val="Compact"/>
+        <w:numPr>
+          <w:ilvl w:val="0"/>
+          <w:numId w:val="1047"/>
+        </w:numPr>
+      </w:pPr>
+      <w:r>
+        <w:t xml:space="preserve">Case</w:t>
+      </w:r>
+      <w:r>
+        <w:t xml:space="preserve"> </w:t>
+      </w:r>
       <w:r>
         <w:rPr>
           <w:b/>
           <w:bCs/>
         </w:rPr>
-        <w:t xml:space="preserve">Q. Le scoring d'un vendeur n'est pas à jour.</w:t>
-      </w:r>
-      <w:r>
-        <w:t xml:space="preserve"> </w:t>
-      </w:r>
-      <w:r>
-        <w:t xml:space="preserve">R. Le recalcul est cron quotidien. Force immédiat :</w:t>
-      </w:r>
-      <w:r>
-        <w:t xml:space="preserve"> </w:t>
-      </w:r>
-      <w:r>
-        <w:rPr>
-          <w:rStyle w:val="VerbatimChar"/>
-        </w:rPr>
-        <w:t xml:space="preserve">POST /api/v1/admin/vendors/:id/recompute-score</w:t>
-      </w:r>
-      <w:r>
-        <w:t xml:space="preserve">.</w:t>
-      </w:r>
-    </w:p>
-    <w:p>
-      <w:pPr>
-        <w:pStyle w:val="BodyText"/>
+        <w:t xml:space="preserve">essai 30 jours</w:t>
+      </w:r>
+      <w:r>
+        <w:t xml:space="preserve"> </w:t>
+      </w:r>
+      <w:r>
+        <w:t xml:space="preserve">(paramétrable de 1 à 90 jours, activé par défaut sauf FREE)</w:t>
+      </w:r>
+    </w:p>
+    <w:p>
+      <w:pPr>
+        <w:pStyle w:val="Compact"/>
+        <w:numPr>
+          <w:ilvl w:val="0"/>
+          <w:numId w:val="1047"/>
+        </w:numPr>
+      </w:pPr>
+      <w:r>
+        <w:t xml:space="preserve">Champ notes libre (contexte commercial, contact, conditions)</w:t>
+      </w:r>
+    </w:p>
+    <w:p>
+      <w:pPr>
+        <w:pStyle w:val="Compact"/>
+        <w:numPr>
+          <w:ilvl w:val="0"/>
+          <w:numId w:val="1047"/>
+        </w:numPr>
       </w:pPr>
       <w:r>
         <w:rPr>
           <w:b/>
           <w:bCs/>
         </w:rPr>
-        <w:t xml:space="preserve">Q. L'export CSV est en anglais ou les accents sont cassés.</w:t>
-      </w:r>
-      <w:r>
-        <w:t xml:space="preserve"> </w:t>
-      </w:r>
-      <w:r>
-        <w:t xml:space="preserve">R. Le CSV est UTF-8 avec BOM. Excel français doit l'ouvrir correctement ; si problème, Data → Importer données externes → choisir UTF-8.</w:t>
-      </w:r>
-    </w:p>
-    <w:p>
-      <w:pPr>
-        <w:pStyle w:val="BodyText"/>
+        <w:t xml:space="preserve">Important</w:t>
+      </w:r>
+      <w:r>
+        <w:t xml:space="preserve"> </w:t>
+      </w:r>
+      <w:r>
+        <w:t xml:space="preserve">: créer un nouvel abonnement annule automatiquement l'abonnement actif précédent (transition propre).</w:t>
+      </w:r>
+    </w:p>
+    <w:p>
+      <w:pPr>
+        <w:pStyle w:val="FirstParagraph"/>
       </w:pPr>
       <w:r>
         <w:rPr>
           <w:b/>
           <w:bCs/>
         </w:rPr>
-        <w:t xml:space="preserve">Q. Une migration n'a pas été appliquée en prod.</w:t>
-      </w:r>
-      <w:r>
-        <w:t xml:space="preserve"> </w:t>
-      </w:r>
-      <w:r>
-        <w:t xml:space="preserve">R. La prod utilise Prisma Postgres (pas Supabase — cf.</w:t>
-      </w:r>
-      <w:r>
-        <w:t xml:space="preserve"> </w:t>
-      </w:r>
-      <w:r>
-        <w:rPr>
-          <w:rStyle w:val="VerbatimChar"/>
-        </w:rPr>
-        <w:t xml:space="preserve">db-architecture</w:t>
-      </w:r>
-      <w:r>
-        <w:t xml:space="preserve"> </w:t>
-      </w:r>
-      <w:r>
-        <w:t xml:space="preserve">mémoire). Render lance</w:t>
-      </w:r>
-      <w:r>
-        <w:t xml:space="preserve"> </w:t>
-      </w:r>
-      <w:r>
-        <w:rPr>
-          <w:rStyle w:val="VerbatimChar"/>
-        </w:rPr>
-        <w:t xml:space="preserve">prisma migrate deploy</w:t>
-      </w:r>
-      <w:r>
-        <w:t xml:space="preserve"> </w:t>
-      </w:r>
-      <w:r>
-        <w:t xml:space="preserve">au démarrage du service</w:t>
-      </w:r>
-      <w:r>
-        <w:t xml:space="preserve"> </w:t>
-      </w:r>
-      <w:r>
-        <w:rPr>
-          <w:rStyle w:val="VerbatimChar"/>
-        </w:rPr>
-        <w:t xml:space="preserve">pieces-api</w:t>
-      </w:r>
-      <w:r>
-        <w:t xml:space="preserve">. Si des migrations restent en</w:t>
-      </w:r>
-      <w:r>
-        <w:t xml:space="preserve"> </w:t>
-      </w:r>
-      <w:r>
-        <w:rPr>
-          <w:rStyle w:val="VerbatimChar"/>
-        </w:rPr>
-        <w:t xml:space="preserve">not applied</w:t>
-      </w:r>
-      <w:r>
-        <w:t xml:space="preserve"> </w:t>
-      </w:r>
-      <w:r>
-        <w:t xml:space="preserve">après deploy, ouvrir les logs Render pour voir l'échec, ou appliquer manuellement via</w:t>
-      </w:r>
-      <w:r>
-        <w:t xml:space="preserve"> </w:t>
-      </w:r>
-      <w:r>
-        <w:rPr>
-          <w:rStyle w:val="VerbatimChar"/>
-        </w:rPr>
-        <w:t xml:space="preserve">prisma db execute --file ...</w:t>
-      </w:r>
-      <w:r>
-        <w:t xml:space="preserve"> </w:t>
-      </w:r>
-      <w:r>
-        <w:t xml:space="preserve">puis</w:t>
-      </w:r>
-      <w:r>
-        <w:t xml:space="preserve"> </w:t>
-      </w:r>
-      <w:r>
-        <w:rPr>
-          <w:rStyle w:val="VerbatimChar"/>
-        </w:rPr>
-        <w:t xml:space="preserve">prisma migrate resolve --applied &lt;name&gt;</w:t>
-      </w:r>
-      <w:r>
-        <w:t xml:space="preserve">.</w:t>
-      </w:r>
-    </w:p>
-    <w:p>
-      <w:pPr>
-        <w:pStyle w:val="BodyText"/>
-      </w:pPr>
+        <w:t xml:space="preserve">Panneau « Historique »</w:t>
+      </w:r>
+      <w:r>
+        <w:t xml:space="preserve"> </w:t>
+      </w:r>
+      <w:r>
+        <w:t xml:space="preserve">:</w:t>
+      </w:r>
+    </w:p>
+    <w:p>
+      <w:pPr>
+        <w:pStyle w:val="Compact"/>
+        <w:numPr>
+          <w:ilvl w:val="0"/>
+          <w:numId w:val="1048"/>
+        </w:numPr>
+      </w:pPr>
+      <w:r>
+        <w:t xml:space="preserve">Liste de tous les abonnements (actifs et clôturés) avec accordéons</w:t>
+      </w:r>
+    </w:p>
+    <w:p>
+      <w:pPr>
+        <w:pStyle w:val="Compact"/>
+        <w:numPr>
+          <w:ilvl w:val="0"/>
+          <w:numId w:val="1048"/>
+        </w:numPr>
+      </w:pPr>
+      <w:r>
+        <w:t xml:space="preserve">Chaque entrée détaille les</w:t>
+      </w:r>
+      <w:r>
+        <w:t xml:space="preserve"> </w:t>
+      </w:r>
       <w:r>
         <w:rPr>
           <w:b/>
           <w:bCs/>
         </w:rPr>
-        <w:t xml:space="preserve">Q. Comment ajouter un nouveau type d'action à tracer dans le journal d'audit ?</w:t>
-      </w:r>
-      <w:r>
-        <w:t xml:space="preserve"> </w:t>
-      </w:r>
-      <w:r>
-        <w:t xml:space="preserve">R. (1) Ajouter le code à</w:t>
-      </w:r>
-      <w:r>
-        <w:t xml:space="preserve"> </w:t>
-      </w:r>
-      <w:r>
-        <w:rPr>
-          <w:rStyle w:val="VerbatimChar"/>
-        </w:rPr>
-        <w:t xml:space="preserve">ActivityAction</w:t>
-      </w:r>
-      <w:r>
-        <w:t xml:space="preserve"> </w:t>
-      </w:r>
-      <w:r>
-        <w:t xml:space="preserve">dans</w:t>
-      </w:r>
-      <w:r>
-        <w:t xml:space="preserve"> </w:t>
-      </w:r>
-      <w:r>
-        <w:rPr>
-          <w:rStyle w:val="VerbatimChar"/>
-        </w:rPr>
-        <w:t xml:space="preserve">apps/api/src/lib/activityLog.ts</w:t>
-      </w:r>
-      <w:r>
-        <w:t xml:space="preserve">, (2) appeler</w:t>
-      </w:r>
-      <w:r>
-        <w:t xml:space="preserve"> </w:t>
-      </w:r>
-      <w:r>
-        <w:rPr>
-          <w:rStyle w:val="VerbatimChar"/>
-        </w:rPr>
-        <w:t xml:space="preserve">recordActivity({...})</w:t>
-      </w:r>
-      <w:r>
-        <w:t xml:space="preserve"> </w:t>
-      </w:r>
-      <w:r>
-        <w:t xml:space="preserve">dans le handler de route concerné, (3) ajouter le libellé français dans</w:t>
-      </w:r>
-      <w:r>
-        <w:t xml:space="preserve"> </w:t>
-      </w:r>
-      <w:r>
-        <w:rPr>
-          <w:rStyle w:val="VerbatimChar"/>
-        </w:rPr>
-        <w:t xml:space="preserve">ACTION_LABELS</w:t>
-      </w:r>
-      <w:r>
-        <w:t xml:space="preserve"> </w:t>
-      </w:r>
-      <w:r>
-        <w:t xml:space="preserve">de</w:t>
-      </w:r>
-      <w:r>
-        <w:t xml:space="preserve"> </w:t>
-      </w:r>
-      <w:r>
-        <w:rPr>
-          <w:rStyle w:val="VerbatimChar"/>
-        </w:rPr>
-        <w:t xml:space="preserve">apps/web/app/(auth)/admin/liaisons/[id]/page.tsx</w:t>
-      </w:r>
-      <w:r>
-        <w:t xml:space="preserve">.</w:t>
-      </w:r>
-    </w:p>
+        <w:t xml:space="preserve">événements audit</w:t>
+      </w:r>
+      <w:r>
+        <w:t xml:space="preserve"> </w:t>
+      </w:r>
+      <w:r>
+        <w:t xml:space="preserve">(</w:t>
+      </w:r>
+      <w:r>
+        <w:rPr>
+          <w:rStyle w:val="VerbatimChar"/>
+        </w:rPr>
+        <w:t xml:space="preserve">CREATED</w:t>
+      </w:r>
+      <w:r>
+        <w:t xml:space="preserve">,</w:t>
+      </w:r>
+      <w:r>
+        <w:t xml:space="preserve"> </w:t>
+      </w:r>
+      <w:r>
+        <w:rPr>
+          <w:rStyle w:val="VerbatimChar"/>
+        </w:rPr>
+        <w:t xml:space="preserve">TRIAL_STARTED</w:t>
+      </w:r>
+      <w:r>
+        <w:t xml:space="preserve">,</w:t>
+      </w:r>
+      <w:r>
+        <w:t xml:space="preserve"> </w:t>
+      </w:r>
+      <w:r>
+        <w:rPr>
+          <w:rStyle w:val="VerbatimChar"/>
+        </w:rPr>
+        <w:t xml:space="preserve">ACTIVATED</w:t>
+      </w:r>
+      <w:r>
+        <w:t xml:space="preserve">,</w:t>
+      </w:r>
+      <w:r>
+        <w:t xml:space="preserve"> </w:t>
+      </w:r>
+      <w:r>
+        <w:rPr>
+          <w:rStyle w:val="VerbatimChar"/>
+        </w:rPr>
+        <w:t xml:space="preserve">SUSPENDED</w:t>
+      </w:r>
+      <w:r>
+        <w:t xml:space="preserve">,</w:t>
+      </w:r>
+      <w:r>
+        <w:t xml:space="preserve"> </w:t>
+      </w:r>
+      <w:r>
+        <w:rPr>
+          <w:rStyle w:val="VerbatimChar"/>
+        </w:rPr>
+        <w:t xml:space="preserve">REACTIVATED</w:t>
+      </w:r>
+      <w:r>
+        <w:t xml:space="preserve">,</w:t>
+      </w:r>
+      <w:r>
+        <w:t xml:space="preserve"> </w:t>
+      </w:r>
+      <w:r>
+        <w:rPr>
+          <w:rStyle w:val="VerbatimChar"/>
+        </w:rPr>
+        <w:t xml:space="preserve">CANCELLED</w:t>
+      </w:r>
+      <w:r>
+        <w:t xml:space="preserve">,</w:t>
+      </w:r>
+      <w:r>
+        <w:t xml:space="preserve"> </w:t>
+      </w:r>
+      <w:r>
+        <w:rPr>
+          <w:rStyle w:val="VerbatimChar"/>
+        </w:rPr>
+        <w:t xml:space="preserve">TIER_CHANGED</w:t>
+      </w:r>
+      <w:r>
+        <w:t xml:space="preserve">,</w:t>
+      </w:r>
+      <w:r>
+        <w:t xml:space="preserve"> </w:t>
+      </w:r>
+      <w:r>
+        <w:rPr>
+          <w:rStyle w:val="VerbatimChar"/>
+        </w:rPr>
+        <w:t xml:space="preserve">CYCLE_CHANGED</w:t>
+      </w:r>
+      <w:r>
+        <w:t xml:space="preserve">,</w:t>
+      </w:r>
+      <w:r>
+        <w:t xml:space="preserve"> </w:t>
+      </w:r>
+      <w:r>
+        <w:rPr>
+          <w:rStyle w:val="VerbatimChar"/>
+        </w:rPr>
+        <w:t xml:space="preserve">ROI_GUARANTEE_INVOKED</w:t>
+      </w:r>
+      <w:r>
+        <w:t xml:space="preserve">,</w:t>
+      </w:r>
+      <w:r>
+        <w:t xml:space="preserve"> </w:t>
+      </w:r>
+      <w:r>
+        <w:rPr>
+          <w:rStyle w:val="VerbatimChar"/>
+        </w:rPr>
+        <w:t xml:space="preserve">SLA_BREACH</w:t>
+      </w:r>
+      <w:r>
+        <w:t xml:space="preserve">) avec horodatage et acteur</w:t>
+      </w:r>
+    </w:p>
+    <w:bookmarkEnd w:id="120"/>
+    <w:bookmarkStart w:id="121" w:name="statuts-subscriptionstatus"/>
+    <w:p>
+      <w:pPr>
+        <w:pStyle w:val="Heading3"/>
+      </w:pPr>
+      <w:r>
+        <w:t xml:space="preserve">Statuts (</w:t>
+      </w:r>
+      <w:r>
+        <w:rPr>
+          <w:rStyle w:val="VerbatimChar"/>
+        </w:rPr>
+        <w:t xml:space="preserve">SubscriptionStatus</w:t>
+      </w:r>
+      <w:r>
+        <w:t xml:space="preserve">)</w:t>
+      </w:r>
+    </w:p>
+    <w:tbl>
+      <w:tblPr>
+        <w:tblStyle w:val="Table"/>
+        <w:tblW w:type="auto" w:w="0"/>
+        <w:tblLook w:firstRow="1" w:lastRow="0" w:firstColumn="0" w:lastColumn="0" w:noHBand="0" w:noVBand="0" w:val="0020"/>
+      </w:tblPr>
+      <w:tblGrid>
+        <w:gridCol w:w="2640"/>
+        <w:gridCol w:w="2640"/>
+        <w:gridCol w:w="2640"/>
+      </w:tblGrid>
+      <w:tr>
+        <w:trPr>
+          <w:tblHeader w:val="on"/>
+        </w:trPr>
+        <w:tc>
+          <w:tcPr/>
+          <w:p>
+            <w:pPr>
+              <w:pStyle w:val="Compact"/>
+            </w:pPr>
+            <w:r>
+              <w:t xml:space="preserve">Statut</w:t>
+            </w:r>
+          </w:p>
+        </w:tc>
+        <w:tc>
+          <w:tcPr/>
+          <w:p>
+            <w:pPr>
+              <w:pStyle w:val="Compact"/>
+            </w:pPr>
+            <w:r>
+              <w:t xml:space="preserve">Sens</w:t>
+            </w:r>
+          </w:p>
+        </w:tc>
+        <w:tc>
+          <w:tcPr/>
+          <w:p>
+            <w:pPr>
+              <w:pStyle w:val="Compact"/>
+            </w:pPr>
+            <w:r>
+              <w:t xml:space="preserve">Conséquence côté features</w:t>
+            </w:r>
+          </w:p>
+        </w:tc>
+      </w:tr>
+      <w:tr>
+        <w:tc>
+          <w:tcPr/>
+          <w:p>
+            <w:pPr>
+              <w:pStyle w:val="Compact"/>
+            </w:pPr>
+            <w:r>
+              <w:rPr>
+                <w:rStyle w:val="VerbatimChar"/>
+              </w:rPr>
+              <w:t xml:space="preserve">TRIALING</w:t>
+            </w:r>
+          </w:p>
+        </w:tc>
+        <w:tc>
+          <w:tcPr/>
+          <w:p>
+            <w:pPr>
+              <w:pStyle w:val="Compact"/>
+            </w:pPr>
+            <w:r>
+              <w:t xml:space="preserve">Essai 30 j en cours</w:t>
+            </w:r>
+          </w:p>
+        </w:tc>
+        <w:tc>
+          <w:tcPr/>
+          <w:p>
+            <w:pPr>
+              <w:pStyle w:val="Compact"/>
+            </w:pPr>
+            <w:r>
+              <w:t xml:space="preserve">Toutes les features du tier activées</w:t>
+            </w:r>
+          </w:p>
+        </w:tc>
+      </w:tr>
+      <w:tr>
+        <w:tc>
+          <w:tcPr/>
+          <w:p>
+            <w:pPr>
+              <w:pStyle w:val="Compact"/>
+            </w:pPr>
+            <w:r>
+              <w:rPr>
+                <w:rStyle w:val="VerbatimChar"/>
+              </w:rPr>
+              <w:t xml:space="preserve">ACTIVE</w:t>
+            </w:r>
+          </w:p>
+        </w:tc>
+        <w:tc>
+          <w:tcPr/>
+          <w:p>
+            <w:pPr>
+              <w:pStyle w:val="Compact"/>
+            </w:pPr>
+            <w:r>
+              <w:t xml:space="preserve">Abonnement payant actif</w:t>
+            </w:r>
+          </w:p>
+        </w:tc>
+        <w:tc>
+          <w:tcPr/>
+          <w:p>
+            <w:pPr>
+              <w:pStyle w:val="Compact"/>
+            </w:pPr>
+            <w:r>
+              <w:t xml:space="preserve">Toutes les features du tier activées</w:t>
+            </w:r>
+          </w:p>
+        </w:tc>
+      </w:tr>
+      <w:tr>
+        <w:tc>
+          <w:tcPr/>
+          <w:p>
+            <w:pPr>
+              <w:pStyle w:val="Compact"/>
+            </w:pPr>
+            <w:r>
+              <w:rPr>
+                <w:rStyle w:val="VerbatimChar"/>
+              </w:rPr>
+              <w:t xml:space="preserve">SUSPENDED</w:t>
+            </w:r>
+          </w:p>
+        </w:tc>
+        <w:tc>
+          <w:tcPr/>
+          <w:p>
+            <w:pPr>
+              <w:pStyle w:val="Compact"/>
+            </w:pPr>
+            <w:r>
+              <w:t xml:space="preserve">Suspendu (impayé, litige…)</w:t>
+            </w:r>
+          </w:p>
+        </w:tc>
+        <w:tc>
+          <w:tcPr/>
+          <w:p>
+            <w:pPr>
+              <w:pStyle w:val="Compact"/>
+            </w:pPr>
+            <w:r>
+              <w:t xml:space="preserve">Features désactivées tant que pas réactivé</w:t>
+            </w:r>
+          </w:p>
+        </w:tc>
+      </w:tr>
+      <w:tr>
+        <w:tc>
+          <w:tcPr/>
+          <w:p>
+            <w:pPr>
+              <w:pStyle w:val="Compact"/>
+            </w:pPr>
+            <w:r>
+              <w:rPr>
+                <w:rStyle w:val="VerbatimChar"/>
+              </w:rPr>
+              <w:t xml:space="preserve">CANCELLED</w:t>
+            </w:r>
+          </w:p>
+        </w:tc>
+        <w:tc>
+          <w:tcPr/>
+          <w:p>
+            <w:pPr>
+              <w:pStyle w:val="Compact"/>
+            </w:pPr>
+            <w:r>
+              <w:t xml:space="preserve">Définitivement résilié</w:t>
+            </w:r>
+          </w:p>
+        </w:tc>
+        <w:tc>
+          <w:tcPr/>
+          <w:p>
+            <w:pPr>
+              <w:pStyle w:val="Compact"/>
+            </w:pPr>
+            <w:r>
+              <w:t xml:space="preserve">Features désactivées, entreprise repasse en FREE</w:t>
+            </w:r>
+          </w:p>
+        </w:tc>
+      </w:tr>
+    </w:tbl>
     <w:p>
       <w:pPr>
         <w:pStyle w:val="BodyText"/>
       </w:pPr>
       <w:r>
-        <w:rPr>
-          <w:b/>
-          <w:bCs/>
-        </w:rPr>
-        <w:t xml:space="preserve">Q. Comment ajouter une page dans la sidebar admin ?</w:t>
-      </w:r>
-      <w:r>
-        <w:t xml:space="preserve"> </w:t>
-      </w:r>
-      <w:r>
-        <w:t xml:space="preserve">R. Éditer</w:t>
-      </w:r>
-      <w:r>
-        <w:t xml:space="preserve"> </w:t>
-      </w:r>
-      <w:r>
-        <w:rPr>
-          <w:rStyle w:val="VerbatimChar"/>
-        </w:rPr>
-        <w:t xml:space="preserve">NAV</w:t>
-      </w:r>
-      <w:r>
-        <w:t xml:space="preserve"> </w:t>
-      </w:r>
-      <w:r>
-        <w:t xml:space="preserve">dans</w:t>
-      </w:r>
-      <w:r>
-        <w:t xml:space="preserve"> </w:t>
-      </w:r>
-      <w:r>
-        <w:rPr>
-          <w:rStyle w:val="VerbatimChar"/>
-        </w:rPr>
-        <w:t xml:space="preserve">apps/web/app/(auth)/admin/layout.tsx</w:t>
-      </w:r>
-      <w:r>
-        <w:t xml:space="preserve">. La page est protégée automatiquement par le guard d'auth/role du layout.</w:t>
+        <w:t xml:space="preserve">L'expiration automatique d'un essai (</w:t>
+      </w:r>
+      <w:r>
+        <w:rPr>
+          <w:rStyle w:val="VerbatimChar"/>
+        </w:rPr>
+        <w:t xml:space="preserve">trialEndsAt</w:t>
+      </w:r>
+      <w:r>
+        <w:t xml:space="preserve"> </w:t>
+      </w:r>
+      <w:r>
+        <w:t xml:space="preserve">&lt; now) bascule lazy le tier effectif à</w:t>
+      </w:r>
+      <w:r>
+        <w:t xml:space="preserve"> </w:t>
+      </w:r>
+      <w:r>
+        <w:rPr>
+          <w:rStyle w:val="VerbatimChar"/>
+        </w:rPr>
+        <w:t xml:space="preserve">FREE</w:t>
+      </w:r>
+      <w:r>
+        <w:t xml:space="preserve"> </w:t>
+      </w:r>
+      <w:r>
+        <w:t xml:space="preserve">même si le statut DB reste</w:t>
+      </w:r>
+      <w:r>
+        <w:t xml:space="preserve"> </w:t>
+      </w:r>
+      <w:r>
+        <w:rPr>
+          <w:rStyle w:val="VerbatimChar"/>
+        </w:rPr>
+        <w:t xml:space="preserve">TRIALING</w:t>
+      </w:r>
+      <w:r>
+        <w:t xml:space="preserve"> </w:t>
+      </w:r>
+      <w:r>
+        <w:t xml:space="preserve">(à durcir par un cron en phase 2).</w:t>
+      </w:r>
+    </w:p>
+    <w:bookmarkEnd w:id="121"/>
+    <w:bookmarkStart w:id="122" w:name="modèle-enterprisesubscription"/>
+    <w:p>
+      <w:pPr>
+        <w:pStyle w:val="Heading3"/>
+      </w:pPr>
+      <w:r>
+        <w:t xml:space="preserve">Modèle</w:t>
+      </w:r>
+      <w:r>
+        <w:t xml:space="preserve"> </w:t>
+      </w:r>
+      <w:r>
+        <w:rPr>
+          <w:rStyle w:val="VerbatimChar"/>
+        </w:rPr>
+        <w:t xml:space="preserve">EnterpriseSubscription</w:t>
+      </w:r>
+    </w:p>
+    <w:tbl>
+      <w:tblPr>
+        <w:tblStyle w:val="Table"/>
+        <w:tblW w:type="auto" w:w="0"/>
+        <w:tblLook w:firstRow="1" w:lastRow="0" w:firstColumn="0" w:lastColumn="0" w:noHBand="0" w:noVBand="0" w:val="0020"/>
+      </w:tblPr>
+      <w:tblGrid>
+        <w:gridCol w:w="3960"/>
+        <w:gridCol w:w="3960"/>
+      </w:tblGrid>
+      <w:tr>
+        <w:trPr>
+          <w:tblHeader w:val="on"/>
+        </w:trPr>
+        <w:tc>
+          <w:tcPr/>
+          <w:p>
+            <w:pPr>
+              <w:pStyle w:val="Compact"/>
+            </w:pPr>
+            <w:r>
+              <w:t xml:space="preserve">Champ</w:t>
+            </w:r>
+          </w:p>
+        </w:tc>
+        <w:tc>
+          <w:tcPr/>
+          <w:p>
+            <w:pPr>
+              <w:pStyle w:val="Compact"/>
+            </w:pPr>
+            <w:r>
+              <w:t xml:space="preserve">Rôle</w:t>
+            </w:r>
+          </w:p>
+        </w:tc>
+      </w:tr>
+      <w:tr>
+        <w:tc>
+          <w:tcPr/>
+          <w:p>
+            <w:pPr>
+              <w:pStyle w:val="Compact"/>
+            </w:pPr>
+            <w:r>
+              <w:rPr>
+                <w:rStyle w:val="VerbatimChar"/>
+              </w:rPr>
+              <w:t xml:space="preserve">enterpriseId</w:t>
+            </w:r>
+          </w:p>
+        </w:tc>
+        <w:tc>
+          <w:tcPr/>
+          <w:p>
+            <w:pPr>
+              <w:pStyle w:val="Compact"/>
+            </w:pPr>
+            <w:r>
+              <w:t xml:space="preserve">FK vers</w:t>
+            </w:r>
+            <w:r>
+              <w:t xml:space="preserve"> </w:t>
+            </w:r>
+            <w:r>
+              <w:rPr>
+                <w:rStyle w:val="VerbatimChar"/>
+              </w:rPr>
+              <w:t xml:space="preserve">enterprises</w:t>
+            </w:r>
+          </w:p>
+        </w:tc>
+      </w:tr>
+      <w:tr>
+        <w:tc>
+          <w:tcPr/>
+          <w:p>
+            <w:pPr>
+              <w:pStyle w:val="Compact"/>
+            </w:pPr>
+            <w:r>
+              <w:rPr>
+                <w:rStyle w:val="VerbatimChar"/>
+              </w:rPr>
+              <w:t xml:space="preserve">tier</w:t>
+            </w:r>
+          </w:p>
+        </w:tc>
+        <w:tc>
+          <w:tcPr/>
+          <w:p>
+            <w:pPr>
+              <w:pStyle w:val="Compact"/>
+            </w:pPr>
+            <w:r>
+              <w:rPr>
+                <w:rStyle w:val="VerbatimChar"/>
+              </w:rPr>
+              <w:t xml:space="preserve">SubscriptionTier</w:t>
+            </w:r>
+          </w:p>
+        </w:tc>
+      </w:tr>
+      <w:tr>
+        <w:tc>
+          <w:tcPr/>
+          <w:p>
+            <w:pPr>
+              <w:pStyle w:val="Compact"/>
+            </w:pPr>
+            <w:r>
+              <w:rPr>
+                <w:rStyle w:val="VerbatimChar"/>
+              </w:rPr>
+              <w:t xml:space="preserve">status</w:t>
+            </w:r>
+          </w:p>
+        </w:tc>
+        <w:tc>
+          <w:tcPr/>
+          <w:p>
+            <w:pPr>
+              <w:pStyle w:val="Compact"/>
+            </w:pPr>
+            <w:r>
+              <w:rPr>
+                <w:rStyle w:val="VerbatimChar"/>
+              </w:rPr>
+              <w:t xml:space="preserve">SubscriptionStatus</w:t>
+            </w:r>
+          </w:p>
+        </w:tc>
+      </w:tr>
+      <w:tr>
+        <w:tc>
+          <w:tcPr/>
+          <w:p>
+            <w:pPr>
+              <w:pStyle w:val="Compact"/>
+            </w:pPr>
+            <w:r>
+              <w:rPr>
+                <w:rStyle w:val="VerbatimChar"/>
+              </w:rPr>
+              <w:t xml:space="preserve">billingCycle</w:t>
+            </w:r>
+          </w:p>
+        </w:tc>
+        <w:tc>
+          <w:tcPr/>
+          <w:p>
+            <w:pPr>
+              <w:pStyle w:val="Compact"/>
+            </w:pPr>
+            <w:r>
+              <w:rPr>
+                <w:rStyle w:val="VerbatimChar"/>
+              </w:rPr>
+              <w:t xml:space="preserve">MONTHLY</w:t>
+            </w:r>
+            <w:r>
+              <w:t xml:space="preserve"> </w:t>
+            </w:r>
+            <w:r>
+              <w:t xml:space="preserve">ou</w:t>
+            </w:r>
+            <w:r>
+              <w:t xml:space="preserve"> </w:t>
+            </w:r>
+            <w:r>
+              <w:rPr>
+                <w:rStyle w:val="VerbatimChar"/>
+              </w:rPr>
+              <w:t xml:space="preserve">ANNUAL</w:t>
+            </w:r>
+          </w:p>
+        </w:tc>
+      </w:tr>
+      <w:tr>
+        <w:tc>
+          <w:tcPr/>
+          <w:p>
+            <w:pPr>
+              <w:pStyle w:val="Compact"/>
+            </w:pPr>
+            <w:r>
+              <w:rPr>
+                <w:rStyle w:val="VerbatimChar"/>
+              </w:rPr>
+              <w:t xml:space="preserve">trialEndsAt</w:t>
+            </w:r>
+          </w:p>
+        </w:tc>
+        <w:tc>
+          <w:tcPr/>
+          <w:p>
+            <w:pPr>
+              <w:pStyle w:val="Compact"/>
+            </w:pPr>
+            <w:r>
+              <w:t xml:space="preserve">Date d'expiration de l'essai (nullable)</w:t>
+            </w:r>
+          </w:p>
+        </w:tc>
+      </w:tr>
+      <w:tr>
+        <w:tc>
+          <w:tcPr/>
+          <w:p>
+            <w:pPr>
+              <w:pStyle w:val="Compact"/>
+            </w:pPr>
+            <w:r>
+              <w:rPr>
+                <w:rStyle w:val="VerbatimChar"/>
+              </w:rPr>
+              <w:t xml:space="preserve">startedAt</w:t>
+            </w:r>
+          </w:p>
+        </w:tc>
+        <w:tc>
+          <w:tcPr/>
+          <w:p>
+            <w:pPr>
+              <w:pStyle w:val="Compact"/>
+            </w:pPr>
+            <w:r>
+              <w:t xml:space="preserve">Date de démarrage</w:t>
+            </w:r>
+          </w:p>
+        </w:tc>
+      </w:tr>
+      <w:tr>
+        <w:tc>
+          <w:tcPr/>
+          <w:p>
+            <w:pPr>
+              <w:pStyle w:val="Compact"/>
+            </w:pPr>
+            <w:r>
+              <w:rPr>
+                <w:rStyle w:val="VerbatimChar"/>
+              </w:rPr>
+              <w:t xml:space="preserve">currentPeriodEnd</w:t>
+            </w:r>
+          </w:p>
+        </w:tc>
+        <w:tc>
+          <w:tcPr/>
+          <w:p>
+            <w:pPr>
+              <w:pStyle w:val="Compact"/>
+            </w:pPr>
+            <w:r>
+              <w:t xml:space="preserve">Fin de période en cours (cron facturation en phase 2)</w:t>
+            </w:r>
+          </w:p>
+        </w:tc>
+      </w:tr>
+      <w:tr>
+        <w:tc>
+          <w:tcPr/>
+          <w:p>
+            <w:pPr>
+              <w:pStyle w:val="Compact"/>
+            </w:pPr>
+            <w:r>
+              <w:rPr>
+                <w:rStyle w:val="VerbatimChar"/>
+              </w:rPr>
+              <w:t xml:space="preserve">cancelledAt</w:t>
+            </w:r>
+          </w:p>
+        </w:tc>
+        <w:tc>
+          <w:tcPr/>
+          <w:p>
+            <w:pPr>
+              <w:pStyle w:val="Compact"/>
+            </w:pPr>
+            <w:r>
+              <w:t xml:space="preserve">Date d'annulation (nullable)</w:t>
+            </w:r>
+          </w:p>
+        </w:tc>
+      </w:tr>
+      <w:tr>
+        <w:tc>
+          <w:tcPr/>
+          <w:p>
+            <w:pPr>
+              <w:pStyle w:val="Compact"/>
+            </w:pPr>
+            <w:r>
+              <w:rPr>
+                <w:rStyle w:val="VerbatimChar"/>
+              </w:rPr>
+              <w:t xml:space="preserve">notes</w:t>
+            </w:r>
+          </w:p>
+        </w:tc>
+        <w:tc>
+          <w:tcPr/>
+          <w:p>
+            <w:pPr>
+              <w:pStyle w:val="Compact"/>
+            </w:pPr>
+            <w:r>
+              <w:t xml:space="preserve">Contexte commercial (texte libre)</w:t>
+            </w:r>
+          </w:p>
+        </w:tc>
+      </w:tr>
+    </w:tbl>
+    <w:p>
+      <w:pPr>
+        <w:pStyle w:val="BodyText"/>
+      </w:pPr>
+      <w:r>
+        <w:t xml:space="preserve">Tous les changements de statut/tier produisent une ligne dans</w:t>
+      </w:r>
+      <w:r>
+        <w:t xml:space="preserve"> </w:t>
+      </w:r>
+      <w:r>
+        <w:rPr>
+          <w:rStyle w:val="VerbatimChar"/>
+        </w:rPr>
+        <w:t xml:space="preserve">EnterpriseSubscriptionEvent</w:t>
+      </w:r>
+      <w:r>
+        <w:t xml:space="preserve"> </w:t>
+      </w:r>
+      <w:r>
+        <w:t xml:space="preserve">avec payload JSON et</w:t>
+      </w:r>
+      <w:r>
+        <w:t xml:space="preserve"> </w:t>
+      </w:r>
+      <w:r>
+        <w:rPr>
+          <w:rStyle w:val="VerbatimChar"/>
+        </w:rPr>
+        <w:t xml:space="preserve">actorUserId</w:t>
+      </w:r>
+      <w:r>
+        <w:t xml:space="preserve"> </w:t>
+      </w:r>
+      <w:r>
+        <w:t xml:space="preserve">pour l'audit.</w:t>
+      </w:r>
+    </w:p>
+    <w:bookmarkEnd w:id="122"/>
+    <w:bookmarkStart w:id="123" w:name="endpoints-admin-1"/>
+    <w:p>
+      <w:pPr>
+        <w:pStyle w:val="Heading3"/>
+      </w:pPr>
+      <w:r>
+        <w:t xml:space="preserve">Endpoints admin</w:t>
+      </w:r>
+    </w:p>
+    <w:tbl>
+      <w:tblPr>
+        <w:tblStyle w:val="Table"/>
+        <w:tblW w:type="auto" w:w="0"/>
+        <w:tblLook w:firstRow="1" w:lastRow="0" w:firstColumn="0" w:lastColumn="0" w:noHBand="0" w:noVBand="0" w:val="0020"/>
+      </w:tblPr>
+      <w:tblGrid>
+        <w:gridCol w:w="2640"/>
+        <w:gridCol w:w="2640"/>
+        <w:gridCol w:w="2640"/>
+      </w:tblGrid>
+      <w:tr>
+        <w:trPr>
+          <w:tblHeader w:val="on"/>
+        </w:trPr>
+        <w:tc>
+          <w:tcPr/>
+          <w:p>
+            <w:pPr>
+              <w:pStyle w:val="Compact"/>
+            </w:pPr>
+            <w:r>
+              <w:t xml:space="preserve">Méthode</w:t>
+            </w:r>
+          </w:p>
+        </w:tc>
+        <w:tc>
+          <w:tcPr/>
+          <w:p>
+            <w:pPr>
+              <w:pStyle w:val="Compact"/>
+            </w:pPr>
+            <w:r>
+              <w:t xml:space="preserve">URL</w:t>
+            </w:r>
+          </w:p>
+        </w:tc>
+        <w:tc>
+          <w:tcPr/>
+          <w:p>
+            <w:pPr>
+              <w:pStyle w:val="Compact"/>
+            </w:pPr>
+            <w:r>
+              <w:t xml:space="preserve">Effet</w:t>
+            </w:r>
+          </w:p>
+        </w:tc>
+      </w:tr>
+      <w:tr>
+        <w:tc>
+          <w:tcPr/>
+          <w:p>
+            <w:pPr>
+              <w:pStyle w:val="Compact"/>
+            </w:pPr>
+            <w:r>
+              <w:rPr>
+                <w:rStyle w:val="VerbatimChar"/>
+              </w:rPr>
+              <w:t xml:space="preserve">GET</w:t>
+            </w:r>
+          </w:p>
+        </w:tc>
+        <w:tc>
+          <w:tcPr/>
+          <w:p>
+            <w:pPr>
+              <w:pStyle w:val="Compact"/>
+            </w:pPr>
+            <w:r>
+              <w:rPr>
+                <w:rStyle w:val="VerbatimChar"/>
+              </w:rPr>
+              <w:t xml:space="preserve">/api/v1/admin/enterprises/:id/subscription</w:t>
+            </w:r>
+          </w:p>
+        </w:tc>
+        <w:tc>
+          <w:tcPr/>
+          <w:p>
+            <w:pPr>
+              <w:pStyle w:val="Compact"/>
+            </w:pPr>
+            <w:r>
+              <w:t xml:space="preserve">Abonnement actif + tarif estimé (basé sur nb véhicules réel)</w:t>
+            </w:r>
+          </w:p>
+        </w:tc>
+      </w:tr>
+      <w:tr>
+        <w:tc>
+          <w:tcPr/>
+          <w:p>
+            <w:pPr>
+              <w:pStyle w:val="Compact"/>
+            </w:pPr>
+            <w:r>
+              <w:rPr>
+                <w:rStyle w:val="VerbatimChar"/>
+              </w:rPr>
+              <w:t xml:space="preserve">GET</w:t>
+            </w:r>
+          </w:p>
+        </w:tc>
+        <w:tc>
+          <w:tcPr/>
+          <w:p>
+            <w:pPr>
+              <w:pStyle w:val="Compact"/>
+            </w:pPr>
+            <w:r>
+              <w:rPr>
+                <w:rStyle w:val="VerbatimChar"/>
+              </w:rPr>
+              <w:t xml:space="preserve">/api/v1/admin/enterprises/:id/subscriptions</w:t>
+            </w:r>
+          </w:p>
+        </w:tc>
+        <w:tc>
+          <w:tcPr/>
+          <w:p>
+            <w:pPr>
+              <w:pStyle w:val="Compact"/>
+            </w:pPr>
+            <w:r>
+              <w:t xml:space="preserve">Historique complet avec événements</w:t>
+            </w:r>
+          </w:p>
+        </w:tc>
+      </w:tr>
+      <w:tr>
+        <w:tc>
+          <w:tcPr/>
+          <w:p>
+            <w:pPr>
+              <w:pStyle w:val="Compact"/>
+            </w:pPr>
+            <w:r>
+              <w:rPr>
+                <w:rStyle w:val="VerbatimChar"/>
+              </w:rPr>
+              <w:t xml:space="preserve">POST</w:t>
+            </w:r>
+          </w:p>
+        </w:tc>
+        <w:tc>
+          <w:tcPr/>
+          <w:p>
+            <w:pPr>
+              <w:pStyle w:val="Compact"/>
+            </w:pPr>
+            <w:r>
+              <w:rPr>
+                <w:rStyle w:val="VerbatimChar"/>
+              </w:rPr>
+              <w:t xml:space="preserve">/api/v1/admin/enterprises/:id/subscriptions</w:t>
+            </w:r>
+          </w:p>
+        </w:tc>
+        <w:tc>
+          <w:tcPr/>
+          <w:p>
+            <w:pPr>
+              <w:pStyle w:val="Compact"/>
+            </w:pPr>
+            <w:r>
+              <w:t xml:space="preserve">Créer (annule l'actif précédent). Body :</w:t>
+            </w:r>
+            <w:r>
+              <w:t xml:space="preserve"> </w:t>
+            </w:r>
+            <w:r>
+              <w:rPr>
+                <w:rStyle w:val="VerbatimChar"/>
+              </w:rPr>
+              <w:t xml:space="preserve">{ tier, billingCycle, startTrial, trialDays, notes }</w:t>
+            </w:r>
+          </w:p>
+        </w:tc>
+      </w:tr>
+      <w:tr>
+        <w:tc>
+          <w:tcPr/>
+          <w:p>
+            <w:pPr>
+              <w:pStyle w:val="Compact"/>
+            </w:pPr>
+            <w:r>
+              <w:rPr>
+                <w:rStyle w:val="VerbatimChar"/>
+              </w:rPr>
+              <w:t xml:space="preserve">PATCH</w:t>
+            </w:r>
+          </w:p>
+        </w:tc>
+        <w:tc>
+          <w:tcPr/>
+          <w:p>
+            <w:pPr>
+              <w:pStyle w:val="Compact"/>
+            </w:pPr>
+            <w:r>
+              <w:rPr>
+                <w:rStyle w:val="VerbatimChar"/>
+              </w:rPr>
+              <w:t xml:space="preserve">/api/v1/admin/subscriptions/:subscriptionId</w:t>
+            </w:r>
+          </w:p>
+        </w:tc>
+        <w:tc>
+          <w:tcPr/>
+          <w:p>
+            <w:pPr>
+              <w:pStyle w:val="Compact"/>
+            </w:pPr>
+            <w:r>
+              <w:t xml:space="preserve">Modifier (tier, status, billingCycle, notes)</w:t>
+            </w:r>
+          </w:p>
+        </w:tc>
+      </w:tr>
+    </w:tbl>
+    <w:bookmarkEnd w:id="123"/>
+    <w:bookmarkStart w:id="124" w:name="endpoint-entreprise-lecture-seule"/>
+    <w:p>
+      <w:pPr>
+        <w:pStyle w:val="Heading3"/>
+      </w:pPr>
+      <w:r>
+        <w:t xml:space="preserve">Endpoint entreprise (lecture seule)</w:t>
+      </w:r>
+    </w:p>
+    <w:tbl>
+      <w:tblPr>
+        <w:tblStyle w:val="Table"/>
+        <w:tblW w:type="auto" w:w="0"/>
+        <w:tblLook w:firstRow="1" w:lastRow="0" w:firstColumn="0" w:lastColumn="0" w:noHBand="0" w:noVBand="0" w:val="0020"/>
+      </w:tblPr>
+      <w:tblGrid>
+        <w:gridCol w:w="2640"/>
+        <w:gridCol w:w="2640"/>
+        <w:gridCol w:w="2640"/>
+      </w:tblGrid>
+      <w:tr>
+        <w:trPr>
+          <w:tblHeader w:val="on"/>
+        </w:trPr>
+        <w:tc>
+          <w:tcPr/>
+          <w:p>
+            <w:pPr>
+              <w:pStyle w:val="Compact"/>
+            </w:pPr>
+            <w:r>
+              <w:t xml:space="preserve">Méthode</w:t>
+            </w:r>
+          </w:p>
+        </w:tc>
+        <w:tc>
+          <w:tcPr/>
+          <w:p>
+            <w:pPr>
+              <w:pStyle w:val="Compact"/>
+            </w:pPr>
+            <w:r>
+              <w:t xml:space="preserve">URL</w:t>
+            </w:r>
+          </w:p>
+        </w:tc>
+        <w:tc>
+          <w:tcPr/>
+          <w:p>
+            <w:pPr>
+              <w:pStyle w:val="Compact"/>
+            </w:pPr>
+            <w:r>
+              <w:t xml:space="preserve">Effet</w:t>
+            </w:r>
+          </w:p>
+        </w:tc>
+      </w:tr>
+      <w:tr>
+        <w:tc>
+          <w:tcPr/>
+          <w:p>
+            <w:pPr>
+              <w:pStyle w:val="Compact"/>
+            </w:pPr>
+            <w:r>
+              <w:rPr>
+                <w:rStyle w:val="VerbatimChar"/>
+              </w:rPr>
+              <w:t xml:space="preserve">GET</w:t>
+            </w:r>
+          </w:p>
+        </w:tc>
+        <w:tc>
+          <w:tcPr/>
+          <w:p>
+            <w:pPr>
+              <w:pStyle w:val="Compact"/>
+            </w:pPr>
+            <w:r>
+              <w:rPr>
+                <w:rStyle w:val="VerbatimChar"/>
+              </w:rPr>
+              <w:t xml:space="preserve">/api/v1/enterprises/:id/subscription</w:t>
+            </w:r>
+          </w:p>
+        </w:tc>
+        <w:tc>
+          <w:tcPr/>
+          <w:p>
+            <w:pPr>
+              <w:pStyle w:val="Compact"/>
+            </w:pPr>
+            <w:r>
+              <w:t xml:space="preserve">Abonnement + tarif (member-scoped via</w:t>
+            </w:r>
+            <w:r>
+              <w:t xml:space="preserve"> </w:t>
+            </w:r>
+            <w:r>
+              <w:rPr>
+                <w:rStyle w:val="VerbatimChar"/>
+              </w:rPr>
+              <w:t xml:space="preserve">assertMember</w:t>
+            </w:r>
+            <w:r>
+              <w:t xml:space="preserve">)</w:t>
+            </w:r>
+          </w:p>
+        </w:tc>
+      </w:tr>
+    </w:tbl>
+    <w:p>
+      <w:pPr>
+        <w:pStyle w:val="BodyText"/>
+      </w:pPr>
+      <w:r>
+        <w:t xml:space="preserve">Côté UI entreprise :</w:t>
+      </w:r>
+      <w:r>
+        <w:t xml:space="preserve"> </w:t>
+      </w:r>
+      <w:r>
+        <w:rPr>
+          <w:rStyle w:val="VerbatimChar"/>
+        </w:rPr>
+        <w:t xml:space="preserve">/enterprise/billing</w:t>
+      </w:r>
+      <w:r>
+        <w:t xml:space="preserve"> </w:t>
+      </w:r>
+      <w:r>
+        <w:t xml:space="preserve">affiche le tier actif, compte à rebours essai, prompt d'upgrade.</w:t>
+      </w:r>
+    </w:p>
+    <w:bookmarkEnd w:id="124"/>
+    <w:bookmarkStart w:id="125" w:name="garantie-roi-3-mois"/>
+    <w:p>
+      <w:pPr>
+        <w:pStyle w:val="Heading3"/>
+      </w:pPr>
+      <w:r>
+        <w:t xml:space="preserve">Garantie ROI 3 mois</w:t>
+      </w:r>
+    </w:p>
+    <w:p>
+      <w:pPr>
+        <w:pStyle w:val="FirstParagraph"/>
+      </w:pPr>
+      <w:r>
+        <w:t xml:space="preserve">Promesse commerciale documentée dans la brochure : si à 3 mois Flotte Pro n'a pas fait économiser au moins l'équivalent de l'abonnement, l'entreprise est remboursée de la dernière mensualité et repasse en FREE. Event audit :</w:t>
+      </w:r>
+      <w:r>
+        <w:t xml:space="preserve"> </w:t>
+      </w:r>
+      <w:r>
+        <w:rPr>
+          <w:rStyle w:val="VerbatimChar"/>
+        </w:rPr>
+        <w:t xml:space="preserve">ROI_GUARANTEE_INVOKED</w:t>
+      </w:r>
+      <w:r>
+        <w:t xml:space="preserve">. Suivi manuel par le commercial en phase 1.</w:t>
+      </w:r>
+    </w:p>
+    <w:bookmarkEnd w:id="125"/>
+    <w:bookmarkStart w:id="126" w:name="calculateur-roi-public"/>
+    <w:p>
+      <w:pPr>
+        <w:pStyle w:val="Heading3"/>
+      </w:pPr>
+      <w:r>
+        <w:t xml:space="preserve">Calculateur ROI public</w:t>
+      </w:r>
+    </w:p>
+    <w:p>
+      <w:pPr>
+        <w:pStyle w:val="FirstParagraph"/>
+      </w:pPr>
+      <w:r>
+        <w:rPr>
+          <w:rStyle w:val="VerbatimChar"/>
+        </w:rPr>
+        <w:t xml:space="preserve">/entreprises/calculateur-roi</w:t>
+      </w:r>
+      <w:r>
+        <w:t xml:space="preserve"> </w:t>
+      </w:r>
+      <w:r>
+        <w:t xml:space="preserve">— page publique avec sliders (nb véhicules, budget pièces annuel, taux d'économie projetée, sélecteur de tier). Calcule en temps réel : abonnement mensuel/annuel, économie nette, ratio ROI, payback en jours. Pas de tracking, pas de stockage — outil de qualification.</w:t>
+      </w:r>
+    </w:p>
+    <w:bookmarkEnd w:id="126"/>
+    <w:bookmarkStart w:id="127" w:name="roadmap-phase-2-non-livré"/>
+    <w:p>
+      <w:pPr>
+        <w:pStyle w:val="Heading3"/>
+      </w:pPr>
+      <w:r>
+        <w:t xml:space="preserve">Roadmap phase 2 (non livré)</w:t>
+      </w:r>
+    </w:p>
+    <w:p>
+      <w:pPr>
+        <w:pStyle w:val="Compact"/>
+        <w:numPr>
+          <w:ilvl w:val="0"/>
+          <w:numId w:val="1049"/>
+        </w:numPr>
+      </w:pPr>
+      <w:r>
+        <w:t xml:space="preserve">CinetPay récurrent (Mobile Money + carte)</w:t>
+      </w:r>
+    </w:p>
+    <w:p>
+      <w:pPr>
+        <w:pStyle w:val="Compact"/>
+        <w:numPr>
+          <w:ilvl w:val="0"/>
+          <w:numId w:val="1049"/>
+        </w:numPr>
+      </w:pPr>
+      <w:r>
+        <w:t xml:space="preserve">Cron mensuel de facturation +</w:t>
+      </w:r>
+      <w:r>
+        <w:t xml:space="preserve"> </w:t>
+      </w:r>
+      <w:r>
+        <w:rPr>
+          <w:rStyle w:val="VerbatimChar"/>
+        </w:rPr>
+        <w:t xml:space="preserve">currentPeriodEnd</w:t>
+      </w:r>
+      <w:r>
+        <w:t xml:space="preserve"> </w:t>
+      </w:r>
+      <w:r>
+        <w:t xml:space="preserve">automatique</w:t>
+      </w:r>
+    </w:p>
+    <w:p>
+      <w:pPr>
+        <w:pStyle w:val="Compact"/>
+        <w:numPr>
+          <w:ilvl w:val="0"/>
+          <w:numId w:val="1049"/>
+        </w:numPr>
+      </w:pPr>
+      <w:r>
+        <w:t xml:space="preserve">Cron d'expiration d'essai qui bascule</w:t>
+      </w:r>
+      <w:r>
+        <w:t xml:space="preserve"> </w:t>
+      </w:r>
+      <w:r>
+        <w:rPr>
+          <w:rStyle w:val="VerbatimChar"/>
+        </w:rPr>
+        <w:t xml:space="preserve">TRIALING</w:t>
+      </w:r>
+      <w:r>
+        <w:t xml:space="preserve"> </w:t>
+      </w:r>
+      <w:r>
+        <w:t xml:space="preserve">→</w:t>
+      </w:r>
+      <w:r>
+        <w:t xml:space="preserve"> </w:t>
+      </w:r>
+      <w:r>
+        <w:rPr>
+          <w:rStyle w:val="VerbatimChar"/>
+        </w:rPr>
+        <w:t xml:space="preserve">ACTIVE</w:t>
+      </w:r>
+      <w:r>
+        <w:t xml:space="preserve"> </w:t>
+      </w:r>
+      <w:r>
+        <w:t xml:space="preserve">ou</w:t>
+      </w:r>
+      <w:r>
+        <w:t xml:space="preserve"> </w:t>
+      </w:r>
+      <w:r>
+        <w:rPr>
+          <w:rStyle w:val="VerbatimChar"/>
+        </w:rPr>
+        <w:t xml:space="preserve">CANCELLED</w:t>
+      </w:r>
+      <w:r>
+        <w:t xml:space="preserve"> </w:t>
+      </w:r>
+      <w:r>
+        <w:t xml:space="preserve">selon paiement</w:t>
+      </w:r>
+    </w:p>
+    <w:p>
+      <w:pPr>
+        <w:pStyle w:val="Compact"/>
+        <w:numPr>
+          <w:ilvl w:val="0"/>
+          <w:numId w:val="1049"/>
+        </w:numPr>
+      </w:pPr>
+      <w:r>
+        <w:t xml:space="preserve">Alerte commerciale automatique à J-7 de fin d'essai si features Pro Flotte utilisées</w:t>
       </w:r>
     </w:p>
     <w:p>
@@ -14175,105 +15328,152 @@
         </w:pict>
       </w:r>
     </w:p>
-    <w:bookmarkEnd w:id="118"/>
-    <w:bookmarkStart w:id="119" w:name="annexes"/>
+    <w:bookmarkEnd w:id="127"/>
+    <w:bookmarkEnd w:id="128"/>
+    <w:bookmarkStart w:id="141" w:name="X2718e7e9379bcfd46c4311092bbebb0a7fed213"/>
     <w:p>
       <w:pPr>
         <w:pStyle w:val="Heading2"/>
       </w:pPr>
       <w:r>
-        <w:t xml:space="preserve">Annexes</w:t>
-      </w:r>
-    </w:p>
-    <w:p>
-      <w:pPr>
-        <w:pStyle w:val="Compact"/>
-        <w:numPr>
-          <w:ilvl w:val="0"/>
-          <w:numId w:val="1046"/>
-        </w:numPr>
-      </w:pPr>
+        <w:t xml:space="preserve">20. Factures normalisées FNE-CI</w:t>
+      </w:r>
+    </w:p>
+    <w:bookmarkStart w:id="129" w:name="pourquoi-2"/>
+    <w:p>
+      <w:pPr>
+        <w:pStyle w:val="Heading3"/>
+      </w:pPr>
+      <w:r>
+        <w:t xml:space="preserve">Pourquoi</w:t>
+      </w:r>
+    </w:p>
+    <w:p>
+      <w:pPr>
+        <w:pStyle w:val="FirstParagraph"/>
+      </w:pPr>
+      <w:r>
+        <w:t xml:space="preserve">La législation ivoirienne impose aux entreprises au régime du réel d'émettre des</w:t>
+      </w:r>
+      <w:r>
+        <w:t xml:space="preserve"> </w:t>
+      </w:r>
       <w:r>
         <w:rPr>
           <w:b/>
           <w:bCs/>
         </w:rPr>
-        <w:t xml:space="preserve">Topologie de déploiement</w:t>
-      </w:r>
-      <w:r>
-        <w:t xml:space="preserve"> </w:t>
-      </w:r>
-      <w:r>
-        <w:t xml:space="preserve">: Web sur Cloudflare Worker (auto-déploi sur push main), API sur Render (auto-déploi sur push,</w:t>
-      </w:r>
-      <w:r>
-        <w:t xml:space="preserve"> </w:t>
-      </w:r>
-      <w:r>
-        <w:rPr>
-          <w:rStyle w:val="VerbatimChar"/>
-        </w:rPr>
-        <w:t xml:space="preserve">prisma migrate deploy</w:t>
-      </w:r>
-      <w:r>
-        <w:t xml:space="preserve"> </w:t>
-      </w:r>
-      <w:r>
-        <w:t xml:space="preserve">au boot), DB applicative sur Prisma Postgres (</w:t>
-      </w:r>
-      <w:r>
-        <w:rPr>
-          <w:rStyle w:val="VerbatimChar"/>
-        </w:rPr>
-        <w:t xml:space="preserve">db.prisma.io</w:t>
-      </w:r>
-      <w:r>
-        <w:t xml:space="preserve">), DB auth sur Supabase.</w:t>
-      </w:r>
-    </w:p>
-    <w:p>
-      <w:pPr>
-        <w:pStyle w:val="Compact"/>
-        <w:numPr>
-          <w:ilvl w:val="0"/>
-          <w:numId w:val="1046"/>
-        </w:numPr>
+        <w:t xml:space="preserve">factures normalisées</w:t>
+      </w:r>
+      <w:r>
+        <w:t xml:space="preserve"> </w:t>
+      </w:r>
+      <w:r>
+        <w:t xml:space="preserve">validées par la Direction Générale des Impôts (FNE-CI / Facture Normalisée Électronique). Le module fournit la fondation : un objet</w:t>
+      </w:r>
+      <w:r>
+        <w:t xml:space="preserve"> </w:t>
+      </w:r>
+      <w:r>
+        <w:rPr>
+          <w:rStyle w:val="VerbatimChar"/>
+        </w:rPr>
+        <w:t xml:space="preserve">Invoice</w:t>
+      </w:r>
+      <w:r>
+        <w:t xml:space="preserve"> </w:t>
+      </w:r>
+      <w:r>
+        <w:t xml:space="preserve">immuable par commande payée, avec ventilation HT/TVA/TTC, plus une consolidation mensuelle par entreprise.</w:t>
+      </w:r>
+    </w:p>
+    <w:p>
+      <w:pPr>
+        <w:pStyle w:val="BodyText"/>
       </w:pPr>
       <w:r>
         <w:rPr>
           <w:b/>
           <w:bCs/>
         </w:rPr>
-        <w:t xml:space="preserve">Source de vérité design</w:t>
-      </w:r>
-      <w:r>
-        <w:t xml:space="preserve"> </w:t>
-      </w:r>
-      <w:r>
-        <w:t xml:space="preserve">:</w:t>
-      </w:r>
-      <w:r>
-        <w:t xml:space="preserve"> </w:t>
-      </w:r>
-      <w:r>
-        <w:rPr>
-          <w:rStyle w:val="VerbatimChar"/>
-        </w:rPr>
-        <w:t xml:space="preserve">DESIGN.md</w:t>
-      </w:r>
-      <w:r>
-        <w:t xml:space="preserve"> </w:t>
-      </w:r>
-      <w:r>
-        <w:t xml:space="preserve">à la racine du repo.</w:t>
-      </w:r>
-    </w:p>
-    <w:p>
-      <w:pPr>
-        <w:pStyle w:val="Compact"/>
-        <w:numPr>
-          <w:ilvl w:val="0"/>
-          <w:numId w:val="1046"/>
+        <w:t xml:space="preserve">Important</w:t>
+      </w:r>
+      <w:r>
+        <w:t xml:space="preserve"> </w:t>
+      </w:r>
+      <w:r>
+        <w:t xml:space="preserve">: l'intégration officielle de la passerelle FNE-CI n'est pas encore active. Les factures émises actuellement portent une bannière « FNE intégration en cours » et valent justificatif commercial. Les champs</w:t>
+      </w:r>
+      <w:r>
+        <w:t xml:space="preserve"> </w:t>
+      </w:r>
+      <w:r>
+        <w:rPr>
+          <w:rStyle w:val="VerbatimChar"/>
+        </w:rPr>
+        <w:t xml:space="preserve">fne_validation_number</w:t>
+      </w:r>
+      <w:r>
+        <w:t xml:space="preserve"> </w:t>
+      </w:r>
+      <w:r>
+        <w:t xml:space="preserve">et</w:t>
+      </w:r>
+      <w:r>
+        <w:t xml:space="preserve"> </w:t>
+      </w:r>
+      <w:r>
+        <w:rPr>
+          <w:rStyle w:val="VerbatimChar"/>
+        </w:rPr>
+        <w:t xml:space="preserve">fne_qr_payload</w:t>
+      </w:r>
+      <w:r>
+        <w:t xml:space="preserve"> </w:t>
+      </w:r>
+      <w:r>
+        <w:t xml:space="preserve">sont nullables, prêts à être remplis rétroactivement à l'activation de la passerelle.</w:t>
+      </w:r>
+    </w:p>
+    <w:bookmarkEnd w:id="129"/>
+    <w:bookmarkStart w:id="130" w:name="émission-automatique"/>
+    <w:p>
+      <w:pPr>
+        <w:pStyle w:val="Heading3"/>
+      </w:pPr>
+      <w:r>
+        <w:t xml:space="preserve">Émission automatique</w:t>
+      </w:r>
+    </w:p>
+    <w:p>
+      <w:pPr>
+        <w:pStyle w:val="FirstParagraph"/>
+      </w:pPr>
+      <w:r>
+        <w:t xml:space="preserve">Une facture est créée automatiquement à la transition</w:t>
+      </w:r>
+      <w:r>
+        <w:t xml:space="preserve"> </w:t>
+      </w:r>
+      <w:r>
+        <w:rPr>
+          <w:rStyle w:val="VerbatimChar"/>
+        </w:rPr>
+        <w:t xml:space="preserve">PAID</w:t>
+      </w:r>
+      <w:r>
+        <w:t xml:space="preserve"> </w:t>
+      </w:r>
+      <w:r>
+        <w:t xml:space="preserve">d'une commande. L'opération est :</w:t>
+      </w:r>
+    </w:p>
+    <w:p>
+      <w:pPr>
+        <w:pStyle w:val="Compact"/>
+        <w:numPr>
+          <w:ilvl w:val="0"/>
+          <w:numId w:val="1050"/>
         </w:numPr>
       </w:pPr>
       <w:r>
@@ -14281,7 +15481,7 @@
           <w:b/>
           <w:bCs/>
         </w:rPr>
-        <w:t xml:space="preserve">Build des docs PDF/DOCX</w:t>
+        <w:t xml:space="preserve">Idempotente</w:t>
       </w:r>
       <w:r>
         <w:t xml:space="preserve"> </w:t>
@@ -14296,25 +15496,1519 @@
         <w:rPr>
           <w:rStyle w:val="VerbatimChar"/>
         </w:rPr>
-        <w:t xml:space="preserve">bash docs/_template/build.sh</w:t>
-      </w:r>
-      <w:r>
-        <w:t xml:space="preserve"> </w:t>
-      </w:r>
-      <w:r>
-        <w:t xml:space="preserve">(voir</w:t>
-      </w:r>
-      <w:r>
-        <w:t xml:space="preserve"> </w:t>
-      </w:r>
-      <w:r>
-        <w:rPr>
-          <w:rStyle w:val="VerbatimChar"/>
-        </w:rPr>
-        <w:t xml:space="preserve">docs/_template/README.md</w:t>
-      </w:r>
-      <w:r>
-        <w:t xml:space="preserve">).</w:t>
+        <w:t xml:space="preserve">getOrCreateInvoiceForOrder</w:t>
+      </w:r>
+      <w:r>
+        <w:t xml:space="preserve"> </w:t>
+      </w:r>
+      <w:r>
+        <w:t xml:space="preserve">retourne la facture existante si déjà émise.</w:t>
+      </w:r>
+    </w:p>
+    <w:p>
+      <w:pPr>
+        <w:pStyle w:val="Compact"/>
+        <w:numPr>
+          <w:ilvl w:val="0"/>
+          <w:numId w:val="1050"/>
+        </w:numPr>
+      </w:pPr>
+      <w:r>
+        <w:rPr>
+          <w:b/>
+          <w:bCs/>
+        </w:rPr>
+        <w:t xml:space="preserve">Non bloquante</w:t>
+      </w:r>
+      <w:r>
+        <w:t xml:space="preserve"> </w:t>
+      </w:r>
+      <w:r>
+        <w:t xml:space="preserve">: un échec d'émission ne rollback jamais la transition payée — l'erreur est logguée et la facture pourra être régénérée plus tard.</w:t>
+      </w:r>
+    </w:p>
+    <w:bookmarkEnd w:id="130"/>
+    <w:bookmarkStart w:id="131" w:name="numérotation"/>
+    <w:p>
+      <w:pPr>
+        <w:pStyle w:val="Heading3"/>
+      </w:pPr>
+      <w:r>
+        <w:t xml:space="preserve">Numérotation</w:t>
+      </w:r>
+    </w:p>
+    <w:p>
+      <w:pPr>
+        <w:pStyle w:val="FirstParagraph"/>
+      </w:pPr>
+      <w:r>
+        <w:t xml:space="preserve">Format :</w:t>
+      </w:r>
+      <w:r>
+        <w:t xml:space="preserve"> </w:t>
+      </w:r>
+      <w:r>
+        <w:rPr>
+          <w:rStyle w:val="VerbatimChar"/>
+        </w:rPr>
+        <w:t xml:space="preserve">PCS-YYYYMM-NNNNN</w:t>
+      </w:r>
+    </w:p>
+    <w:p>
+      <w:pPr>
+        <w:pStyle w:val="BodyText"/>
+      </w:pPr>
+      <w:r>
+        <w:t xml:space="preserve">Exemple :</w:t>
+      </w:r>
+      <w:r>
+        <w:t xml:space="preserve"> </w:t>
+      </w:r>
+      <w:r>
+        <w:rPr>
+          <w:rStyle w:val="VerbatimChar"/>
+        </w:rPr>
+        <w:t xml:space="preserve">PCS-202605-00042</w:t>
+      </w:r>
+      <w:r>
+        <w:t xml:space="preserve"> </w:t>
+      </w:r>
+      <w:r>
+        <w:t xml:space="preserve">= 42e facture émise sur mai 2026. Le compteur reset chaque mois.</w:t>
+      </w:r>
+    </w:p>
+    <w:bookmarkEnd w:id="131"/>
+    <w:bookmarkStart w:id="132" w:name="modèle-invoice"/>
+    <w:p>
+      <w:pPr>
+        <w:pStyle w:val="Heading3"/>
+      </w:pPr>
+      <w:r>
+        <w:t xml:space="preserve">Modèle</w:t>
+      </w:r>
+      <w:r>
+        <w:t xml:space="preserve"> </w:t>
+      </w:r>
+      <w:r>
+        <w:rPr>
+          <w:rStyle w:val="VerbatimChar"/>
+        </w:rPr>
+        <w:t xml:space="preserve">Invoice</w:t>
+      </w:r>
+    </w:p>
+    <w:tbl>
+      <w:tblPr>
+        <w:tblStyle w:val="Table"/>
+        <w:tblW w:type="auto" w:w="0"/>
+        <w:tblLook w:firstRow="1" w:lastRow="0" w:firstColumn="0" w:lastColumn="0" w:noHBand="0" w:noVBand="0" w:val="0020"/>
+      </w:tblPr>
+      <w:tblGrid>
+        <w:gridCol w:w="3960"/>
+        <w:gridCol w:w="3960"/>
+      </w:tblGrid>
+      <w:tr>
+        <w:trPr>
+          <w:tblHeader w:val="on"/>
+        </w:trPr>
+        <w:tc>
+          <w:tcPr/>
+          <w:p>
+            <w:pPr>
+              <w:pStyle w:val="Compact"/>
+            </w:pPr>
+            <w:r>
+              <w:t xml:space="preserve">Champ</w:t>
+            </w:r>
+          </w:p>
+        </w:tc>
+        <w:tc>
+          <w:tcPr/>
+          <w:p>
+            <w:pPr>
+              <w:pStyle w:val="Compact"/>
+            </w:pPr>
+            <w:r>
+              <w:t xml:space="preserve">Rôle</w:t>
+            </w:r>
+          </w:p>
+        </w:tc>
+      </w:tr>
+      <w:tr>
+        <w:tc>
+          <w:tcPr/>
+          <w:p>
+            <w:pPr>
+              <w:pStyle w:val="Compact"/>
+            </w:pPr>
+            <w:r>
+              <w:rPr>
+                <w:rStyle w:val="VerbatimChar"/>
+              </w:rPr>
+              <w:t xml:space="preserve">orderId</w:t>
+            </w:r>
+          </w:p>
+        </w:tc>
+        <w:tc>
+          <w:tcPr/>
+          <w:p>
+            <w:pPr>
+              <w:pStyle w:val="Compact"/>
+            </w:pPr>
+            <w:r>
+              <w:t xml:space="preserve">FK unique vers</w:t>
+            </w:r>
+            <w:r>
+              <w:t xml:space="preserve"> </w:t>
+            </w:r>
+            <w:r>
+              <w:rPr>
+                <w:rStyle w:val="VerbatimChar"/>
+              </w:rPr>
+              <w:t xml:space="preserve">orders</w:t>
+            </w:r>
+          </w:p>
+        </w:tc>
+      </w:tr>
+      <w:tr>
+        <w:tc>
+          <w:tcPr/>
+          <w:p>
+            <w:pPr>
+              <w:pStyle w:val="Compact"/>
+            </w:pPr>
+            <w:r>
+              <w:rPr>
+                <w:rStyle w:val="VerbatimChar"/>
+              </w:rPr>
+              <w:t xml:space="preserve">enterpriseId</w:t>
+            </w:r>
+          </w:p>
+        </w:tc>
+        <w:tc>
+          <w:tcPr/>
+          <w:p>
+            <w:pPr>
+              <w:pStyle w:val="Compact"/>
+            </w:pPr>
+            <w:r>
+              <w:t xml:space="preserve">FK vers</w:t>
+            </w:r>
+            <w:r>
+              <w:t xml:space="preserve"> </w:t>
+            </w:r>
+            <w:r>
+              <w:rPr>
+                <w:rStyle w:val="VerbatimChar"/>
+              </w:rPr>
+              <w:t xml:space="preserve">enterprises</w:t>
+            </w:r>
+            <w:r>
+              <w:t xml:space="preserve"> </w:t>
+            </w:r>
+            <w:r>
+              <w:t xml:space="preserve">(nullable pour commandes non-entreprise)</w:t>
+            </w:r>
+          </w:p>
+        </w:tc>
+      </w:tr>
+      <w:tr>
+        <w:tc>
+          <w:tcPr/>
+          <w:p>
+            <w:pPr>
+              <w:pStyle w:val="Compact"/>
+            </w:pPr>
+            <w:r>
+              <w:rPr>
+                <w:rStyle w:val="VerbatimChar"/>
+              </w:rPr>
+              <w:t xml:space="preserve">invoiceNumber</w:t>
+            </w:r>
+          </w:p>
+        </w:tc>
+        <w:tc>
+          <w:tcPr/>
+          <w:p>
+            <w:pPr>
+              <w:pStyle w:val="Compact"/>
+            </w:pPr>
+            <w:r>
+              <w:t xml:space="preserve">Numéro unique (PCS-YYYYMM-NNNNN)</w:t>
+            </w:r>
+          </w:p>
+        </w:tc>
+      </w:tr>
+      <w:tr>
+        <w:tc>
+          <w:tcPr/>
+          <w:p>
+            <w:pPr>
+              <w:pStyle w:val="Compact"/>
+            </w:pPr>
+            <w:r>
+              <w:rPr>
+                <w:rStyle w:val="VerbatimChar"/>
+              </w:rPr>
+              <w:t xml:space="preserve">issuedAt</w:t>
+            </w:r>
+          </w:p>
+        </w:tc>
+        <w:tc>
+          <w:tcPr/>
+          <w:p>
+            <w:pPr>
+              <w:pStyle w:val="Compact"/>
+            </w:pPr>
+            <w:r>
+              <w:t xml:space="preserve">Date d'émission</w:t>
+            </w:r>
+          </w:p>
+        </w:tc>
+      </w:tr>
+      <w:tr>
+        <w:tc>
+          <w:tcPr/>
+          <w:p>
+            <w:pPr>
+              <w:pStyle w:val="Compact"/>
+            </w:pPr>
+            <w:r>
+              <w:rPr>
+                <w:rStyle w:val="VerbatimChar"/>
+              </w:rPr>
+              <w:t xml:space="preserve">subtotalHt</w:t>
+            </w:r>
+          </w:p>
+        </w:tc>
+        <w:tc>
+          <w:tcPr/>
+          <w:p>
+            <w:pPr>
+              <w:pStyle w:val="Compact"/>
+            </w:pPr>
+            <w:r>
+              <w:t xml:space="preserve">Montant HT en FCFA (entier)</w:t>
+            </w:r>
+          </w:p>
+        </w:tc>
+      </w:tr>
+      <w:tr>
+        <w:tc>
+          <w:tcPr/>
+          <w:p>
+            <w:pPr>
+              <w:pStyle w:val="Compact"/>
+            </w:pPr>
+            <w:r>
+              <w:rPr>
+                <w:rStyle w:val="VerbatimChar"/>
+              </w:rPr>
+              <w:t xml:space="preserve">tvaRate</w:t>
+            </w:r>
+          </w:p>
+        </w:tc>
+        <w:tc>
+          <w:tcPr/>
+          <w:p>
+            <w:pPr>
+              <w:pStyle w:val="Compact"/>
+            </w:pPr>
+            <w:r>
+              <w:t xml:space="preserve">Taux TVA (% — défaut 18)</w:t>
+            </w:r>
+          </w:p>
+        </w:tc>
+      </w:tr>
+      <w:tr>
+        <w:tc>
+          <w:tcPr/>
+          <w:p>
+            <w:pPr>
+              <w:pStyle w:val="Compact"/>
+            </w:pPr>
+            <w:r>
+              <w:rPr>
+                <w:rStyle w:val="VerbatimChar"/>
+              </w:rPr>
+              <w:t xml:space="preserve">tvaAmount</w:t>
+            </w:r>
+          </w:p>
+        </w:tc>
+        <w:tc>
+          <w:tcPr/>
+          <w:p>
+            <w:pPr>
+              <w:pStyle w:val="Compact"/>
+            </w:pPr>
+            <w:r>
+              <w:t xml:space="preserve">Montant TVA en FCFA</w:t>
+            </w:r>
+          </w:p>
+        </w:tc>
+      </w:tr>
+      <w:tr>
+        <w:tc>
+          <w:tcPr/>
+          <w:p>
+            <w:pPr>
+              <w:pStyle w:val="Compact"/>
+            </w:pPr>
+            <w:r>
+              <w:rPr>
+                <w:rStyle w:val="VerbatimChar"/>
+              </w:rPr>
+              <w:t xml:space="preserve">totalTtc</w:t>
+            </w:r>
+          </w:p>
+        </w:tc>
+        <w:tc>
+          <w:tcPr/>
+          <w:p>
+            <w:pPr>
+              <w:pStyle w:val="Compact"/>
+            </w:pPr>
+            <w:r>
+              <w:t xml:space="preserve">Total TTC =</w:t>
+            </w:r>
+            <w:r>
+              <w:t xml:space="preserve"> </w:t>
+            </w:r>
+            <w:r>
+              <w:rPr>
+                <w:rStyle w:val="VerbatimChar"/>
+              </w:rPr>
+              <w:t xml:space="preserve">subtotalHt + tvaAmount</w:t>
+            </w:r>
+          </w:p>
+        </w:tc>
+      </w:tr>
+      <w:tr>
+        <w:tc>
+          <w:tcPr/>
+          <w:p>
+            <w:pPr>
+              <w:pStyle w:val="Compact"/>
+            </w:pPr>
+            <w:r>
+              <w:rPr>
+                <w:rStyle w:val="VerbatimChar"/>
+              </w:rPr>
+              <w:t xml:space="preserve">fneValidationNumber</w:t>
+            </w:r>
+          </w:p>
+        </w:tc>
+        <w:tc>
+          <w:tcPr/>
+          <w:p>
+            <w:pPr>
+              <w:pStyle w:val="Compact"/>
+            </w:pPr>
+            <w:r>
+              <w:t xml:space="preserve">Numéro DGI (nullable, FNE)</w:t>
+            </w:r>
+          </w:p>
+        </w:tc>
+      </w:tr>
+      <w:tr>
+        <w:tc>
+          <w:tcPr/>
+          <w:p>
+            <w:pPr>
+              <w:pStyle w:val="Compact"/>
+            </w:pPr>
+            <w:r>
+              <w:rPr>
+                <w:rStyle w:val="VerbatimChar"/>
+              </w:rPr>
+              <w:t xml:space="preserve">fneQrPayload</w:t>
+            </w:r>
+          </w:p>
+        </w:tc>
+        <w:tc>
+          <w:tcPr/>
+          <w:p>
+            <w:pPr>
+              <w:pStyle w:val="Compact"/>
+            </w:pPr>
+            <w:r>
+              <w:t xml:space="preserve">Payload QR code FNE (nullable)</w:t>
+            </w:r>
+          </w:p>
+        </w:tc>
+      </w:tr>
+      <w:tr>
+        <w:tc>
+          <w:tcPr/>
+          <w:p>
+            <w:pPr>
+              <w:pStyle w:val="Compact"/>
+            </w:pPr>
+            <w:r>
+              <w:rPr>
+                <w:rStyle w:val="VerbatimChar"/>
+              </w:rPr>
+              <w:t xml:space="preserve">fneSubmittedAt</w:t>
+            </w:r>
+          </w:p>
+        </w:tc>
+        <w:tc>
+          <w:tcPr/>
+          <w:p>
+            <w:pPr>
+              <w:pStyle w:val="Compact"/>
+            </w:pPr>
+            <w:r>
+              <w:t xml:space="preserve">Date de soumission à la passerelle FNE (nullable)</w:t>
+            </w:r>
+          </w:p>
+        </w:tc>
+      </w:tr>
+    </w:tbl>
+    <w:p>
+      <w:pPr>
+        <w:pStyle w:val="BodyText"/>
+      </w:pPr>
+      <w:r>
+        <w:t xml:space="preserve">Décomposition TTC → HT + TVA :</w:t>
+      </w:r>
+      <w:r>
+        <w:t xml:space="preserve"> </w:t>
+      </w:r>
+      <w:r>
+        <w:rPr>
+          <w:rStyle w:val="VerbatimChar"/>
+        </w:rPr>
+        <w:t xml:space="preserve">ht = round(ttc / 1.18)</w:t>
+      </w:r>
+      <w:r>
+        <w:t xml:space="preserve">,</w:t>
+      </w:r>
+      <w:r>
+        <w:t xml:space="preserve"> </w:t>
+      </w:r>
+      <w:r>
+        <w:rPr>
+          <w:rStyle w:val="VerbatimChar"/>
+        </w:rPr>
+        <w:t xml:space="preserve">tva = ttc - ht</w:t>
+      </w:r>
+      <w:r>
+        <w:t xml:space="preserve">. Stocké à l'émission ; immuable même si la commande change ensuite.</w:t>
+      </w:r>
+    </w:p>
+    <w:bookmarkEnd w:id="132"/>
+    <w:bookmarkStart w:id="133" w:name="modèle-enterprisemonthlyinvoice"/>
+    <w:p>
+      <w:pPr>
+        <w:pStyle w:val="Heading3"/>
+      </w:pPr>
+      <w:r>
+        <w:t xml:space="preserve">Modèle</w:t>
+      </w:r>
+      <w:r>
+        <w:t xml:space="preserve"> </w:t>
+      </w:r>
+      <w:r>
+        <w:rPr>
+          <w:rStyle w:val="VerbatimChar"/>
+        </w:rPr>
+        <w:t xml:space="preserve">EnterpriseMonthlyInvoice</w:t>
+      </w:r>
+    </w:p>
+    <w:p>
+      <w:pPr>
+        <w:pStyle w:val="FirstParagraph"/>
+      </w:pPr>
+      <w:r>
+        <w:t xml:space="preserve">Cache de consolidation par entreprise et par mois. Upserted à chaque génération du PDF mensuel.</w:t>
+      </w:r>
+    </w:p>
+    <w:tbl>
+      <w:tblPr>
+        <w:tblStyle w:val="Table"/>
+        <w:tblW w:type="auto" w:w="0"/>
+        <w:tblLook w:firstRow="1" w:lastRow="0" w:firstColumn="0" w:lastColumn="0" w:noHBand="0" w:noVBand="0" w:val="0020"/>
+      </w:tblPr>
+      <w:tblGrid>
+        <w:gridCol w:w="3960"/>
+        <w:gridCol w:w="3960"/>
+      </w:tblGrid>
+      <w:tr>
+        <w:trPr>
+          <w:tblHeader w:val="on"/>
+        </w:trPr>
+        <w:tc>
+          <w:tcPr/>
+          <w:p>
+            <w:pPr>
+              <w:pStyle w:val="Compact"/>
+            </w:pPr>
+            <w:r>
+              <w:t xml:space="preserve">Champ</w:t>
+            </w:r>
+          </w:p>
+        </w:tc>
+        <w:tc>
+          <w:tcPr/>
+          <w:p>
+            <w:pPr>
+              <w:pStyle w:val="Compact"/>
+            </w:pPr>
+            <w:r>
+              <w:t xml:space="preserve">Rôle</w:t>
+            </w:r>
+          </w:p>
+        </w:tc>
+      </w:tr>
+      <w:tr>
+        <w:tc>
+          <w:tcPr/>
+          <w:p>
+            <w:pPr>
+              <w:pStyle w:val="Compact"/>
+            </w:pPr>
+            <w:r>
+              <w:rPr>
+                <w:rStyle w:val="VerbatimChar"/>
+              </w:rPr>
+              <w:t xml:space="preserve">year</w:t>
+            </w:r>
+            <w:r>
+              <w:t xml:space="preserve">,</w:t>
+            </w:r>
+            <w:r>
+              <w:t xml:space="preserve"> </w:t>
+            </w:r>
+            <w:r>
+              <w:rPr>
+                <w:rStyle w:val="VerbatimChar"/>
+              </w:rPr>
+              <w:t xml:space="preserve">month</w:t>
+            </w:r>
+          </w:p>
+        </w:tc>
+        <w:tc>
+          <w:tcPr/>
+          <w:p>
+            <w:pPr>
+              <w:pStyle w:val="Compact"/>
+            </w:pPr>
+            <w:r>
+              <w:t xml:space="preserve">Période (clé unique avec</w:t>
+            </w:r>
+            <w:r>
+              <w:t xml:space="preserve"> </w:t>
+            </w:r>
+            <w:r>
+              <w:rPr>
+                <w:rStyle w:val="VerbatimChar"/>
+              </w:rPr>
+              <w:t xml:space="preserve">enterpriseId</w:t>
+            </w:r>
+            <w:r>
+              <w:t xml:space="preserve">)</w:t>
+            </w:r>
+          </w:p>
+        </w:tc>
+      </w:tr>
+      <w:tr>
+        <w:tc>
+          <w:tcPr/>
+          <w:p>
+            <w:pPr>
+              <w:pStyle w:val="Compact"/>
+            </w:pPr>
+            <w:r>
+              <w:rPr>
+                <w:rStyle w:val="VerbatimChar"/>
+              </w:rPr>
+              <w:t xml:space="preserve">invoiceCount</w:t>
+            </w:r>
+          </w:p>
+        </w:tc>
+        <w:tc>
+          <w:tcPr/>
+          <w:p>
+            <w:pPr>
+              <w:pStyle w:val="Compact"/>
+            </w:pPr>
+            <w:r>
+              <w:t xml:space="preserve">Nombre de factures sur le mois</w:t>
+            </w:r>
+          </w:p>
+        </w:tc>
+      </w:tr>
+      <w:tr>
+        <w:tc>
+          <w:tcPr/>
+          <w:p>
+            <w:pPr>
+              <w:pStyle w:val="Compact"/>
+            </w:pPr>
+            <w:r>
+              <w:rPr>
+                <w:rStyle w:val="VerbatimChar"/>
+              </w:rPr>
+              <w:t xml:space="preserve">totalHt</w:t>
+            </w:r>
+            <w:r>
+              <w:t xml:space="preserve"> </w:t>
+            </w:r>
+            <w:r>
+              <w:t xml:space="preserve">/</w:t>
+            </w:r>
+            <w:r>
+              <w:t xml:space="preserve"> </w:t>
+            </w:r>
+            <w:r>
+              <w:rPr>
+                <w:rStyle w:val="VerbatimChar"/>
+              </w:rPr>
+              <w:t xml:space="preserve">tvaAmount</w:t>
+            </w:r>
+            <w:r>
+              <w:t xml:space="preserve"> </w:t>
+            </w:r>
+            <w:r>
+              <w:t xml:space="preserve">/</w:t>
+            </w:r>
+            <w:r>
+              <w:t xml:space="preserve"> </w:t>
+            </w:r>
+            <w:r>
+              <w:rPr>
+                <w:rStyle w:val="VerbatimChar"/>
+              </w:rPr>
+              <w:t xml:space="preserve">totalTtc</w:t>
+            </w:r>
+          </w:p>
+        </w:tc>
+        <w:tc>
+          <w:tcPr/>
+          <w:p>
+            <w:pPr>
+              <w:pStyle w:val="Compact"/>
+            </w:pPr>
+            <w:r>
+              <w:t xml:space="preserve">Totaux agrégés</w:t>
+            </w:r>
+          </w:p>
+        </w:tc>
+      </w:tr>
+      <w:tr>
+        <w:tc>
+          <w:tcPr/>
+          <w:p>
+            <w:pPr>
+              <w:pStyle w:val="Compact"/>
+            </w:pPr>
+            <w:r>
+              <w:rPr>
+                <w:rStyle w:val="VerbatimChar"/>
+              </w:rPr>
+              <w:t xml:space="preserve">generatedAt</w:t>
+            </w:r>
+          </w:p>
+        </w:tc>
+        <w:tc>
+          <w:tcPr/>
+          <w:p>
+            <w:pPr>
+              <w:pStyle w:val="Compact"/>
+            </w:pPr>
+            <w:r>
+              <w:t xml:space="preserve">Dernière régénération</w:t>
+            </w:r>
+          </w:p>
+        </w:tc>
+      </w:tr>
+    </w:tbl>
+    <w:bookmarkEnd w:id="133"/>
+    <w:bookmarkStart w:id="134" w:name="endpoints-member-scoped"/>
+    <w:p>
+      <w:pPr>
+        <w:pStyle w:val="Heading3"/>
+      </w:pPr>
+      <w:r>
+        <w:t xml:space="preserve">Endpoints (member-scoped)</w:t>
+      </w:r>
+    </w:p>
+    <w:tbl>
+      <w:tblPr>
+        <w:tblStyle w:val="Table"/>
+        <w:tblW w:type="auto" w:w="0"/>
+        <w:tblLook w:firstRow="1" w:lastRow="0" w:firstColumn="0" w:lastColumn="0" w:noHBand="0" w:noVBand="0" w:val="0020"/>
+      </w:tblPr>
+      <w:tblGrid>
+        <w:gridCol w:w="2640"/>
+        <w:gridCol w:w="2640"/>
+        <w:gridCol w:w="2640"/>
+      </w:tblGrid>
+      <w:tr>
+        <w:trPr>
+          <w:tblHeader w:val="on"/>
+        </w:trPr>
+        <w:tc>
+          <w:tcPr/>
+          <w:p>
+            <w:pPr>
+              <w:pStyle w:val="Compact"/>
+            </w:pPr>
+            <w:r>
+              <w:t xml:space="preserve">Méthode</w:t>
+            </w:r>
+          </w:p>
+        </w:tc>
+        <w:tc>
+          <w:tcPr/>
+          <w:p>
+            <w:pPr>
+              <w:pStyle w:val="Compact"/>
+            </w:pPr>
+            <w:r>
+              <w:t xml:space="preserve">URL</w:t>
+            </w:r>
+          </w:p>
+        </w:tc>
+        <w:tc>
+          <w:tcPr/>
+          <w:p>
+            <w:pPr>
+              <w:pStyle w:val="Compact"/>
+            </w:pPr>
+            <w:r>
+              <w:t xml:space="preserve">Effet</w:t>
+            </w:r>
+          </w:p>
+        </w:tc>
+      </w:tr>
+      <w:tr>
+        <w:tc>
+          <w:tcPr/>
+          <w:p>
+            <w:pPr>
+              <w:pStyle w:val="Compact"/>
+            </w:pPr>
+            <w:r>
+              <w:rPr>
+                <w:rStyle w:val="VerbatimChar"/>
+              </w:rPr>
+              <w:t xml:space="preserve">GET</w:t>
+            </w:r>
+          </w:p>
+        </w:tc>
+        <w:tc>
+          <w:tcPr/>
+          <w:p>
+            <w:pPr>
+              <w:pStyle w:val="Compact"/>
+            </w:pPr>
+            <w:r>
+              <w:rPr>
+                <w:rStyle w:val="VerbatimChar"/>
+              </w:rPr>
+              <w:t xml:space="preserve">/api/v1/enterprises/:id/invoices?year=YYYY&amp;month=MM</w:t>
+            </w:r>
+          </w:p>
+        </w:tc>
+        <w:tc>
+          <w:tcPr/>
+          <w:p>
+            <w:pPr>
+              <w:pStyle w:val="Compact"/>
+            </w:pPr>
+            <w:r>
+              <w:t xml:space="preserve">Liste des factures de la période</w:t>
+            </w:r>
+          </w:p>
+        </w:tc>
+      </w:tr>
+      <w:tr>
+        <w:tc>
+          <w:tcPr/>
+          <w:p>
+            <w:pPr>
+              <w:pStyle w:val="Compact"/>
+            </w:pPr>
+            <w:r>
+              <w:rPr>
+                <w:rStyle w:val="VerbatimChar"/>
+              </w:rPr>
+              <w:t xml:space="preserve">GET</w:t>
+            </w:r>
+          </w:p>
+        </w:tc>
+        <w:tc>
+          <w:tcPr/>
+          <w:p>
+            <w:pPr>
+              <w:pStyle w:val="Compact"/>
+            </w:pPr>
+            <w:r>
+              <w:rPr>
+                <w:rStyle w:val="VerbatimChar"/>
+              </w:rPr>
+              <w:t xml:space="preserve">/api/v1/enterprises/:id/invoices/:invoiceId.pdf</w:t>
+            </w:r>
+          </w:p>
+        </w:tc>
+        <w:tc>
+          <w:tcPr/>
+          <w:p>
+            <w:pPr>
+              <w:pStyle w:val="Compact"/>
+            </w:pPr>
+            <w:r>
+              <w:t xml:space="preserve">PDF d'une facture unitaire</w:t>
+            </w:r>
+          </w:p>
+        </w:tc>
+      </w:tr>
+      <w:tr>
+        <w:tc>
+          <w:tcPr/>
+          <w:p>
+            <w:pPr>
+              <w:pStyle w:val="Compact"/>
+            </w:pPr>
+            <w:r>
+              <w:rPr>
+                <w:rStyle w:val="VerbatimChar"/>
+              </w:rPr>
+              <w:t xml:space="preserve">GET</w:t>
+            </w:r>
+          </w:p>
+        </w:tc>
+        <w:tc>
+          <w:tcPr/>
+          <w:p>
+            <w:pPr>
+              <w:pStyle w:val="Compact"/>
+            </w:pPr>
+            <w:r>
+              <w:rPr>
+                <w:rStyle w:val="VerbatimChar"/>
+              </w:rPr>
+              <w:t xml:space="preserve">/api/v1/enterprises/:id/invoices/monthly/:yyyymm.pdf</w:t>
+            </w:r>
+          </w:p>
+        </w:tc>
+        <w:tc>
+          <w:tcPr/>
+          <w:p>
+            <w:pPr>
+              <w:pStyle w:val="Compact"/>
+            </w:pPr>
+            <w:r>
+              <w:t xml:space="preserve">PDF consolidé du mois</w:t>
+            </w:r>
+          </w:p>
+        </w:tc>
+      </w:tr>
+      <w:tr>
+        <w:tc>
+          <w:tcPr/>
+          <w:p>
+            <w:pPr>
+              <w:pStyle w:val="Compact"/>
+            </w:pPr>
+            <w:r>
+              <w:rPr>
+                <w:rStyle w:val="VerbatimChar"/>
+              </w:rPr>
+              <w:t xml:space="preserve">GET</w:t>
+            </w:r>
+          </w:p>
+        </w:tc>
+        <w:tc>
+          <w:tcPr/>
+          <w:p>
+            <w:pPr>
+              <w:pStyle w:val="Compact"/>
+            </w:pPr>
+            <w:r>
+              <w:rPr>
+                <w:rStyle w:val="VerbatimChar"/>
+              </w:rPr>
+              <w:t xml:space="preserve">/api/v1/enterprises/:id/invoices/fec/:yyyymm.csv</w:t>
+            </w:r>
+          </w:p>
+        </w:tc>
+        <w:tc>
+          <w:tcPr/>
+          <w:p>
+            <w:pPr>
+              <w:pStyle w:val="Compact"/>
+            </w:pPr>
+            <w:r>
+              <w:t xml:space="preserve">Export FEC CSV</w:t>
+            </w:r>
+          </w:p>
+        </w:tc>
+      </w:tr>
+    </w:tbl>
+    <w:bookmarkEnd w:id="134"/>
+    <w:bookmarkStart w:id="135" w:name="format-pdf-facture-unitaire"/>
+    <w:p>
+      <w:pPr>
+        <w:pStyle w:val="Heading3"/>
+      </w:pPr>
+      <w:r>
+        <w:t xml:space="preserve">Format PDF facture unitaire</w:t>
+      </w:r>
+    </w:p>
+    <w:p>
+      <w:pPr>
+        <w:pStyle w:val="FirstParagraph"/>
+      </w:pPr>
+      <w:r>
+        <w:t xml:space="preserve">Une page A4 portrait :</w:t>
+      </w:r>
+    </w:p>
+    <w:p>
+      <w:pPr>
+        <w:pStyle w:val="Compact"/>
+        <w:numPr>
+          <w:ilvl w:val="0"/>
+          <w:numId w:val="1051"/>
+        </w:numPr>
+      </w:pPr>
+      <w:r>
+        <w:t xml:space="preserve">En-tête : logo Pièces, mention « Facture normalisée », numéro de facture, date</w:t>
+      </w:r>
+    </w:p>
+    <w:p>
+      <w:pPr>
+        <w:pStyle w:val="Compact"/>
+        <w:numPr>
+          <w:ilvl w:val="0"/>
+          <w:numId w:val="1051"/>
+        </w:numPr>
+      </w:pPr>
+      <w:r>
+        <w:rPr>
+          <w:b/>
+          <w:bCs/>
+        </w:rPr>
+        <w:t xml:space="preserve">Bannière FNE</w:t>
+      </w:r>
+      <w:r>
+        <w:t xml:space="preserve"> </w:t>
+      </w:r>
+      <w:r>
+        <w:t xml:space="preserve">: verte avec numéro de validation DGI si présent, jaune « intégration en cours » sinon</w:t>
+      </w:r>
+    </w:p>
+    <w:p>
+      <w:pPr>
+        <w:pStyle w:val="Compact"/>
+        <w:numPr>
+          <w:ilvl w:val="0"/>
+          <w:numId w:val="1051"/>
+        </w:numPr>
+      </w:pPr>
+      <w:r>
+        <w:t xml:space="preserve">Émetteur (Pièces.ci SAS) / Destinataire (raison sociale, adresse, RCCM)</w:t>
+      </w:r>
+    </w:p>
+    <w:p>
+      <w:pPr>
+        <w:pStyle w:val="Compact"/>
+        <w:numPr>
+          <w:ilvl w:val="0"/>
+          <w:numId w:val="1051"/>
+        </w:numPr>
+      </w:pPr>
+      <w:r>
+        <w:t xml:space="preserve">Référence commande + véhicule</w:t>
+      </w:r>
+    </w:p>
+    <w:p>
+      <w:pPr>
+        <w:pStyle w:val="Compact"/>
+        <w:numPr>
+          <w:ilvl w:val="0"/>
+          <w:numId w:val="1051"/>
+        </w:numPr>
+      </w:pPr>
+      <w:r>
+        <w:t xml:space="preserve">Tableau items : désignation, qté, prix TTC, total</w:t>
+      </w:r>
+    </w:p>
+    <w:p>
+      <w:pPr>
+        <w:pStyle w:val="Compact"/>
+        <w:numPr>
+          <w:ilvl w:val="0"/>
+          <w:numId w:val="1051"/>
+        </w:numPr>
+      </w:pPr>
+      <w:r>
+        <w:t xml:space="preserve">Bloc totaux : Main-d'œuvre, Livraison, Sous-total HT, TVA,</w:t>
+      </w:r>
+      <w:r>
+        <w:t xml:space="preserve"> </w:t>
+      </w:r>
+      <w:r>
+        <w:rPr>
+          <w:b/>
+          <w:bCs/>
+        </w:rPr>
+        <w:t xml:space="preserve">TOTAL TTC</w:t>
+      </w:r>
+      <w:r>
+        <w:t xml:space="preserve"> </w:t>
+      </w:r>
+      <w:r>
+        <w:t xml:space="preserve">(encadré accent)</w:t>
+      </w:r>
+    </w:p>
+    <w:p>
+      <w:pPr>
+        <w:pStyle w:val="Compact"/>
+        <w:numPr>
+          <w:ilvl w:val="0"/>
+          <w:numId w:val="1051"/>
+        </w:numPr>
+      </w:pPr>
+      <w:r>
+        <w:t xml:space="preserve">Footer : mention CGU + TVA 18 %</w:t>
+      </w:r>
+    </w:p>
+    <w:bookmarkEnd w:id="135"/>
+    <w:bookmarkStart w:id="136" w:name="format-pdf-consolidé-mensuel"/>
+    <w:p>
+      <w:pPr>
+        <w:pStyle w:val="Heading3"/>
+      </w:pPr>
+      <w:r>
+        <w:t xml:space="preserve">Format PDF consolidé mensuel</w:t>
+      </w:r>
+    </w:p>
+    <w:p>
+      <w:pPr>
+        <w:pStyle w:val="FirstParagraph"/>
+      </w:pPr>
+      <w:r>
+        <w:t xml:space="preserve">Une ou plusieurs pages A4 :</w:t>
+      </w:r>
+    </w:p>
+    <w:p>
+      <w:pPr>
+        <w:pStyle w:val="Compact"/>
+        <w:numPr>
+          <w:ilvl w:val="0"/>
+          <w:numId w:val="1052"/>
+        </w:numPr>
+      </w:pPr>
+      <w:r>
+        <w:t xml:space="preserve">En-tête : « Facture mensuelle consolidée », mois + année</w:t>
+      </w:r>
+    </w:p>
+    <w:p>
+      <w:pPr>
+        <w:pStyle w:val="Compact"/>
+        <w:numPr>
+          <w:ilvl w:val="0"/>
+          <w:numId w:val="1052"/>
+        </w:numPr>
+      </w:pPr>
+      <w:r>
+        <w:t xml:space="preserve">Bloc entreprise (raison sociale, adresse, RCCM)</w:t>
+      </w:r>
+    </w:p>
+    <w:p>
+      <w:pPr>
+        <w:pStyle w:val="Compact"/>
+        <w:numPr>
+          <w:ilvl w:val="0"/>
+          <w:numId w:val="1052"/>
+        </w:numPr>
+      </w:pPr>
+      <w:r>
+        <w:t xml:space="preserve">Boîte récap : nombre de factures + total TTC en gros + détail HT/TVA</w:t>
+      </w:r>
+    </w:p>
+    <w:p>
+      <w:pPr>
+        <w:pStyle w:val="Compact"/>
+        <w:numPr>
+          <w:ilvl w:val="0"/>
+          <w:numId w:val="1052"/>
+        </w:numPr>
+      </w:pPr>
+      <w:r>
+        <w:t xml:space="preserve">Tableau : date, n° facture, véhicule, HT, TVA, TTC (multi-pages si besoin)</w:t>
+      </w:r>
+    </w:p>
+    <w:p>
+      <w:pPr>
+        <w:pStyle w:val="Compact"/>
+        <w:numPr>
+          <w:ilvl w:val="0"/>
+          <w:numId w:val="1052"/>
+        </w:numPr>
+      </w:pPr>
+      <w:r>
+        <w:t xml:space="preserve">Footer : « Document à conserver pour la comptabilité »</w:t>
+      </w:r>
+    </w:p>
+    <w:bookmarkEnd w:id="136"/>
+    <w:bookmarkStart w:id="137" w:name="export-fec-csv"/>
+    <w:p>
+      <w:pPr>
+        <w:pStyle w:val="Heading3"/>
+      </w:pPr>
+      <w:r>
+        <w:t xml:space="preserve">Export FEC CSV</w:t>
+      </w:r>
+    </w:p>
+    <w:p>
+      <w:pPr>
+        <w:pStyle w:val="FirstParagraph"/>
+      </w:pPr>
+      <w:r>
+        <w:t xml:space="preserve">Colonnes (séparateur</w:t>
+      </w:r>
+      <w:r>
+        <w:t xml:space="preserve"> </w:t>
+      </w:r>
+      <w:r>
+        <w:rPr>
+          <w:rStyle w:val="VerbatimChar"/>
+        </w:rPr>
+        <w:t xml:space="preserve">;</w:t>
+      </w:r>
+      <w:r>
+        <w:t xml:space="preserve">) :</w:t>
+      </w:r>
+      <w:r>
+        <w:t xml:space="preserve"> </w:t>
+      </w:r>
+      <w:r>
+        <w:rPr>
+          <w:rStyle w:val="VerbatimChar"/>
+        </w:rPr>
+        <w:t xml:space="preserve">Date;NumeroFacture;NumeroValidationDGI;Commande;HT;TauxTVA;TVA;TTC</w:t>
+      </w:r>
+    </w:p>
+    <w:p>
+      <w:pPr>
+        <w:pStyle w:val="BodyText"/>
+      </w:pPr>
+      <w:r>
+        <w:t xml:space="preserve">Compatible avec la plupart des logiciels comptables ivoiriens (et Excel). Le</w:t>
+      </w:r>
+      <w:r>
+        <w:t xml:space="preserve"> </w:t>
+      </w:r>
+      <w:r>
+        <w:rPr>
+          <w:rStyle w:val="VerbatimChar"/>
+        </w:rPr>
+        <w:t xml:space="preserve">NumeroValidationDGI</w:t>
+      </w:r>
+      <w:r>
+        <w:t xml:space="preserve"> </w:t>
+      </w:r>
+      <w:r>
+        <w:t xml:space="preserve">est vide tant que FNE n'est pas branché.</w:t>
+      </w:r>
+    </w:p>
+    <w:bookmarkEnd w:id="137"/>
+    <w:bookmarkStart w:id="138" w:name="écran-entreprise"/>
+    <w:p>
+      <w:pPr>
+        <w:pStyle w:val="Heading3"/>
+      </w:pPr>
+      <w:r>
+        <w:t xml:space="preserve">Écran entreprise</w:t>
+      </w:r>
+    </w:p>
+    <w:p>
+      <w:pPr>
+        <w:pStyle w:val="FirstParagraph"/>
+      </w:pPr>
+      <w:r>
+        <w:rPr>
+          <w:rStyle w:val="VerbatimChar"/>
+        </w:rPr>
+        <w:t xml:space="preserve">/enterprise/invoices</w:t>
+      </w:r>
+      <w:r>
+        <w:t xml:space="preserve"> </w:t>
+      </w:r>
+      <w:r>
+        <w:t xml:space="preserve">:</w:t>
+      </w:r>
+    </w:p>
+    <w:p>
+      <w:pPr>
+        <w:pStyle w:val="Compact"/>
+        <w:numPr>
+          <w:ilvl w:val="0"/>
+          <w:numId w:val="1053"/>
+        </w:numPr>
+      </w:pPr>
+      <w:r>
+        <w:t xml:space="preserve">Sélecteur de période (12 derniers mois)</w:t>
+      </w:r>
+    </w:p>
+    <w:p>
+      <w:pPr>
+        <w:pStyle w:val="Compact"/>
+        <w:numPr>
+          <w:ilvl w:val="0"/>
+          <w:numId w:val="1053"/>
+        </w:numPr>
+      </w:pPr>
+      <w:r>
+        <w:t xml:space="preserve">Stats récap (nb factures, total HT, TVA, TTC)</w:t>
+      </w:r>
+    </w:p>
+    <w:p>
+      <w:pPr>
+        <w:pStyle w:val="Compact"/>
+        <w:numPr>
+          <w:ilvl w:val="0"/>
+          <w:numId w:val="1053"/>
+        </w:numPr>
+      </w:pPr>
+      <w:r>
+        <w:t xml:space="preserve">Tableau facture par facture avec chip DGI (« Validé » / « FNE à venir ») et bouton Télécharger PDF</w:t>
+      </w:r>
+    </w:p>
+    <w:p>
+      <w:pPr>
+        <w:pStyle w:val="Compact"/>
+        <w:numPr>
+          <w:ilvl w:val="0"/>
+          <w:numId w:val="1053"/>
+        </w:numPr>
+      </w:pPr>
+      <w:r>
+        <w:t xml:space="preserve">Boutons globaux :</w:t>
+      </w:r>
+      <w:r>
+        <w:t xml:space="preserve"> </w:t>
+      </w:r>
+      <w:r>
+        <w:rPr>
+          <w:b/>
+          <w:bCs/>
+        </w:rPr>
+        <w:t xml:space="preserve">Télécharger facture consolidée (PDF)</w:t>
+      </w:r>
+      <w:r>
+        <w:t xml:space="preserve"> </w:t>
+      </w:r>
+      <w:r>
+        <w:t xml:space="preserve">+</w:t>
+      </w:r>
+      <w:r>
+        <w:t xml:space="preserve"> </w:t>
+      </w:r>
+      <w:r>
+        <w:rPr>
+          <w:b/>
+          <w:bCs/>
+        </w:rPr>
+        <w:t xml:space="preserve">Export FEC (CSV)</w:t>
+      </w:r>
+    </w:p>
+    <w:p>
+      <w:pPr>
+        <w:pStyle w:val="Compact"/>
+        <w:numPr>
+          <w:ilvl w:val="0"/>
+          <w:numId w:val="1053"/>
+        </w:numPr>
+      </w:pPr>
+      <w:r>
+        <w:t xml:space="preserve">Encart informatif sur l'intégration FNE-CI en cours</w:t>
+      </w:r>
+    </w:p>
+    <w:bookmarkEnd w:id="138"/>
+    <w:bookmarkStart w:id="139" w:name="roadmap-fne-ci-non-livré"/>
+    <w:p>
+      <w:pPr>
+        <w:pStyle w:val="Heading3"/>
+      </w:pPr>
+      <w:r>
+        <w:t xml:space="preserve">Roadmap FNE-CI (non livré)</w:t>
+      </w:r>
+    </w:p>
+    <w:p>
+      <w:pPr>
+        <w:pStyle w:val="Compact"/>
+        <w:numPr>
+          <w:ilvl w:val="0"/>
+          <w:numId w:val="1054"/>
+        </w:numPr>
+      </w:pPr>
+      <w:r>
+        <w:t xml:space="preserve">Récupérer la spec officielle de la passerelle FNE-CI (DGI Côte d'Ivoire)</w:t>
+      </w:r>
+    </w:p>
+    <w:p>
+      <w:pPr>
+        <w:pStyle w:val="Compact"/>
+        <w:numPr>
+          <w:ilvl w:val="0"/>
+          <w:numId w:val="1054"/>
+        </w:numPr>
+      </w:pPr>
+      <w:r>
+        <w:t xml:space="preserve">Implémenter le client (auth, soumission, callback)</w:t>
+      </w:r>
+    </w:p>
+    <w:p>
+      <w:pPr>
+        <w:pStyle w:val="Compact"/>
+        <w:numPr>
+          <w:ilvl w:val="0"/>
+          <w:numId w:val="1054"/>
+        </w:numPr>
+      </w:pPr>
+      <w:r>
+        <w:t xml:space="preserve">Backfill automatique des factures déjà émises : push à FNE → mise à jour</w:t>
+      </w:r>
+      <w:r>
+        <w:t xml:space="preserve"> </w:t>
+      </w:r>
+      <w:r>
+        <w:rPr>
+          <w:rStyle w:val="VerbatimChar"/>
+        </w:rPr>
+        <w:t xml:space="preserve">fne_validation_number</w:t>
+      </w:r>
+      <w:r>
+        <w:t xml:space="preserve"> </w:t>
+      </w:r>
+      <w:r>
+        <w:t xml:space="preserve">+</w:t>
+      </w:r>
+      <w:r>
+        <w:t xml:space="preserve"> </w:t>
+      </w:r>
+      <w:r>
+        <w:rPr>
+          <w:rStyle w:val="VerbatimChar"/>
+        </w:rPr>
+        <w:t xml:space="preserve">fne_qr_payload</w:t>
+      </w:r>
+      <w:r>
+        <w:t xml:space="preserve"> </w:t>
+      </w:r>
+      <w:r>
+        <w:t xml:space="preserve">+</w:t>
+      </w:r>
+      <w:r>
+        <w:t xml:space="preserve"> </w:t>
+      </w:r>
+      <w:r>
+        <w:rPr>
+          <w:rStyle w:val="VerbatimChar"/>
+        </w:rPr>
+        <w:t xml:space="preserve">fne_submitted_at</w:t>
+      </w:r>
+    </w:p>
+    <w:p>
+      <w:pPr>
+        <w:pStyle w:val="Compact"/>
+        <w:numPr>
+          <w:ilvl w:val="0"/>
+          <w:numId w:val="1054"/>
+        </w:numPr>
+      </w:pPr>
+      <w:r>
+        <w:t xml:space="preserve">Génération QR code dans le PDF (intégré à la bannière verte)</w:t>
+      </w:r>
+    </w:p>
+    <w:p>
+      <w:pPr>
+        <w:pStyle w:val="Compact"/>
+        <w:numPr>
+          <w:ilvl w:val="0"/>
+          <w:numId w:val="1054"/>
+        </w:numPr>
+      </w:pPr>
+      <w:r>
+        <w:t xml:space="preserve">Cron de retry sur les échecs de soumission</w:t>
+      </w:r>
+    </w:p>
+    <w:bookmarkEnd w:id="139"/>
+    <w:bookmarkStart w:id="140" w:name="sécurité-et-conformité"/>
+    <w:p>
+      <w:pPr>
+        <w:pStyle w:val="Heading3"/>
+      </w:pPr>
+      <w:r>
+        <w:t xml:space="preserve">Sécurité et conformité</w:t>
+      </w:r>
+    </w:p>
+    <w:p>
+      <w:pPr>
+        <w:pStyle w:val="Compact"/>
+        <w:numPr>
+          <w:ilvl w:val="0"/>
+          <w:numId w:val="1055"/>
+        </w:numPr>
+      </w:pPr>
+      <w:r>
+        <w:t xml:space="preserve">Les factures sont</w:t>
+      </w:r>
+      <w:r>
+        <w:t xml:space="preserve"> </w:t>
+      </w:r>
+      <w:r>
+        <w:rPr>
+          <w:b/>
+          <w:bCs/>
+        </w:rPr>
+        <w:t xml:space="preserve">immuables après émission</w:t>
+      </w:r>
+      <w:r>
+        <w:t xml:space="preserve">. Pour corriger, émettre une note de crédit (à modéliser en phase 2).</w:t>
+      </w:r>
+    </w:p>
+    <w:p>
+      <w:pPr>
+        <w:pStyle w:val="Compact"/>
+        <w:numPr>
+          <w:ilvl w:val="0"/>
+          <w:numId w:val="1055"/>
+        </w:numPr>
+      </w:pPr>
+      <w:r>
+        <w:t xml:space="preserve">L'accès est gating par</w:t>
+      </w:r>
+      <w:r>
+        <w:t xml:space="preserve"> </w:t>
+      </w:r>
+      <w:r>
+        <w:rPr>
+          <w:rStyle w:val="VerbatimChar"/>
+        </w:rPr>
+        <w:t xml:space="preserve">assertMember</w:t>
+      </w:r>
+      <w:r>
+        <w:t xml:space="preserve"> </w:t>
+      </w:r>
+      <w:r>
+        <w:t xml:space="preserve">côté API — seuls les membres de l'entreprise peuvent télécharger leurs factures.</w:t>
+      </w:r>
+    </w:p>
+    <w:p>
+      <w:pPr>
+        <w:pStyle w:val="Compact"/>
+        <w:numPr>
+          <w:ilvl w:val="0"/>
+          <w:numId w:val="1055"/>
+        </w:numPr>
+      </w:pPr>
+      <w:r>
+        <w:t xml:space="preserve">Aucune donnée fiscale n'est exposée publiquement ; toutes les URLs PDF requièrent Bearer token.</w:t>
       </w:r>
     </w:p>
     <w:p>
@@ -14324,6 +17018,1100 @@
         </w:pict>
       </w:r>
     </w:p>
+    <w:bookmarkEnd w:id="140"/>
+    <w:bookmarkEnd w:id="141"/>
+    <w:bookmarkStart w:id="142" w:name="Xf7ea28a80bb65d9b1ba44a0a53edba973787b02"/>
+    <w:p>
+      <w:pPr>
+        <w:pStyle w:val="Heading2"/>
+      </w:pPr>
+      <w:r>
+        <w:t xml:space="preserve">21. FAQ et dépannage</w:t>
+      </w:r>
+    </w:p>
+    <w:p>
+      <w:pPr>
+        <w:pStyle w:val="FirstParagraph"/>
+      </w:pPr>
+      <w:r>
+        <w:rPr>
+          <w:b/>
+          <w:bCs/>
+        </w:rPr>
+        <w:t xml:space="preserve">Q. Un admin n'apparaît pas dans la liste Liaisons.</w:t>
+      </w:r>
+      <w:r>
+        <w:t xml:space="preserve"> </w:t>
+      </w:r>
+      <w:r>
+        <w:t xml:space="preserve">R. Vérifier que</w:t>
+      </w:r>
+      <w:r>
+        <w:t xml:space="preserve"> </w:t>
+      </w:r>
+      <w:r>
+        <w:rPr>
+          <w:rStyle w:val="VerbatimChar"/>
+        </w:rPr>
+        <w:t xml:space="preserve">'LIAISON'</w:t>
+      </w:r>
+      <w:r>
+        <w:t xml:space="preserve"> </w:t>
+      </w:r>
+      <w:r>
+        <w:t xml:space="preserve">est bien dans le tableau</w:t>
+      </w:r>
+      <w:r>
+        <w:t xml:space="preserve"> </w:t>
+      </w:r>
+      <w:r>
+        <w:rPr>
+          <w:rStyle w:val="VerbatimChar"/>
+        </w:rPr>
+        <w:t xml:space="preserve">users.roles</w:t>
+      </w:r>
+      <w:r>
+        <w:t xml:space="preserve">. Si ce n'est pas le cas, mettre à jour via</w:t>
+      </w:r>
+      <w:r>
+        <w:t xml:space="preserve"> </w:t>
+      </w:r>
+      <w:r>
+        <w:rPr>
+          <w:rStyle w:val="VerbatimChar"/>
+        </w:rPr>
+        <w:t xml:space="preserve">PATCH /api/v1/users/:id/roles</w:t>
+      </w:r>
+      <w:r>
+        <w:t xml:space="preserve"> </w:t>
+      </w:r>
+      <w:r>
+        <w:t xml:space="preserve">— la logique ajoute automatiquement LIAISON quand ADMIN est dans la liste. Si l'admin existait avant mai 2026, un backfill SQL a été appliqué le 27 mai 2026 :</w:t>
+      </w:r>
+    </w:p>
+    <w:p>
+      <w:pPr>
+        <w:pStyle w:val="SourceCode"/>
+      </w:pPr>
+      <w:r>
+        <w:rPr>
+          <w:rStyle w:val="KeywordTok"/>
+        </w:rPr>
+        <w:t xml:space="preserve">UPDATE</w:t>
+      </w:r>
+      <w:r>
+        <w:rPr>
+          <w:rStyle w:val="NormalTok"/>
+        </w:rPr>
+        <w:t xml:space="preserve"> users</w:t>
+      </w:r>
+      <w:r>
+        <w:br/>
+      </w:r>
+      <w:r>
+        <w:rPr>
+          <w:rStyle w:val="KeywordTok"/>
+        </w:rPr>
+        <w:t xml:space="preserve">SET</w:t>
+      </w:r>
+      <w:r>
+        <w:rPr>
+          <w:rStyle w:val="NormalTok"/>
+        </w:rPr>
+        <w:t xml:space="preserve"> </w:t>
+      </w:r>
+      <w:r>
+        <w:rPr>
+          <w:rStyle w:val="KeywordTok"/>
+        </w:rPr>
+        <w:t xml:space="preserve">roles</w:t>
+      </w:r>
+      <w:r>
+        <w:rPr>
+          <w:rStyle w:val="NormalTok"/>
+        </w:rPr>
+        <w:t xml:space="preserve"> </w:t>
+      </w:r>
+      <w:r>
+        <w:rPr>
+          <w:rStyle w:val="OperatorTok"/>
+        </w:rPr>
+        <w:t xml:space="preserve">=</w:t>
+      </w:r>
+      <w:r>
+        <w:rPr>
+          <w:rStyle w:val="NormalTok"/>
+        </w:rPr>
+        <w:t xml:space="preserve"> array_append(</w:t>
+      </w:r>
+      <w:r>
+        <w:rPr>
+          <w:rStyle w:val="KeywordTok"/>
+        </w:rPr>
+        <w:t xml:space="preserve">roles</w:t>
+      </w:r>
+      <w:r>
+        <w:rPr>
+          <w:rStyle w:val="NormalTok"/>
+        </w:rPr>
+        <w:t xml:space="preserve">, </w:t>
+      </w:r>
+      <w:r>
+        <w:rPr>
+          <w:rStyle w:val="StringTok"/>
+        </w:rPr>
+        <w:t xml:space="preserve">'LIAISON'</w:t>
+      </w:r>
+      <w:r>
+        <w:rPr>
+          <w:rStyle w:val="NormalTok"/>
+        </w:rPr>
+        <w:t xml:space="preserve">::</w:t>
+      </w:r>
+      <w:r>
+        <w:rPr>
+          <w:rStyle w:val="OtherTok"/>
+        </w:rPr>
+        <w:t xml:space="preserve">"Role"</w:t>
+      </w:r>
+      <w:r>
+        <w:rPr>
+          <w:rStyle w:val="NormalTok"/>
+        </w:rPr>
+        <w:t xml:space="preserve">)</w:t>
+      </w:r>
+      <w:r>
+        <w:br/>
+      </w:r>
+      <w:r>
+        <w:rPr>
+          <w:rStyle w:val="KeywordTok"/>
+        </w:rPr>
+        <w:t xml:space="preserve">WHERE</w:t>
+      </w:r>
+      <w:r>
+        <w:rPr>
+          <w:rStyle w:val="NormalTok"/>
+        </w:rPr>
+        <w:t xml:space="preserve"> </w:t>
+      </w:r>
+      <w:r>
+        <w:rPr>
+          <w:rStyle w:val="StringTok"/>
+        </w:rPr>
+        <w:t xml:space="preserve">'ADMIN'</w:t>
+      </w:r>
+      <w:r>
+        <w:rPr>
+          <w:rStyle w:val="NormalTok"/>
+        </w:rPr>
+        <w:t xml:space="preserve"> </w:t>
+      </w:r>
+      <w:r>
+        <w:rPr>
+          <w:rStyle w:val="OperatorTok"/>
+        </w:rPr>
+        <w:t xml:space="preserve">=</w:t>
+      </w:r>
+      <w:r>
+        <w:rPr>
+          <w:rStyle w:val="NormalTok"/>
+        </w:rPr>
+        <w:t xml:space="preserve"> </w:t>
+      </w:r>
+      <w:r>
+        <w:rPr>
+          <w:rStyle w:val="KeywordTok"/>
+        </w:rPr>
+        <w:t xml:space="preserve">ANY</w:t>
+      </w:r>
+      <w:r>
+        <w:rPr>
+          <w:rStyle w:val="NormalTok"/>
+        </w:rPr>
+        <w:t xml:space="preserve">(</w:t>
+      </w:r>
+      <w:r>
+        <w:rPr>
+          <w:rStyle w:val="KeywordTok"/>
+        </w:rPr>
+        <w:t xml:space="preserve">roles</w:t>
+      </w:r>
+      <w:r>
+        <w:rPr>
+          <w:rStyle w:val="NormalTok"/>
+        </w:rPr>
+        <w:t xml:space="preserve">) </w:t>
+      </w:r>
+      <w:r>
+        <w:rPr>
+          <w:rStyle w:val="KeywordTok"/>
+        </w:rPr>
+        <w:t xml:space="preserve">AND</w:t>
+      </w:r>
+      <w:r>
+        <w:rPr>
+          <w:rStyle w:val="NormalTok"/>
+        </w:rPr>
+        <w:t xml:space="preserve"> </w:t>
+      </w:r>
+      <w:r>
+        <w:rPr>
+          <w:rStyle w:val="KeywordTok"/>
+        </w:rPr>
+        <w:t xml:space="preserve">NOT</w:t>
+      </w:r>
+      <w:r>
+        <w:rPr>
+          <w:rStyle w:val="NormalTok"/>
+        </w:rPr>
+        <w:t xml:space="preserve"> </w:t>
+      </w:r>
+      <w:r>
+        <w:rPr>
+          <w:rStyle w:val="StringTok"/>
+        </w:rPr>
+        <w:t xml:space="preserve">'LIAISON'</w:t>
+      </w:r>
+      <w:r>
+        <w:rPr>
+          <w:rStyle w:val="NormalTok"/>
+        </w:rPr>
+        <w:t xml:space="preserve"> </w:t>
+      </w:r>
+      <w:r>
+        <w:rPr>
+          <w:rStyle w:val="OperatorTok"/>
+        </w:rPr>
+        <w:t xml:space="preserve">=</w:t>
+      </w:r>
+      <w:r>
+        <w:rPr>
+          <w:rStyle w:val="NormalTok"/>
+        </w:rPr>
+        <w:t xml:space="preserve"> </w:t>
+      </w:r>
+      <w:r>
+        <w:rPr>
+          <w:rStyle w:val="KeywordTok"/>
+        </w:rPr>
+        <w:t xml:space="preserve">ANY</w:t>
+      </w:r>
+      <w:r>
+        <w:rPr>
+          <w:rStyle w:val="NormalTok"/>
+        </w:rPr>
+        <w:t xml:space="preserve">(</w:t>
+      </w:r>
+      <w:r>
+        <w:rPr>
+          <w:rStyle w:val="KeywordTok"/>
+        </w:rPr>
+        <w:t xml:space="preserve">roles</w:t>
+      </w:r>
+      <w:r>
+        <w:rPr>
+          <w:rStyle w:val="NormalTok"/>
+        </w:rPr>
+        <w:t xml:space="preserve">);</w:t>
+      </w:r>
+    </w:p>
+    <w:p>
+      <w:pPr>
+        <w:pStyle w:val="FirstParagraph"/>
+      </w:pPr>
+      <w:r>
+        <w:rPr>
+          <w:b/>
+          <w:bCs/>
+        </w:rPr>
+        <w:t xml:space="preserve">Q. Une commission semble bloquée à 1000 FCFA alors que le Liaison a entré 500.</w:t>
+      </w:r>
+      <w:r>
+        <w:t xml:space="preserve"> </w:t>
+      </w:r>
+      <w:r>
+        <w:t xml:space="preserve">R. C'est le plancher de sécurité</w:t>
+      </w:r>
+      <w:r>
+        <w:t xml:space="preserve"> </w:t>
+      </w:r>
+      <w:r>
+        <w:rPr>
+          <w:rStyle w:val="VerbatimChar"/>
+        </w:rPr>
+        <w:t xml:space="preserve">max(1000, 5 % × prix)</w:t>
+      </w:r>
+      <w:r>
+        <w:t xml:space="preserve">. Le serveur clamp automatiquement au minimum (cf. §7). C'est volontaire.</w:t>
+      </w:r>
+    </w:p>
+    <w:p>
+      <w:pPr>
+        <w:pStyle w:val="BodyText"/>
+      </w:pPr>
+      <w:r>
+        <w:rPr>
+          <w:b/>
+          <w:bCs/>
+        </w:rPr>
+        <w:t xml:space="preserve">Q. La page Liaisons est vide.</w:t>
+      </w:r>
+      <w:r>
+        <w:t xml:space="preserve"> </w:t>
+      </w:r>
+      <w:r>
+        <w:t xml:space="preserve">R. Vérifier qu'il y a bien des utilisateurs avec</w:t>
+      </w:r>
+      <w:r>
+        <w:t xml:space="preserve"> </w:t>
+      </w:r>
+      <w:r>
+        <w:rPr>
+          <w:rStyle w:val="VerbatimChar"/>
+        </w:rPr>
+        <w:t xml:space="preserve">'LIAISON'</w:t>
+      </w:r>
+      <w:r>
+        <w:t xml:space="preserve"> </w:t>
+      </w:r>
+      <w:r>
+        <w:t xml:space="preserve">dans leur tableau</w:t>
+      </w:r>
+      <w:r>
+        <w:t xml:space="preserve"> </w:t>
+      </w:r>
+      <w:r>
+        <w:rPr>
+          <w:rStyle w:val="VerbatimChar"/>
+        </w:rPr>
+        <w:t xml:space="preserve">roles</w:t>
+      </w:r>
+      <w:r>
+        <w:t xml:space="preserve">. La table</w:t>
+      </w:r>
+      <w:r>
+        <w:t xml:space="preserve"> </w:t>
+      </w:r>
+      <w:r>
+        <w:rPr>
+          <w:rStyle w:val="VerbatimChar"/>
+        </w:rPr>
+        <w:t xml:space="preserve">activity_logs</w:t>
+      </w:r>
+      <w:r>
+        <w:t xml:space="preserve"> </w:t>
+      </w:r>
+      <w:r>
+        <w:t xml:space="preserve">n'est alimentée qu'après le déploiement du commit du 27 mai 2026 — les actions Liaison antérieures à cette date ne seront pas tracées rétroactivement.</w:t>
+      </w:r>
+    </w:p>
+    <w:p>
+      <w:pPr>
+        <w:pStyle w:val="BodyText"/>
+      </w:pPr>
+      <w:r>
+        <w:rPr>
+          <w:b/>
+          <w:bCs/>
+        </w:rPr>
+        <w:t xml:space="preserve">Q. Comment voir TOUTES les actions Liaison sur la plateforme (cross-Liaison) ?</w:t>
+      </w:r>
+      <w:r>
+        <w:t xml:space="preserve"> </w:t>
+      </w:r>
+      <w:r>
+        <w:t xml:space="preserve">R. Endpoint pas encore exposé — il faut requêter directement</w:t>
+      </w:r>
+      <w:r>
+        <w:t xml:space="preserve"> </w:t>
+      </w:r>
+      <w:r>
+        <w:rPr>
+          <w:rStyle w:val="VerbatimChar"/>
+        </w:rPr>
+        <w:t xml:space="preserve">activity_logs</w:t>
+      </w:r>
+      <w:r>
+        <w:t xml:space="preserve"> </w:t>
+      </w:r>
+      <w:r>
+        <w:t xml:space="preserve">:</w:t>
+      </w:r>
+    </w:p>
+    <w:p>
+      <w:pPr>
+        <w:pStyle w:val="SourceCode"/>
+      </w:pPr>
+      <w:r>
+        <w:rPr>
+          <w:rStyle w:val="KeywordTok"/>
+        </w:rPr>
+        <w:t xml:space="preserve">SELECT</w:t>
+      </w:r>
+      <w:r>
+        <w:rPr>
+          <w:rStyle w:val="NormalTok"/>
+        </w:rPr>
+        <w:t xml:space="preserve"> </w:t>
+      </w:r>
+      <w:r>
+        <w:rPr>
+          <w:rStyle w:val="OperatorTok"/>
+        </w:rPr>
+        <w:t xml:space="preserve">*</w:t>
+      </w:r>
+      <w:r>
+        <w:rPr>
+          <w:rStyle w:val="NormalTok"/>
+        </w:rPr>
+        <w:t xml:space="preserve"> </w:t>
+      </w:r>
+      <w:r>
+        <w:rPr>
+          <w:rStyle w:val="KeywordTok"/>
+        </w:rPr>
+        <w:t xml:space="preserve">FROM</w:t>
+      </w:r>
+      <w:r>
+        <w:rPr>
+          <w:rStyle w:val="NormalTok"/>
+        </w:rPr>
+        <w:t xml:space="preserve"> activity_logs </w:t>
+      </w:r>
+      <w:r>
+        <w:rPr>
+          <w:rStyle w:val="KeywordTok"/>
+        </w:rPr>
+        <w:t xml:space="preserve">ORDER</w:t>
+      </w:r>
+      <w:r>
+        <w:rPr>
+          <w:rStyle w:val="NormalTok"/>
+        </w:rPr>
+        <w:t xml:space="preserve"> </w:t>
+      </w:r>
+      <w:r>
+        <w:rPr>
+          <w:rStyle w:val="KeywordTok"/>
+        </w:rPr>
+        <w:t xml:space="preserve">BY</w:t>
+      </w:r>
+      <w:r>
+        <w:rPr>
+          <w:rStyle w:val="NormalTok"/>
+        </w:rPr>
+        <w:t xml:space="preserve"> created_at </w:t>
+      </w:r>
+      <w:r>
+        <w:rPr>
+          <w:rStyle w:val="KeywordTok"/>
+        </w:rPr>
+        <w:t xml:space="preserve">DESC</w:t>
+      </w:r>
+      <w:r>
+        <w:rPr>
+          <w:rStyle w:val="NormalTok"/>
+        </w:rPr>
+        <w:t xml:space="preserve"> </w:t>
+      </w:r>
+      <w:r>
+        <w:rPr>
+          <w:rStyle w:val="KeywordTok"/>
+        </w:rPr>
+        <w:t xml:space="preserve">LIMIT</w:t>
+      </w:r>
+      <w:r>
+        <w:rPr>
+          <w:rStyle w:val="NormalTok"/>
+        </w:rPr>
+        <w:t xml:space="preserve"> </w:t>
+      </w:r>
+      <w:r>
+        <w:rPr>
+          <w:rStyle w:val="DecValTok"/>
+        </w:rPr>
+        <w:t xml:space="preserve">200</w:t>
+      </w:r>
+      <w:r>
+        <w:rPr>
+          <w:rStyle w:val="NormalTok"/>
+        </w:rPr>
+        <w:t xml:space="preserve">;</w:t>
+      </w:r>
+    </w:p>
+    <w:p>
+      <w:pPr>
+        <w:pStyle w:val="FirstParagraph"/>
+      </w:pPr>
+      <w:r>
+        <w:t xml:space="preserve">On pourra ajouter</w:t>
+      </w:r>
+      <w:r>
+        <w:t xml:space="preserve"> </w:t>
+      </w:r>
+      <w:r>
+        <w:rPr>
+          <w:rStyle w:val="VerbatimChar"/>
+        </w:rPr>
+        <w:t xml:space="preserve">GET /api/v1/admin/activity</w:t>
+      </w:r>
+      <w:r>
+        <w:t xml:space="preserve"> </w:t>
+      </w:r>
+      <w:r>
+        <w:t xml:space="preserve">si le besoin se confirme.</w:t>
+      </w:r>
+    </w:p>
+    <w:p>
+      <w:pPr>
+        <w:pStyle w:val="BodyText"/>
+      </w:pPr>
+      <w:r>
+        <w:rPr>
+          <w:b/>
+          <w:bCs/>
+        </w:rPr>
+        <w:t xml:space="preserve">Q. Un vendeur est en PENDING_ACTIVATION depuis 3 semaines. Pourquoi ?</w:t>
+      </w:r>
+      <w:r>
+        <w:t xml:space="preserve"> </w:t>
+      </w:r>
+      <w:r>
+        <w:t xml:space="preserve">R. Soit le KYC n'a pas été validé, soit les garanties ne sont pas signées (</w:t>
+      </w:r>
+      <w:r>
+        <w:rPr>
+          <w:rStyle w:val="VerbatimChar"/>
+        </w:rPr>
+        <w:t xml:space="preserve">vendor_guarantee_signatures</w:t>
+      </w:r>
+      <w:r>
+        <w:t xml:space="preserve"> </w:t>
+      </w:r>
+      <w:r>
+        <w:t xml:space="preserve">doit avoir 2 lignes : RETURN_48H et WARRANTY_30D). Vérifier sur la page détail vendeur (</w:t>
+      </w:r>
+      <w:r>
+        <w:rPr>
+          <w:rStyle w:val="VerbatimChar"/>
+        </w:rPr>
+        <w:t xml:space="preserve">/admin/vendors/:id/detail</w:t>
+      </w:r>
+      <w:r>
+        <w:t xml:space="preserve">).</w:t>
+      </w:r>
+    </w:p>
+    <w:p>
+      <w:pPr>
+        <w:pStyle w:val="BodyText"/>
+      </w:pPr>
+      <w:r>
+        <w:rPr>
+          <w:b/>
+          <w:bCs/>
+        </w:rPr>
+        <w:t xml:space="preserve">Q. Le webhook CinetPay ne marque pas la commande comme PAID.</w:t>
+      </w:r>
+      <w:r>
+        <w:t xml:space="preserve"> </w:t>
+      </w:r>
+      <w:r>
+        <w:t xml:space="preserve">R. Vérifier (1) que l'URL</w:t>
+      </w:r>
+      <w:r>
+        <w:t xml:space="preserve"> </w:t>
+      </w:r>
+      <w:r>
+        <w:rPr>
+          <w:rStyle w:val="VerbatimChar"/>
+        </w:rPr>
+        <w:t xml:space="preserve">CINETPAY_NOTIFY_URL</w:t>
+      </w:r>
+      <w:r>
+        <w:t xml:space="preserve"> </w:t>
+      </w:r>
+      <w:r>
+        <w:t xml:space="preserve">pointe bien vers</w:t>
+      </w:r>
+      <w:r>
+        <w:t xml:space="preserve"> </w:t>
+      </w:r>
+      <w:r>
+        <w:rPr>
+          <w:rStyle w:val="VerbatimChar"/>
+        </w:rPr>
+        <w:t xml:space="preserve">https://pieces.ci/api/v1/payment/webhook</w:t>
+      </w:r>
+      <w:r>
+        <w:t xml:space="preserve">, (2) que la signature HMAC est valide, (3) que</w:t>
+      </w:r>
+      <w:r>
+        <w:t xml:space="preserve"> </w:t>
+      </w:r>
+      <w:r>
+        <w:rPr>
+          <w:rStyle w:val="VerbatimChar"/>
+        </w:rPr>
+        <w:t xml:space="preserve">paymentRef</w:t>
+      </w:r>
+      <w:r>
+        <w:t xml:space="preserve"> </w:t>
+      </w:r>
+      <w:r>
+        <w:t xml:space="preserve">n'a pas déjà été traité (idempotence). Logs :</w:t>
+      </w:r>
+      <w:r>
+        <w:t xml:space="preserve"> </w:t>
+      </w:r>
+      <w:r>
+        <w:rPr>
+          <w:rStyle w:val="VerbatimChar"/>
+        </w:rPr>
+        <w:t xml:space="preserve">event: PAYMENT_WEBHOOK_RECEIVED</w:t>
+      </w:r>
+      <w:r>
+        <w:t xml:space="preserve">.</w:t>
+      </w:r>
+    </w:p>
+    <w:p>
+      <w:pPr>
+        <w:pStyle w:val="BodyText"/>
+      </w:pPr>
+      <w:r>
+        <w:rPr>
+          <w:b/>
+          <w:bCs/>
+        </w:rPr>
+        <w:t xml:space="preserve">Q. Le scoring d'un vendeur n'est pas à jour.</w:t>
+      </w:r>
+      <w:r>
+        <w:t xml:space="preserve"> </w:t>
+      </w:r>
+      <w:r>
+        <w:t xml:space="preserve">R. Le recalcul est cron quotidien. Force immédiat :</w:t>
+      </w:r>
+      <w:r>
+        <w:t xml:space="preserve"> </w:t>
+      </w:r>
+      <w:r>
+        <w:rPr>
+          <w:rStyle w:val="VerbatimChar"/>
+        </w:rPr>
+        <w:t xml:space="preserve">POST /api/v1/admin/vendors/:id/recompute-score</w:t>
+      </w:r>
+      <w:r>
+        <w:t xml:space="preserve">.</w:t>
+      </w:r>
+    </w:p>
+    <w:p>
+      <w:pPr>
+        <w:pStyle w:val="BodyText"/>
+      </w:pPr>
+      <w:r>
+        <w:rPr>
+          <w:b/>
+          <w:bCs/>
+        </w:rPr>
+        <w:t xml:space="preserve">Q. L'export CSV est en anglais ou les accents sont cassés.</w:t>
+      </w:r>
+      <w:r>
+        <w:t xml:space="preserve"> </w:t>
+      </w:r>
+      <w:r>
+        <w:t xml:space="preserve">R. Le CSV est UTF-8 avec BOM. Excel français doit l'ouvrir correctement ; si problème, Data → Importer données externes → choisir UTF-8.</w:t>
+      </w:r>
+    </w:p>
+    <w:p>
+      <w:pPr>
+        <w:pStyle w:val="BodyText"/>
+      </w:pPr>
+      <w:r>
+        <w:rPr>
+          <w:b/>
+          <w:bCs/>
+        </w:rPr>
+        <w:t xml:space="preserve">Q. Une migration n'a pas été appliquée en prod.</w:t>
+      </w:r>
+      <w:r>
+        <w:t xml:space="preserve"> </w:t>
+      </w:r>
+      <w:r>
+        <w:t xml:space="preserve">R. La prod utilise Prisma Postgres (pas Supabase — cf.</w:t>
+      </w:r>
+      <w:r>
+        <w:t xml:space="preserve"> </w:t>
+      </w:r>
+      <w:r>
+        <w:rPr>
+          <w:rStyle w:val="VerbatimChar"/>
+        </w:rPr>
+        <w:t xml:space="preserve">db-architecture</w:t>
+      </w:r>
+      <w:r>
+        <w:t xml:space="preserve"> </w:t>
+      </w:r>
+      <w:r>
+        <w:t xml:space="preserve">mémoire). Render lance</w:t>
+      </w:r>
+      <w:r>
+        <w:t xml:space="preserve"> </w:t>
+      </w:r>
+      <w:r>
+        <w:rPr>
+          <w:rStyle w:val="VerbatimChar"/>
+        </w:rPr>
+        <w:t xml:space="preserve">prisma migrate deploy</w:t>
+      </w:r>
+      <w:r>
+        <w:t xml:space="preserve"> </w:t>
+      </w:r>
+      <w:r>
+        <w:t xml:space="preserve">au démarrage du service</w:t>
+      </w:r>
+      <w:r>
+        <w:t xml:space="preserve"> </w:t>
+      </w:r>
+      <w:r>
+        <w:rPr>
+          <w:rStyle w:val="VerbatimChar"/>
+        </w:rPr>
+        <w:t xml:space="preserve">pieces-api</w:t>
+      </w:r>
+      <w:r>
+        <w:t xml:space="preserve">. Si des migrations restent en</w:t>
+      </w:r>
+      <w:r>
+        <w:t xml:space="preserve"> </w:t>
+      </w:r>
+      <w:r>
+        <w:rPr>
+          <w:rStyle w:val="VerbatimChar"/>
+        </w:rPr>
+        <w:t xml:space="preserve">not applied</w:t>
+      </w:r>
+      <w:r>
+        <w:t xml:space="preserve"> </w:t>
+      </w:r>
+      <w:r>
+        <w:t xml:space="preserve">après deploy, ouvrir les logs Render pour voir l'échec, ou appliquer manuellement via</w:t>
+      </w:r>
+      <w:r>
+        <w:t xml:space="preserve"> </w:t>
+      </w:r>
+      <w:r>
+        <w:rPr>
+          <w:rStyle w:val="VerbatimChar"/>
+        </w:rPr>
+        <w:t xml:space="preserve">prisma db execute --file ...</w:t>
+      </w:r>
+      <w:r>
+        <w:t xml:space="preserve"> </w:t>
+      </w:r>
+      <w:r>
+        <w:t xml:space="preserve">puis</w:t>
+      </w:r>
+      <w:r>
+        <w:t xml:space="preserve"> </w:t>
+      </w:r>
+      <w:r>
+        <w:rPr>
+          <w:rStyle w:val="VerbatimChar"/>
+        </w:rPr>
+        <w:t xml:space="preserve">prisma migrate resolve --applied &lt;name&gt;</w:t>
+      </w:r>
+      <w:r>
+        <w:t xml:space="preserve">.</w:t>
+      </w:r>
+    </w:p>
+    <w:p>
+      <w:pPr>
+        <w:pStyle w:val="BodyText"/>
+      </w:pPr>
+      <w:r>
+        <w:rPr>
+          <w:b/>
+          <w:bCs/>
+        </w:rPr>
+        <w:t xml:space="preserve">Q. Comment ajouter un nouveau type d'action à tracer dans le journal d'audit ?</w:t>
+      </w:r>
+      <w:r>
+        <w:t xml:space="preserve"> </w:t>
+      </w:r>
+      <w:r>
+        <w:t xml:space="preserve">R. (1) Ajouter le code à</w:t>
+      </w:r>
+      <w:r>
+        <w:t xml:space="preserve"> </w:t>
+      </w:r>
+      <w:r>
+        <w:rPr>
+          <w:rStyle w:val="VerbatimChar"/>
+        </w:rPr>
+        <w:t xml:space="preserve">ActivityAction</w:t>
+      </w:r>
+      <w:r>
+        <w:t xml:space="preserve"> </w:t>
+      </w:r>
+      <w:r>
+        <w:t xml:space="preserve">dans</w:t>
+      </w:r>
+      <w:r>
+        <w:t xml:space="preserve"> </w:t>
+      </w:r>
+      <w:r>
+        <w:rPr>
+          <w:rStyle w:val="VerbatimChar"/>
+        </w:rPr>
+        <w:t xml:space="preserve">apps/api/src/lib/activityLog.ts</w:t>
+      </w:r>
+      <w:r>
+        <w:t xml:space="preserve">, (2) appeler</w:t>
+      </w:r>
+      <w:r>
+        <w:t xml:space="preserve"> </w:t>
+      </w:r>
+      <w:r>
+        <w:rPr>
+          <w:rStyle w:val="VerbatimChar"/>
+        </w:rPr>
+        <w:t xml:space="preserve">recordActivity({...})</w:t>
+      </w:r>
+      <w:r>
+        <w:t xml:space="preserve"> </w:t>
+      </w:r>
+      <w:r>
+        <w:t xml:space="preserve">dans le handler de route concerné, (3) ajouter le libellé français dans</w:t>
+      </w:r>
+      <w:r>
+        <w:t xml:space="preserve"> </w:t>
+      </w:r>
+      <w:r>
+        <w:rPr>
+          <w:rStyle w:val="VerbatimChar"/>
+        </w:rPr>
+        <w:t xml:space="preserve">ACTION_LABELS</w:t>
+      </w:r>
+      <w:r>
+        <w:t xml:space="preserve"> </w:t>
+      </w:r>
+      <w:r>
+        <w:t xml:space="preserve">de</w:t>
+      </w:r>
+      <w:r>
+        <w:t xml:space="preserve"> </w:t>
+      </w:r>
+      <w:r>
+        <w:rPr>
+          <w:rStyle w:val="VerbatimChar"/>
+        </w:rPr>
+        <w:t xml:space="preserve">apps/web/app/(auth)/admin/liaisons/[id]/page.tsx</w:t>
+      </w:r>
+      <w:r>
+        <w:t xml:space="preserve">.</w:t>
+      </w:r>
+    </w:p>
+    <w:p>
+      <w:pPr>
+        <w:pStyle w:val="BodyText"/>
+      </w:pPr>
+      <w:r>
+        <w:rPr>
+          <w:b/>
+          <w:bCs/>
+        </w:rPr>
+        <w:t xml:space="preserve">Q. Comment ajouter une page dans la sidebar admin ?</w:t>
+      </w:r>
+      <w:r>
+        <w:t xml:space="preserve"> </w:t>
+      </w:r>
+      <w:r>
+        <w:t xml:space="preserve">R. Éditer</w:t>
+      </w:r>
+      <w:r>
+        <w:t xml:space="preserve"> </w:t>
+      </w:r>
+      <w:r>
+        <w:rPr>
+          <w:rStyle w:val="VerbatimChar"/>
+        </w:rPr>
+        <w:t xml:space="preserve">NAV</w:t>
+      </w:r>
+      <w:r>
+        <w:t xml:space="preserve"> </w:t>
+      </w:r>
+      <w:r>
+        <w:t xml:space="preserve">dans</w:t>
+      </w:r>
+      <w:r>
+        <w:t xml:space="preserve"> </w:t>
+      </w:r>
+      <w:r>
+        <w:rPr>
+          <w:rStyle w:val="VerbatimChar"/>
+        </w:rPr>
+        <w:t xml:space="preserve">apps/web/app/(auth)/admin/layout.tsx</w:t>
+      </w:r>
+      <w:r>
+        <w:t xml:space="preserve">. La page est protégée automatiquement par le guard d'auth/role du layout.</w:t>
+      </w:r>
+    </w:p>
+    <w:p>
+      <w:r>
+        <w:pict>
+          <v:rect style="width:0;height:1.5pt" o:hralign="center" o:hrstd="t" o:hr="t"/>
+        </w:pict>
+      </w:r>
+    </w:p>
+    <w:bookmarkEnd w:id="142"/>
+    <w:bookmarkStart w:id="143" w:name="annexes"/>
+    <w:p>
+      <w:pPr>
+        <w:pStyle w:val="Heading2"/>
+      </w:pPr>
+      <w:r>
+        <w:t xml:space="preserve">Annexes</w:t>
+      </w:r>
+    </w:p>
+    <w:p>
+      <w:pPr>
+        <w:pStyle w:val="Compact"/>
+        <w:numPr>
+          <w:ilvl w:val="0"/>
+          <w:numId w:val="1056"/>
+        </w:numPr>
+      </w:pPr>
+      <w:r>
+        <w:rPr>
+          <w:b/>
+          <w:bCs/>
+        </w:rPr>
+        <w:t xml:space="preserve">Topologie de déploiement</w:t>
+      </w:r>
+      <w:r>
+        <w:t xml:space="preserve"> </w:t>
+      </w:r>
+      <w:r>
+        <w:t xml:space="preserve">: Web sur Cloudflare Worker (auto-déploi sur push main), API sur Render (auto-déploi sur push,</w:t>
+      </w:r>
+      <w:r>
+        <w:t xml:space="preserve"> </w:t>
+      </w:r>
+      <w:r>
+        <w:rPr>
+          <w:rStyle w:val="VerbatimChar"/>
+        </w:rPr>
+        <w:t xml:space="preserve">prisma migrate deploy</w:t>
+      </w:r>
+      <w:r>
+        <w:t xml:space="preserve"> </w:t>
+      </w:r>
+      <w:r>
+        <w:t xml:space="preserve">au boot), DB applicative sur Prisma Postgres (</w:t>
+      </w:r>
+      <w:r>
+        <w:rPr>
+          <w:rStyle w:val="VerbatimChar"/>
+        </w:rPr>
+        <w:t xml:space="preserve">db.prisma.io</w:t>
+      </w:r>
+      <w:r>
+        <w:t xml:space="preserve">), DB auth sur Supabase.</w:t>
+      </w:r>
+    </w:p>
+    <w:p>
+      <w:pPr>
+        <w:pStyle w:val="Compact"/>
+        <w:numPr>
+          <w:ilvl w:val="0"/>
+          <w:numId w:val="1056"/>
+        </w:numPr>
+      </w:pPr>
+      <w:r>
+        <w:rPr>
+          <w:b/>
+          <w:bCs/>
+        </w:rPr>
+        <w:t xml:space="preserve">Source de vérité design</w:t>
+      </w:r>
+      <w:r>
+        <w:t xml:space="preserve"> </w:t>
+      </w:r>
+      <w:r>
+        <w:t xml:space="preserve">:</w:t>
+      </w:r>
+      <w:r>
+        <w:t xml:space="preserve"> </w:t>
+      </w:r>
+      <w:r>
+        <w:rPr>
+          <w:rStyle w:val="VerbatimChar"/>
+        </w:rPr>
+        <w:t xml:space="preserve">DESIGN.md</w:t>
+      </w:r>
+      <w:r>
+        <w:t xml:space="preserve"> </w:t>
+      </w:r>
+      <w:r>
+        <w:t xml:space="preserve">à la racine du repo.</w:t>
+      </w:r>
+    </w:p>
+    <w:p>
+      <w:pPr>
+        <w:pStyle w:val="Compact"/>
+        <w:numPr>
+          <w:ilvl w:val="0"/>
+          <w:numId w:val="1056"/>
+        </w:numPr>
+      </w:pPr>
+      <w:r>
+        <w:rPr>
+          <w:b/>
+          <w:bCs/>
+        </w:rPr>
+        <w:t xml:space="preserve">Build des docs PDF/DOCX</w:t>
+      </w:r>
+      <w:r>
+        <w:t xml:space="preserve"> </w:t>
+      </w:r>
+      <w:r>
+        <w:t xml:space="preserve">:</w:t>
+      </w:r>
+      <w:r>
+        <w:t xml:space="preserve"> </w:t>
+      </w:r>
+      <w:r>
+        <w:rPr>
+          <w:rStyle w:val="VerbatimChar"/>
+        </w:rPr>
+        <w:t xml:space="preserve">bash docs/_template/build.sh</w:t>
+      </w:r>
+      <w:r>
+        <w:t xml:space="preserve"> </w:t>
+      </w:r>
+      <w:r>
+        <w:t xml:space="preserve">(voir</w:t>
+      </w:r>
+      <w:r>
+        <w:t xml:space="preserve"> </w:t>
+      </w:r>
+      <w:r>
+        <w:rPr>
+          <w:rStyle w:val="VerbatimChar"/>
+        </w:rPr>
+        <w:t xml:space="preserve">docs/_template/README.md</w:t>
+      </w:r>
+      <w:r>
+        <w:t xml:space="preserve">).</w:t>
+      </w:r>
+    </w:p>
+    <w:p>
+      <w:r>
+        <w:pict>
+          <v:rect style="width:0;height:1.5pt" o:hralign="center" o:hrstd="t" o:hr="t"/>
+        </w:pict>
+      </w:r>
+    </w:p>
     <w:p>
       <w:pPr>
         <w:pStyle w:val="FirstParagraph"/>
@@ -14336,8 +18124,8 @@
         <w:t xml:space="preserve">Document interne Pièces — version 2.0 · Mai 2026. À mettre à jour à chaque livraison majeure de nouvelle fonctionnalité admin.</w:t>
       </w:r>
     </w:p>
-    <w:bookmarkEnd w:id="119"/>
-    <w:bookmarkEnd w:id="120"/>
+    <w:bookmarkEnd w:id="143"/>
+    <w:bookmarkEnd w:id="144"/>
     <w:sectPr/>
   </w:body>
 </w:document>
@@ -14906,6 +18694,63 @@
     <w:abstractNumId w:val="991"/>
   </w:num>
   <w:num w:numId="1046">
+    <w:abstractNumId w:val="991"/>
+  </w:num>
+  <w:num w:numId="1047">
+    <w:abstractNumId w:val="991"/>
+  </w:num>
+  <w:num w:numId="1048">
+    <w:abstractNumId w:val="991"/>
+  </w:num>
+  <w:num w:numId="1049">
+    <w:abstractNumId w:val="991"/>
+  </w:num>
+  <w:num w:numId="1050">
+    <w:abstractNumId w:val="991"/>
+  </w:num>
+  <w:num w:numId="1051">
+    <w:abstractNumId w:val="991"/>
+  </w:num>
+  <w:num w:numId="1052">
+    <w:abstractNumId w:val="991"/>
+  </w:num>
+  <w:num w:numId="1053">
+    <w:abstractNumId w:val="991"/>
+  </w:num>
+  <w:num w:numId="1054">
+    <w:abstractNumId w:val="99411"/>
+    <w:lvlOverride w:ilvl="0">
+      <w:startOverride w:val="1"/>
+    </w:lvlOverride>
+    <w:lvlOverride w:ilvl="1">
+      <w:startOverride w:val="1"/>
+    </w:lvlOverride>
+    <w:lvlOverride w:ilvl="2">
+      <w:startOverride w:val="1"/>
+    </w:lvlOverride>
+    <w:lvlOverride w:ilvl="3">
+      <w:startOverride w:val="1"/>
+    </w:lvlOverride>
+    <w:lvlOverride w:ilvl="4">
+      <w:startOverride w:val="1"/>
+    </w:lvlOverride>
+    <w:lvlOverride w:ilvl="5">
+      <w:startOverride w:val="1"/>
+    </w:lvlOverride>
+    <w:lvlOverride w:ilvl="6">
+      <w:startOverride w:val="1"/>
+    </w:lvlOverride>
+    <w:lvlOverride w:ilvl="7">
+      <w:startOverride w:val="1"/>
+    </w:lvlOverride>
+    <w:lvlOverride w:ilvl="8">
+      <w:startOverride w:val="1"/>
+    </w:lvlOverride>
+  </w:num>
+  <w:num w:numId="1055">
+    <w:abstractNumId w:val="991"/>
+  </w:num>
+  <w:num w:numId="1056">
     <w:abstractNumId w:val="991"/>
   </w:num>
 </w:numbering>

--- a/docs/deep-dive-manuel-administrateur.docx
+++ b/docs/deep-dive-manuel-administrateur.docx
@@ -2,7 +2,7 @@
 <file path=word/document.xml><?xml version="1.0" encoding="utf-8"?>
 <w:document xmlns:w="http://schemas.openxmlformats.org/wordprocessingml/2006/main" xmlns:m="http://schemas.openxmlformats.org/officeDocument/2006/math" xmlns:r="http://schemas.openxmlformats.org/officeDocument/2006/relationships" xmlns:o="urn:schemas-microsoft-com:office:office" xmlns:v="urn:schemas-microsoft-com:vml" xmlns:w10="urn:schemas-microsoft-com:office:word" xmlns:a="http://schemas.openxmlformats.org/drawingml/2006/main" xmlns:pic="http://schemas.openxmlformats.org/drawingml/2006/picture" xmlns:wp="http://schemas.openxmlformats.org/drawingml/2006/wordprocessingDrawing">
   <w:body>
-    <w:bookmarkStart w:id="144" w:name="X492a71432cf02cea2662dcc23e40b7fcad7d1f3"/>
+    <w:bookmarkStart w:id="133" w:name="X492a71432cf02cea2662dcc23e40b7fcad7d1f3"/>
     <w:p>
       <w:pPr>
         <w:pStyle w:val="Heading1"/>
@@ -68,7 +68,7 @@
         </w:pict>
       </w:r>
     </w:p>
-    <w:bookmarkStart w:id="20" w:name="à-qui-sadresse-ce-document"/>
+    <w:bookmarkStart w:id="9" w:name="à-qui-sadresse-ce-document"/>
     <w:p>
       <w:pPr>
         <w:pStyle w:val="Heading2"/>
@@ -110,8 +110,8 @@
         </w:pict>
       </w:r>
     </w:p>
-    <w:bookmarkEnd w:id="20"/>
-    <w:bookmarkStart w:id="21" w:name="table-des-matières"/>
+    <w:bookmarkEnd w:id="9"/>
+    <w:bookmarkStart w:id="10" w:name="table-des-matières"/>
     <w:p>
       <w:pPr>
         <w:pStyle w:val="Heading2"/>
@@ -484,8 +484,8 @@
         </w:pict>
       </w:r>
     </w:p>
-    <w:bookmarkEnd w:id="21"/>
-    <w:bookmarkStart w:id="26" w:name="Xfcc00fc1d37f94df108041d709986dc2b69be95"/>
+    <w:bookmarkEnd w:id="10"/>
+    <w:bookmarkStart w:id="15" w:name="Xfcc00fc1d37f94df108041d709986dc2b69be95"/>
     <w:p>
       <w:pPr>
         <w:pStyle w:val="Heading2"/>
@@ -494,7 +494,7 @@
         <w:t xml:space="preserve">1. Accès et connexion</w:t>
       </w:r>
     </w:p>
-    <w:bookmarkStart w:id="22" w:name="prérequis"/>
+    <w:bookmarkStart w:id="11" w:name="prérequis"/>
     <w:p>
       <w:pPr>
         <w:pStyle w:val="Heading3"/>
@@ -552,8 +552,8 @@
         <w:t xml:space="preserve">Numéro de téléphone ivoirien (+225) enregistré et confirmé</w:t>
       </w:r>
     </w:p>
-    <w:bookmarkEnd w:id="22"/>
-    <w:bookmarkStart w:id="23" w:name="se-connecter"/>
+    <w:bookmarkEnd w:id="11"/>
+    <w:bookmarkStart w:id="12" w:name="se-connecter"/>
     <w:p>
       <w:pPr>
         <w:pStyle w:val="Heading3"/>
@@ -713,8 +713,8 @@
         <w:t xml:space="preserve">Accepter le consentement ARTCI (loi n°2013-450) au premier login.</w:t>
       </w:r>
     </w:p>
-    <w:bookmarkEnd w:id="23"/>
-    <w:bookmarkStart w:id="24" w:name="accéder-à-lespace-admin"/>
+    <w:bookmarkEnd w:id="12"/>
+    <w:bookmarkStart w:id="13" w:name="accéder-à-lespace-admin"/>
     <w:p>
       <w:pPr>
         <w:pStyle w:val="Heading3"/>
@@ -807,8 +807,8 @@
         <w:t xml:space="preserve">puisque les admins ont aussi ce rôle, voir section 2).</w:t>
       </w:r>
     </w:p>
-    <w:bookmarkEnd w:id="24"/>
-    <w:bookmarkStart w:id="25" w:name="sécurité"/>
+    <w:bookmarkEnd w:id="13"/>
+    <w:bookmarkStart w:id="14" w:name="sécurité"/>
     <w:p>
       <w:pPr>
         <w:pStyle w:val="Heading3"/>
@@ -884,9 +884,9 @@
         </w:pict>
       </w:r>
     </w:p>
-    <w:bookmarkEnd w:id="25"/>
-    <w:bookmarkEnd w:id="26"/>
-    <w:bookmarkStart w:id="30" w:name="X869920c3ae2cd0b228351e08246487ea80824ef"/>
+    <w:bookmarkEnd w:id="14"/>
+    <w:bookmarkEnd w:id="15"/>
+    <w:bookmarkStart w:id="19" w:name="X869920c3ae2cd0b228351e08246487ea80824ef"/>
     <w:p>
       <w:pPr>
         <w:pStyle w:val="Heading2"/>
@@ -895,7 +895,7 @@
         <w:t xml:space="preserve">2. Architecture rôles et permissions</w:t>
       </w:r>
     </w:p>
-    <w:bookmarkStart w:id="27" w:name="les-7-rôles-de-la-plateforme"/>
+    <w:bookmarkStart w:id="16" w:name="les-7-rôles-de-la-plateforme"/>
     <w:p>
       <w:pPr>
         <w:pStyle w:val="Heading3"/>
@@ -1138,8 +1138,8 @@
         </w:tc>
       </w:tr>
     </w:tbl>
-    <w:bookmarkEnd w:id="27"/>
-    <w:bookmarkStart w:id="28" w:name="règles-dattribution"/>
+    <w:bookmarkEnd w:id="16"/>
+    <w:bookmarkStart w:id="17" w:name="règles-dattribution"/>
     <w:p>
       <w:pPr>
         <w:pStyle w:val="Heading3"/>
@@ -1276,8 +1276,8 @@
         <w:t xml:space="preserve">).</w:t>
       </w:r>
     </w:p>
-    <w:bookmarkEnd w:id="28"/>
-    <w:bookmarkStart w:id="29" w:name="garde-côté-api"/>
+    <w:bookmarkEnd w:id="17"/>
+    <w:bookmarkStart w:id="18" w:name="garde-côté-api"/>
     <w:p>
       <w:pPr>
         <w:pStyle w:val="Heading3"/>
@@ -1404,9 +1404,9 @@
         </w:pict>
       </w:r>
     </w:p>
-    <w:bookmarkEnd w:id="29"/>
-    <w:bookmarkEnd w:id="30"/>
-    <w:bookmarkStart w:id="33" w:name="X72ba7d91701a1456dbed5be8a25d83a25246a11"/>
+    <w:bookmarkEnd w:id="18"/>
+    <w:bookmarkEnd w:id="19"/>
+    <w:bookmarkStart w:id="22" w:name="X72ba7d91701a1456dbed5be8a25d83a25246a11"/>
     <w:p>
       <w:pPr>
         <w:pStyle w:val="Heading2"/>
@@ -1415,7 +1415,7 @@
         <w:t xml:space="preserve">3. Tableau de bord et navigation admin</w:t>
       </w:r>
     </w:p>
-    <w:bookmarkStart w:id="31" w:name="tableau-de-bord-admin"/>
+    <w:bookmarkStart w:id="20" w:name="tableau-de-bord-admin"/>
     <w:p>
       <w:pPr>
         <w:pStyle w:val="Heading3"/>
@@ -1624,8 +1624,8 @@
         <w:t xml:space="preserve">classement des 10 meilleurs vendeurs par commissions générées sur les 90 derniers jours.</w:t>
       </w:r>
     </w:p>
-    <w:bookmarkEnd w:id="31"/>
-    <w:bookmarkStart w:id="32" w:name="Xc0abedd532fd4c49785663a0574b6b3a713500c"/>
+    <w:bookmarkEnd w:id="20"/>
+    <w:bookmarkStart w:id="21" w:name="Xc0abedd532fd4c49785663a0574b6b3a713500c"/>
     <w:p>
       <w:pPr>
         <w:pStyle w:val="Heading3"/>
@@ -1957,9 +1957,9 @@
         </w:pict>
       </w:r>
     </w:p>
-    <w:bookmarkEnd w:id="32"/>
-    <w:bookmarkEnd w:id="33"/>
-    <w:bookmarkStart w:id="38" w:name="X3accf84a077d1e2420998efb1d830cb64fed585"/>
+    <w:bookmarkEnd w:id="21"/>
+    <w:bookmarkEnd w:id="22"/>
+    <w:bookmarkStart w:id="27" w:name="X3accf84a077d1e2420998efb1d830cb64fed585"/>
     <w:p>
       <w:pPr>
         <w:pStyle w:val="Heading2"/>
@@ -1968,7 +1968,7 @@
         <w:t xml:space="preserve">4. Gestion des utilisateurs (clients)</w:t>
       </w:r>
     </w:p>
-    <w:bookmarkStart w:id="34" w:name="liste-adminclients"/>
+    <w:bookmarkStart w:id="23" w:name="liste-adminclients"/>
     <w:p>
       <w:pPr>
         <w:pStyle w:val="Heading3"/>
@@ -2127,8 +2127,8 @@
         <w:t xml:space="preserve">.</w:t>
       </w:r>
     </w:p>
-    <w:bookmarkEnd w:id="34"/>
-    <w:bookmarkStart w:id="35" w:name="détail-adminclientsid"/>
+    <w:bookmarkEnd w:id="23"/>
+    <w:bookmarkStart w:id="24" w:name="détail-adminclientsid"/>
     <w:p>
       <w:pPr>
         <w:pStyle w:val="Heading3"/>
@@ -2171,8 +2171,8 @@
         <w:t xml:space="preserve">Affiche le profil complet, les rôles, le contexte actif, le consentement ARTCI, les commandes passées, les véhicules associés, les avis laissés.</w:t>
       </w:r>
     </w:p>
-    <w:bookmarkEnd w:id="35"/>
-    <w:bookmarkStart w:id="36" w:name="modifier-les-rôles"/>
+    <w:bookmarkEnd w:id="24"/>
+    <w:bookmarkStart w:id="25" w:name="modifier-les-rôles"/>
     <w:p>
       <w:pPr>
         <w:pStyle w:val="Heading3"/>
@@ -2273,8 +2273,8 @@
         <w:t xml:space="preserve">est conservé si encore présent dans la nouvelle liste, sinon le premier rôle</w:t>
       </w:r>
     </w:p>
-    <w:bookmarkEnd w:id="36"/>
-    <w:bookmarkStart w:id="37" w:name="export-csv-clients"/>
+    <w:bookmarkEnd w:id="25"/>
+    <w:bookmarkStart w:id="26" w:name="export-csv-clients"/>
     <w:p>
       <w:pPr>
         <w:pStyle w:val="Heading3"/>
@@ -2330,9 +2330,9 @@
         </w:pict>
       </w:r>
     </w:p>
-    <w:bookmarkEnd w:id="37"/>
-    <w:bookmarkEnd w:id="38"/>
-    <w:bookmarkStart w:id="44" w:name="Xa5f3269634beb99be42d78d18eb118ebf2b969c"/>
+    <w:bookmarkEnd w:id="26"/>
+    <w:bookmarkEnd w:id="27"/>
+    <w:bookmarkStart w:id="33" w:name="Xa5f3269634beb99be42d78d18eb118ebf2b969c"/>
     <w:p>
       <w:pPr>
         <w:pStyle w:val="Heading2"/>
@@ -2349,7 +2349,7 @@
         <w:t xml:space="preserve">Section nouvelle — déployée mai 2026.</w:t>
       </w:r>
     </w:p>
-    <w:bookmarkStart w:id="39" w:name="pourquoi"/>
+    <w:bookmarkStart w:id="28" w:name="pourquoi"/>
     <w:p>
       <w:pPr>
         <w:pStyle w:val="Heading3"/>
@@ -2366,8 +2366,8 @@
         <w:t xml:space="preserve">Le Liaison est l'employé Pièces qui démarche les vendeurs sur le terrain, crée leurs comptes, saisit leurs premières pièces et fait agréer la commission. Sans visibilité côté admin, impossible de superviser son activité, détecter les anomalies (sur-commissions, sous-commissions, vendeurs orphelins), ou auditer une transaction litigieuse.</w:t>
       </w:r>
     </w:p>
-    <w:bookmarkEnd w:id="39"/>
-    <w:bookmarkStart w:id="40" w:name="liste-adminliaisons"/>
+    <w:bookmarkEnd w:id="28"/>
+    <w:bookmarkStart w:id="29" w:name="liste-adminliaisons"/>
     <w:p>
       <w:pPr>
         <w:pStyle w:val="Heading3"/>
@@ -2743,8 +2743,8 @@
         <w:t xml:space="preserve">Cliquer le nom ouvre le détail.</w:t>
       </w:r>
     </w:p>
-    <w:bookmarkEnd w:id="40"/>
-    <w:bookmarkStart w:id="41" w:name="détail-adminliaisonsid"/>
+    <w:bookmarkEnd w:id="29"/>
+    <w:bookmarkStart w:id="30" w:name="détail-adminliaisonsid"/>
     <w:p>
       <w:pPr>
         <w:pStyle w:val="Heading3"/>
@@ -2968,8 +2968,8 @@
         <w:t xml:space="preserve">(✓ vert / ⏳ orange), statut catalogue (PUBLISHED/DRAFT/ARCHIVED), date</w:t>
       </w:r>
     </w:p>
-    <w:bookmarkEnd w:id="41"/>
-    <w:bookmarkStart w:id="42" w:name="journal-daudit"/>
+    <w:bookmarkEnd w:id="30"/>
+    <w:bookmarkStart w:id="31" w:name="journal-daudit"/>
     <w:p>
       <w:pPr>
         <w:pStyle w:val="Heading3"/>
@@ -3522,8 +3522,8 @@
         <w:t xml:space="preserve">.</w:t>
       </w:r>
     </w:p>
-    <w:bookmarkEnd w:id="42"/>
-    <w:bookmarkStart w:id="43" w:name="architecture-du-log"/>
+    <w:bookmarkEnd w:id="31"/>
+    <w:bookmarkStart w:id="32" w:name="architecture-du-log"/>
     <w:p>
       <w:pPr>
         <w:pStyle w:val="Heading3"/>
@@ -3620,9 +3620,9 @@
         </w:pict>
       </w:r>
     </w:p>
-    <w:bookmarkEnd w:id="43"/>
-    <w:bookmarkEnd w:id="44"/>
-    <w:bookmarkStart w:id="50" w:name="X0fc8443132021b9fd16e1dc8ebf1ca0f7cdc348"/>
+    <w:bookmarkEnd w:id="32"/>
+    <w:bookmarkEnd w:id="33"/>
+    <w:bookmarkStart w:id="39" w:name="X0fc8443132021b9fd16e1dc8ebf1ca0f7cdc348"/>
     <w:p>
       <w:pPr>
         <w:pStyle w:val="Heading2"/>
@@ -3631,7 +3631,7 @@
         <w:t xml:space="preserve">6. Gestion des vendeurs et scoring</w:t>
       </w:r>
     </w:p>
-    <w:bookmarkStart w:id="45" w:name="liste-adminvendors"/>
+    <w:bookmarkStart w:id="34" w:name="liste-adminvendors"/>
     <w:p>
       <w:pPr>
         <w:pStyle w:val="Heading3"/>
@@ -3715,8 +3715,8 @@
         <w:t xml:space="preserve">Colonnes : boutique, contact, type (FORMAL/INFORMAL), KYC, commune, statut, score, nombre de pièces, date de création, Liaison gestionnaire (si présent).</w:t>
       </w:r>
     </w:p>
-    <w:bookmarkEnd w:id="45"/>
-    <w:bookmarkStart w:id="46" w:name="détail-adminvendorsiddetail"/>
+    <w:bookmarkEnd w:id="34"/>
+    <w:bookmarkStart w:id="35" w:name="détail-adminvendorsiddetail"/>
     <w:p>
       <w:pPr>
         <w:pStyle w:val="Heading3"/>
@@ -3742,8 +3742,8 @@
         <w:t xml:space="preserve">Profil complet + KYC + garanties signées + zones de livraison + catalogue + commandes + reviews + métriques de scoring.</w:t>
       </w:r>
     </w:p>
-    <w:bookmarkEnd w:id="46"/>
-    <w:bookmarkStart w:id="47" w:name="système-de-scoring-vendeur"/>
+    <w:bookmarkEnd w:id="35"/>
+    <w:bookmarkStart w:id="36" w:name="système-de-scoring-vendeur"/>
     <w:p>
       <w:pPr>
         <w:pStyle w:val="Heading3"/>
@@ -3971,8 +3971,8 @@
         <w:t xml:space="preserve">: les vendeurs mieux notés remontent.</w:t>
       </w:r>
     </w:p>
-    <w:bookmarkEnd w:id="47"/>
-    <w:bookmarkStart w:id="48" w:name="recalcul-du-scoring"/>
+    <w:bookmarkEnd w:id="36"/>
+    <w:bookmarkStart w:id="37" w:name="recalcul-du-scoring"/>
     <w:p>
       <w:pPr>
         <w:pStyle w:val="Heading3"/>
@@ -4059,8 +4059,8 @@
         <w:t xml:space="preserve">.</w:t>
       </w:r>
     </w:p>
-    <w:bookmarkEnd w:id="48"/>
-    <w:bookmarkStart w:id="49" w:name="activation-dun-vendeur"/>
+    <w:bookmarkEnd w:id="37"/>
+    <w:bookmarkStart w:id="38" w:name="activation-dun-vendeur"/>
     <w:p>
       <w:pPr>
         <w:pStyle w:val="Heading3"/>
@@ -4221,9 +4221,9 @@
         </w:pict>
       </w:r>
     </w:p>
-    <w:bookmarkEnd w:id="49"/>
-    <w:bookmarkEnd w:id="50"/>
-    <w:bookmarkStart w:id="59" w:name="X236ce11d0fb3833e6481893b0d8a1c0276dda14"/>
+    <w:bookmarkEnd w:id="38"/>
+    <w:bookmarkEnd w:id="39"/>
+    <w:bookmarkStart w:id="48" w:name="X236ce11d0fb3833e6481893b0d8a1c0276dda14"/>
     <w:p>
       <w:pPr>
         <w:pStyle w:val="Heading2"/>
@@ -4232,7 +4232,7 @@
         <w:t xml:space="preserve">7. Gestion du catalogue et politique commission</w:t>
       </w:r>
     </w:p>
-    <w:bookmarkStart w:id="51" w:name="liste-adminparts-et-admincatalog"/>
+    <w:bookmarkStart w:id="40" w:name="liste-adminparts-et-admincatalog"/>
     <w:p>
       <w:pPr>
         <w:pStyle w:val="Heading3"/>
@@ -4290,8 +4290,8 @@
         <w:t xml:space="preserve">Colonnes : photo thumb, nom, catégorie, état (chip coloré), source (OEM/Aftermarket/Compatible), vendeur, prix, commission, statut catalogue, stock, agréée par vendeur, date de création.</w:t>
       </w:r>
     </w:p>
-    <w:bookmarkEnd w:id="51"/>
-    <w:bookmarkStart w:id="52" w:name="modèle-catalogitem--champs-clés"/>
+    <w:bookmarkEnd w:id="40"/>
+    <w:bookmarkStart w:id="41" w:name="modèle-catalogitem--champs-clés"/>
     <w:p>
       <w:pPr>
         <w:pStyle w:val="Heading3"/>
@@ -5185,8 +5185,8 @@
         </w:tc>
       </w:tr>
     </w:tbl>
-    <w:bookmarkEnd w:id="52"/>
-    <w:bookmarkStart w:id="53" w:name="politique-commission"/>
+    <w:bookmarkEnd w:id="41"/>
+    <w:bookmarkStart w:id="42" w:name="politique-commission"/>
     <w:p>
       <w:pPr>
         <w:pStyle w:val="Heading3"/>
@@ -5456,8 +5456,8 @@
         <w:t xml:space="preserve">automatiquement — un agrément n'est valable que pour le montant exact qui était proposé.</w:t>
       </w:r>
     </w:p>
-    <w:bookmarkEnd w:id="53"/>
-    <w:bookmarkStart w:id="54" w:name="photos-catalog-jusquà-3-par-pièce"/>
+    <w:bookmarkEnd w:id="42"/>
+    <w:bookmarkStart w:id="43" w:name="photos-catalog-jusquà-3-par-pièce"/>
     <w:p>
       <w:pPr>
         <w:pStyle w:val="Heading3"/>
@@ -5576,8 +5576,8 @@
         <w:t xml:space="preserve">/catalog/items/:id/photos/reorder</w:t>
       </w:r>
     </w:p>
-    <w:bookmarkEnd w:id="54"/>
-    <w:bookmarkStart w:id="55" w:name="fitments-catalog_item_fitments"/>
+    <w:bookmarkEnd w:id="43"/>
+    <w:bookmarkStart w:id="44" w:name="fitments-catalog_item_fitments"/>
     <w:p>
       <w:pPr>
         <w:pStyle w:val="Heading3"/>
@@ -5750,8 +5750,8 @@
         <w:t xml:space="preserve">Sert à améliorer la précision de la recherche par véhicule (avec décodage VIN).</w:t>
       </w:r>
     </w:p>
-    <w:bookmarkEnd w:id="55"/>
-    <w:bookmarkStart w:id="56" w:name="références-canoniques-ingest"/>
+    <w:bookmarkEnd w:id="44"/>
+    <w:bookmarkStart w:id="45" w:name="références-canoniques-ingest"/>
     <w:p>
       <w:pPr>
         <w:pStyle w:val="Heading3"/>
@@ -5977,8 +5977,8 @@
         <w:t xml:space="preserve">Ces données alimentent l'autocomplétion vehicle dans les formulaires et le scoring de pertinence dans la recherche.</w:t>
       </w:r>
     </w:p>
-    <w:bookmarkEnd w:id="56"/>
-    <w:bookmarkStart w:id="57" w:name="détection-bait-and-switch"/>
+    <w:bookmarkEnd w:id="45"/>
+    <w:bookmarkStart w:id="46" w:name="détection-bait-and-switch"/>
     <w:p>
       <w:pPr>
         <w:pStyle w:val="Heading3"/>
@@ -6034,8 +6034,8 @@
         <w:t xml:space="preserve">). À surveiller côté admin.</w:t>
       </w:r>
     </w:p>
-    <w:bookmarkEnd w:id="57"/>
-    <w:bookmarkStart w:id="58" w:name="statut"/>
+    <w:bookmarkEnd w:id="46"/>
+    <w:bookmarkStart w:id="47" w:name="statut"/>
     <w:p>
       <w:pPr>
         <w:pStyle w:val="Heading3"/>
@@ -6152,9 +6152,9 @@
         </w:pict>
       </w:r>
     </w:p>
-    <w:bookmarkEnd w:id="58"/>
-    <w:bookmarkEnd w:id="59"/>
-    <w:bookmarkStart w:id="66" w:name="X7bc37dd3af7041c2eb5341af3c5958a4564e3f1"/>
+    <w:bookmarkEnd w:id="47"/>
+    <w:bookmarkEnd w:id="48"/>
+    <w:bookmarkStart w:id="55" w:name="X7bc37dd3af7041c2eb5341af3c5958a4564e3f1"/>
     <w:p>
       <w:pPr>
         <w:pStyle w:val="Heading2"/>
@@ -6171,7 +6171,7 @@
         <w:t xml:space="preserve">Section nouvelle — feature livrée mai 2026 en plusieurs phases (A→G).</w:t>
       </w:r>
     </w:p>
-    <w:bookmarkStart w:id="60" w:name="liste-adminenterprises"/>
+    <w:bookmarkStart w:id="49" w:name="liste-adminenterprises"/>
     <w:p>
       <w:pPr>
         <w:pStyle w:val="Heading3"/>
@@ -6214,8 +6214,8 @@
         <w:t xml:space="preserve">Colonnes : raison sociale, RCCM, contact principal, nombre de véhicules, nombre de membres, date de création.</w:t>
       </w:r>
     </w:p>
-    <w:bookmarkEnd w:id="60"/>
-    <w:bookmarkStart w:id="61" w:name="détail-adminenterprisesiddetail"/>
+    <w:bookmarkEnd w:id="49"/>
+    <w:bookmarkStart w:id="50" w:name="détail-adminenterprisesiddetail"/>
     <w:p>
       <w:pPr>
         <w:pStyle w:val="Heading3"/>
@@ -6467,8 +6467,8 @@
         <w:t xml:space="preserve">sur cette entreprise (cf. §20)</w:t>
       </w:r>
     </w:p>
-    <w:bookmarkEnd w:id="61"/>
-    <w:bookmarkStart w:id="62" w:name="modèle-enterprise--champs-clés"/>
+    <w:bookmarkEnd w:id="50"/>
+    <w:bookmarkStart w:id="51" w:name="modèle-enterprise--champs-clés"/>
     <w:p>
       <w:pPr>
         <w:pStyle w:val="Heading3"/>
@@ -6752,8 +6752,8 @@
         </w:tc>
       </w:tr>
     </w:tbl>
-    <w:bookmarkEnd w:id="62"/>
-    <w:bookmarkStart w:id="63" w:name="espace-enterprise-enterprise"/>
+    <w:bookmarkEnd w:id="51"/>
+    <w:bookmarkStart w:id="52" w:name="espace-enterprise-enterprise"/>
     <w:p>
       <w:pPr>
         <w:pStyle w:val="Heading3"/>
@@ -6947,8 +6947,8 @@
         <w:t xml:space="preserve">: stocks tampon (cf. §10)</w:t>
       </w:r>
     </w:p>
-    <w:bookmarkEnd w:id="63"/>
-    <w:bookmarkStart w:id="64" w:name="import-csv-véhicules"/>
+    <w:bookmarkEnd w:id="52"/>
+    <w:bookmarkStart w:id="53" w:name="import-csv-véhicules"/>
     <w:p>
       <w:pPr>
         <w:pStyle w:val="Heading3"/>
@@ -7136,8 +7136,8 @@
         <w:t xml:space="preserve">ignorés</w:t>
       </w:r>
     </w:p>
-    <w:bookmarkEnd w:id="64"/>
-    <w:bookmarkStart w:id="65" w:name="membres-et-rôles-internes"/>
+    <w:bookmarkEnd w:id="53"/>
+    <w:bookmarkStart w:id="54" w:name="membres-et-rôles-internes"/>
     <w:p>
       <w:pPr>
         <w:pStyle w:val="Heading3"/>
@@ -7295,9 +7295,9 @@
         </w:pict>
       </w:r>
     </w:p>
-    <w:bookmarkEnd w:id="65"/>
-    <w:bookmarkEnd w:id="66"/>
-    <w:bookmarkStart w:id="69" w:name="Xa9f4ae12367d303f604c9a92386002ab5d91cbd"/>
+    <w:bookmarkEnd w:id="54"/>
+    <w:bookmarkEnd w:id="55"/>
+    <w:bookmarkStart w:id="58" w:name="Xa9f4ae12367d303f604c9a92386002ab5d91cbd"/>
     <w:p>
       <w:pPr>
         <w:pStyle w:val="Heading2"/>
@@ -7314,7 +7314,7 @@
         <w:t xml:space="preserve">Sections nouvelles — déployées mai 2026 (chantiers 6 et 7).</w:t>
       </w:r>
     </w:p>
-    <w:bookmarkStart w:id="67" w:name="centres-de-maintenance"/>
+    <w:bookmarkStart w:id="56" w:name="centres-de-maintenance"/>
     <w:p>
       <w:pPr>
         <w:pStyle w:val="Heading3"/>
@@ -7582,8 +7582,8 @@
         <w:t xml:space="preserve">(associer un véhicule à un centre)</w:t>
       </w:r>
     </w:p>
-    <w:bookmarkEnd w:id="67"/>
-    <w:bookmarkStart w:id="68" w:name="plans-dentretien-prédictifs"/>
+    <w:bookmarkEnd w:id="56"/>
+    <w:bookmarkStart w:id="57" w:name="plans-dentretien-prédictifs"/>
     <w:p>
       <w:pPr>
         <w:pStyle w:val="Heading3"/>
@@ -7792,9 +7792,9 @@
         </w:pict>
       </w:r>
     </w:p>
-    <w:bookmarkEnd w:id="68"/>
-    <w:bookmarkEnd w:id="69"/>
-    <w:bookmarkStart w:id="75" w:name="X9dfafef41e04f10a763235cd05e6f85b7c14814"/>
+    <w:bookmarkEnd w:id="57"/>
+    <w:bookmarkEnd w:id="58"/>
+    <w:bookmarkStart w:id="64" w:name="X9dfafef41e04f10a763235cd05e6f85b7c14814"/>
     <w:p>
       <w:pPr>
         <w:pStyle w:val="Heading2"/>
@@ -7811,7 +7811,7 @@
         <w:t xml:space="preserve">Section nouvelle — chantier 9, déployé mai 2026.</w:t>
       </w:r>
     </w:p>
-    <w:bookmarkStart w:id="70" w:name="pourquoi-1"/>
+    <w:bookmarkStart w:id="59" w:name="pourquoi-1"/>
     <w:p>
       <w:pPr>
         <w:pStyle w:val="Heading3"/>
@@ -7828,8 +7828,8 @@
         <w:t xml:space="preserve">Garantir une disponibilité 24h sur des SKU critiques pour une flotte spécifique (filtres, plaquettes de frein, courroies, huiles). L'entreprise réserve un stock minimum auprès de Pièces ; on engage la disponibilité contre une contrepartie commerciale.</w:t>
       </w:r>
     </w:p>
-    <w:bookmarkEnd w:id="70"/>
-    <w:bookmarkStart w:id="71" w:name="modèle-enterprisebufferstock"/>
+    <w:bookmarkEnd w:id="59"/>
+    <w:bookmarkStart w:id="60" w:name="modèle-enterprisebufferstock"/>
     <w:p>
       <w:pPr>
         <w:pStyle w:val="Heading3"/>
@@ -8038,8 +8038,8 @@
         </w:tc>
       </w:tr>
     </w:tbl>
-    <w:bookmarkEnd w:id="71"/>
-    <w:bookmarkStart w:id="72" w:name="statut-dérivé-calcul-serveur"/>
+    <w:bookmarkEnd w:id="60"/>
+    <w:bookmarkStart w:id="61" w:name="statut-dérivé-calcul-serveur"/>
     <w:p>
       <w:pPr>
         <w:pStyle w:val="Heading3"/>
@@ -8206,8 +8206,8 @@
         </w:tc>
       </w:tr>
     </w:tbl>
-    <w:bookmarkEnd w:id="72"/>
-    <w:bookmarkStart w:id="73" w:name="Xf5763859721bdac9c966ee009180af964b6ada0"/>
+    <w:bookmarkEnd w:id="61"/>
+    <w:bookmarkStart w:id="62" w:name="Xf5763859721bdac9c966ee009180af964b6ada0"/>
     <w:p>
       <w:pPr>
         <w:pStyle w:val="Heading3"/>
@@ -8474,8 +8474,8 @@
         </w:tc>
       </w:tr>
     </w:tbl>
-    <w:bookmarkEnd w:id="73"/>
-    <w:bookmarkStart w:id="74" w:name="ui-enterprisebuffer-stock"/>
+    <w:bookmarkEnd w:id="62"/>
+    <w:bookmarkStart w:id="63" w:name="ui-enterprisebuffer-stock"/>
     <w:p>
       <w:pPr>
         <w:pStyle w:val="Heading3"/>
@@ -8520,9 +8520,9 @@
         </w:pict>
       </w:r>
     </w:p>
-    <w:bookmarkEnd w:id="74"/>
-    <w:bookmarkEnd w:id="75"/>
-    <w:bookmarkStart w:id="81" w:name="Xeef6de1fe7a9f94ec7f1a0d11f4ce95f162fb59"/>
+    <w:bookmarkEnd w:id="63"/>
+    <w:bookmarkEnd w:id="64"/>
+    <w:bookmarkStart w:id="70" w:name="Xeef6de1fe7a9f94ec7f1a0d11f4ce95f162fb59"/>
     <w:p>
       <w:pPr>
         <w:pStyle w:val="Heading2"/>
@@ -8531,7 +8531,7 @@
         <w:t xml:space="preserve">11. Gestion des commandes</w:t>
       </w:r>
     </w:p>
-    <w:bookmarkStart w:id="76" w:name="liste-adminorders--endpoint-ui-à-venir"/>
+    <w:bookmarkStart w:id="65" w:name="liste-adminorders--endpoint-ui-à-venir"/>
     <w:p>
       <w:pPr>
         <w:pStyle w:val="Heading3"/>
@@ -8577,8 +8577,8 @@
         <w:t xml:space="preserve">Colonnes : ID, statut, initiateur (mécanicien), propriétaire, vendeur, total, commission Pièces, date.</w:t>
       </w:r>
     </w:p>
-    <w:bookmarkEnd w:id="76"/>
-    <w:bookmarkStart w:id="77" w:name="machine-à-états"/>
+    <w:bookmarkEnd w:id="65"/>
+    <w:bookmarkStart w:id="66" w:name="machine-à-états"/>
     <w:p>
       <w:pPr>
         <w:pStyle w:val="Heading3"/>
@@ -8803,8 +8803,8 @@
         <w:t xml:space="preserve">est appelé avant toute mise à jour DB pour rejeter les transitions invalides.</w:t>
       </w:r>
     </w:p>
-    <w:bookmarkEnd w:id="77"/>
-    <w:bookmarkStart w:id="78" w:name="modèle-order--champs-clés"/>
+    <w:bookmarkEnd w:id="66"/>
+    <w:bookmarkStart w:id="67" w:name="modèle-order--champs-clés"/>
     <w:p>
       <w:pPr>
         <w:pStyle w:val="Heading3"/>
@@ -9196,8 +9196,8 @@
         </w:tc>
       </w:tr>
     </w:tbl>
-    <w:bookmarkEnd w:id="78"/>
-    <w:bookmarkStart w:id="79" w:name="modèle-orderitem"/>
+    <w:bookmarkEnd w:id="67"/>
+    <w:bookmarkStart w:id="68" w:name="modèle-orderitem"/>
     <w:p>
       <w:pPr>
         <w:pStyle w:val="Heading3"/>
@@ -9284,8 +9284,8 @@
         <w:t xml:space="preserve">snapshot pour traçabilité</w:t>
       </w:r>
     </w:p>
-    <w:bookmarkEnd w:id="79"/>
-    <w:bookmarkStart w:id="80" w:name="modèle-orderevent"/>
+    <w:bookmarkEnd w:id="68"/>
+    <w:bookmarkStart w:id="69" w:name="modèle-orderevent"/>
     <w:p>
       <w:pPr>
         <w:pStyle w:val="Heading3"/>
@@ -9309,9 +9309,9 @@
         </w:pict>
       </w:r>
     </w:p>
-    <w:bookmarkEnd w:id="80"/>
-    <w:bookmarkEnd w:id="81"/>
-    <w:bookmarkStart w:id="85" w:name="X3e2a60808929efaeb5063ad0f5eeb37dd1d396b"/>
+    <w:bookmarkEnd w:id="69"/>
+    <w:bookmarkEnd w:id="70"/>
+    <w:bookmarkStart w:id="74" w:name="X3e2a60808929efaeb5063ad0f5eeb37dd1d396b"/>
     <w:p>
       <w:pPr>
         <w:pStyle w:val="Heading2"/>
@@ -9320,7 +9320,7 @@
         <w:t xml:space="preserve">12. Gestion des livraisons</w:t>
       </w:r>
     </w:p>
-    <w:bookmarkStart w:id="82" w:name="modèle-delivery"/>
+    <w:bookmarkStart w:id="71" w:name="modèle-delivery"/>
     <w:p>
       <w:pPr>
         <w:pStyle w:val="Heading3"/>
@@ -9634,8 +9634,8 @@
         </w:tc>
       </w:tr>
     </w:tbl>
-    <w:bookmarkEnd w:id="82"/>
-    <w:bookmarkStart w:id="83" w:name="machine-détats"/>
+    <w:bookmarkEnd w:id="71"/>
+    <w:bookmarkStart w:id="72" w:name="machine-détats"/>
     <w:p>
       <w:pPr>
         <w:pStyle w:val="Heading3"/>
@@ -9673,8 +9673,8 @@
         <w:t xml:space="preserve">                                                                   RETURNED</w:t>
       </w:r>
     </w:p>
-    <w:bookmarkEnd w:id="83"/>
-    <w:bookmarkStart w:id="84" w:name="endpoints-admin"/>
+    <w:bookmarkEnd w:id="72"/>
+    <w:bookmarkStart w:id="73" w:name="endpoints-admin"/>
     <w:p>
       <w:pPr>
         <w:pStyle w:val="Heading3"/>
@@ -9713,9 +9713,9 @@
         </w:pict>
       </w:r>
     </w:p>
-    <w:bookmarkEnd w:id="84"/>
-    <w:bookmarkEnd w:id="85"/>
-    <w:bookmarkStart w:id="88" w:name="Xc285b4f5f6fe873cc60a8368c727f554861420a"/>
+    <w:bookmarkEnd w:id="73"/>
+    <w:bookmarkEnd w:id="74"/>
+    <w:bookmarkStart w:id="77" w:name="Xc285b4f5f6fe873cc60a8368c727f554861420a"/>
     <w:p>
       <w:pPr>
         <w:pStyle w:val="Heading2"/>
@@ -9724,7 +9724,7 @@
         <w:t xml:space="preserve">13. Retours et litiges</w:t>
       </w:r>
     </w:p>
-    <w:bookmarkStart w:id="86" w:name="litiges-modèle-dispute"/>
+    <w:bookmarkStart w:id="75" w:name="litiges-modèle-dispute"/>
     <w:p>
       <w:pPr>
         <w:pStyle w:val="Heading3"/>
@@ -9869,8 +9869,8 @@
         <w:t xml:space="preserve">(résolution admin).</w:t>
       </w:r>
     </w:p>
-    <w:bookmarkEnd w:id="86"/>
-    <w:bookmarkStart w:id="87" w:name="retours-structurés-modèle-returnorder"/>
+    <w:bookmarkEnd w:id="75"/>
+    <w:bookmarkStart w:id="76" w:name="retours-structurés-modèle-returnorder"/>
     <w:p>
       <w:pPr>
         <w:pStyle w:val="Heading3"/>
@@ -10225,9 +10225,9 @@
         </w:pict>
       </w:r>
     </w:p>
-    <w:bookmarkEnd w:id="87"/>
-    <w:bookmarkEnd w:id="88"/>
-    <w:bookmarkStart w:id="94" w:name="Xf1cc4449493b531d54563ff4c8c76f1690bde42"/>
+    <w:bookmarkEnd w:id="76"/>
+    <w:bookmarkEnd w:id="77"/>
+    <w:bookmarkStart w:id="83" w:name="Xf1cc4449493b531d54563ff4c8c76f1690bde42"/>
     <w:p>
       <w:pPr>
         <w:pStyle w:val="Heading2"/>
@@ -10236,7 +10236,7 @@
         <w:t xml:space="preserve">14. Paiements et escrow</w:t>
       </w:r>
     </w:p>
-    <w:bookmarkStart w:id="89" w:name="modèle-escrowtransaction"/>
+    <w:bookmarkStart w:id="78" w:name="modèle-escrowtransaction"/>
     <w:p>
       <w:pPr>
         <w:pStyle w:val="Heading3"/>
@@ -10448,8 +10448,8 @@
         </w:tc>
       </w:tr>
     </w:tbl>
-    <w:bookmarkEnd w:id="89"/>
-    <w:bookmarkStart w:id="90" w:name="cycle"/>
+    <w:bookmarkEnd w:id="78"/>
+    <w:bookmarkStart w:id="79" w:name="cycle"/>
     <w:p>
       <w:pPr>
         <w:pStyle w:val="Heading3"/>
@@ -10563,8 +10563,8 @@
         <w:t xml:space="preserve">(remboursement intégral ou partiel selon décision)</w:t>
       </w:r>
     </w:p>
-    <w:bookmarkEnd w:id="90"/>
-    <w:bookmarkStart w:id="91" w:name="webhook-cinetpay"/>
+    <w:bookmarkEnd w:id="79"/>
+    <w:bookmarkStart w:id="80" w:name="webhook-cinetpay"/>
     <w:p>
       <w:pPr>
         <w:pStyle w:val="Heading3"/>
@@ -10665,8 +10665,8 @@
         <w:t xml:space="preserve">EscrowTransaction</w:t>
       </w:r>
     </w:p>
-    <w:bookmarkEnd w:id="91"/>
-    <w:bookmarkStart w:id="92" w:name="méthodes-de-paiement-supportées"/>
+    <w:bookmarkEnd w:id="80"/>
+    <w:bookmarkStart w:id="81" w:name="méthodes-de-paiement-supportées"/>
     <w:p>
       <w:pPr>
         <w:pStyle w:val="Heading3"/>
@@ -10723,8 +10723,8 @@
         <w:t xml:space="preserve">COD (Cash on Delivery — le livreur encaisse)</w:t>
       </w:r>
     </w:p>
-    <w:bookmarkEnd w:id="92"/>
-    <w:bookmarkStart w:id="93" w:name="configuration"/>
+    <w:bookmarkEnd w:id="81"/>
+    <w:bookmarkStart w:id="82" w:name="configuration"/>
     <w:p>
       <w:pPr>
         <w:pStyle w:val="Heading3"/>
@@ -10814,9 +10814,9 @@
         </w:pict>
       </w:r>
     </w:p>
-    <w:bookmarkEnd w:id="93"/>
-    <w:bookmarkEnd w:id="94"/>
-    <w:bookmarkStart w:id="99" w:name="Xd5a7eda04d596f0321c83b340e81a9764203a59"/>
+    <w:bookmarkEnd w:id="82"/>
+    <w:bookmarkEnd w:id="83"/>
+    <w:bookmarkStart w:id="88" w:name="Xd5a7eda04d596f0321c83b340e81a9764203a59"/>
     <w:p>
       <w:pPr>
         <w:pStyle w:val="Heading2"/>
@@ -10825,7 +10825,7 @@
         <w:t xml:space="preserve">15. Notifications et messagerie</w:t>
       </w:r>
     </w:p>
-    <w:bookmarkStart w:id="95" w:name="préférences-utilisateur"/>
+    <w:bookmarkStart w:id="84" w:name="préférences-utilisateur"/>
     <w:p>
       <w:pPr>
         <w:pStyle w:val="Heading3"/>
@@ -10988,8 +10988,8 @@
         <w:t xml:space="preserve">PATCH /api/v1/notifications/preferences</w:t>
       </w:r>
     </w:p>
-    <w:bookmarkEnd w:id="95"/>
-    <w:bookmarkStart w:id="96" w:name="bot-whatsapp"/>
+    <w:bookmarkEnd w:id="84"/>
+    <w:bookmarkStart w:id="85" w:name="bot-whatsapp"/>
     <w:p>
       <w:pPr>
         <w:pStyle w:val="Heading3"/>
@@ -11114,8 +11114,8 @@
         <w:t xml:space="preserve">docs/whatsapp-templates.md</w:t>
       </w:r>
     </w:p>
-    <w:bookmarkEnd w:id="96"/>
-    <w:bookmarkStart w:id="97" w:name="sms--email"/>
+    <w:bookmarkEnd w:id="85"/>
+    <w:bookmarkStart w:id="86" w:name="sms--email"/>
     <w:p>
       <w:pPr>
         <w:pStyle w:val="Heading3"/>
@@ -11156,8 +11156,8 @@
         <w:t xml:space="preserve">.</w:t>
       </w:r>
     </w:p>
-    <w:bookmarkEnd w:id="97"/>
-    <w:bookmarkStart w:id="98" w:name="envoyer-une-notification-manuelle"/>
+    <w:bookmarkEnd w:id="86"/>
+    <w:bookmarkStart w:id="87" w:name="envoyer-une-notification-manuelle"/>
     <w:p>
       <w:pPr>
         <w:pStyle w:val="Heading3"/>
@@ -11223,9 +11223,9 @@
         </w:pict>
       </w:r>
     </w:p>
-    <w:bookmarkEnd w:id="98"/>
-    <w:bookmarkEnd w:id="99"/>
-    <w:bookmarkStart w:id="100" w:name="X55e15d6140c93e2405e02fb579110f670b6531f"/>
+    <w:bookmarkEnd w:id="87"/>
+    <w:bookmarkEnd w:id="88"/>
+    <w:bookmarkStart w:id="89" w:name="X55e15d6140c93e2405e02fb579110f670b6531f"/>
     <w:p>
       <w:pPr>
         <w:pStyle w:val="Heading2"/>
@@ -11338,8 +11338,8 @@
         </w:pict>
       </w:r>
     </w:p>
-    <w:bookmarkEnd w:id="100"/>
-    <w:bookmarkStart w:id="109" w:name="Xb77fab03fb7622a0e7ad3706b6e90c2f0e35f0b"/>
+    <w:bookmarkEnd w:id="89"/>
+    <w:bookmarkStart w:id="98" w:name="Xb77fab03fb7622a0e7ad3706b6e90c2f0e35f0b"/>
     <w:p>
       <w:pPr>
         <w:pStyle w:val="Heading2"/>
@@ -11380,7 +11380,7 @@
         <w:t xml:space="preserve">.</w:t>
       </w:r>
     </w:p>
-    <w:bookmarkStart w:id="101" w:name="dashboard"/>
+    <w:bookmarkStart w:id="90" w:name="dashboard"/>
     <w:p>
       <w:pPr>
         <w:pStyle w:val="Heading3"/>
@@ -11515,8 +11515,8 @@
         </w:tc>
       </w:tr>
     </w:tbl>
-    <w:bookmarkEnd w:id="101"/>
-    <w:bookmarkStart w:id="102" w:name="utilisateurs"/>
+    <w:bookmarkEnd w:id="90"/>
+    <w:bookmarkStart w:id="91" w:name="utilisateurs"/>
     <w:p>
       <w:pPr>
         <w:pStyle w:val="Heading3"/>
@@ -11689,8 +11689,8 @@
         </w:tc>
       </w:tr>
     </w:tbl>
-    <w:bookmarkEnd w:id="102"/>
-    <w:bookmarkStart w:id="103" w:name="vendeurs"/>
+    <w:bookmarkEnd w:id="91"/>
+    <w:bookmarkStart w:id="92" w:name="vendeurs"/>
     <w:p>
       <w:pPr>
         <w:pStyle w:val="Heading3"/>
@@ -11939,8 +11939,8 @@
         </w:tc>
       </w:tr>
     </w:tbl>
-    <w:bookmarkEnd w:id="103"/>
-    <w:bookmarkStart w:id="104" w:name="catalogue"/>
+    <w:bookmarkEnd w:id="92"/>
+    <w:bookmarkStart w:id="93" w:name="catalogue"/>
     <w:p>
       <w:pPr>
         <w:pStyle w:val="Heading3"/>
@@ -12075,8 +12075,8 @@
         </w:tc>
       </w:tr>
     </w:tbl>
-    <w:bookmarkEnd w:id="104"/>
-    <w:bookmarkStart w:id="105" w:name="entreprises"/>
+    <w:bookmarkEnd w:id="93"/>
+    <w:bookmarkStart w:id="94" w:name="entreprises"/>
     <w:p>
       <w:pPr>
         <w:pStyle w:val="Heading3"/>
@@ -12249,8 +12249,8 @@
         </w:tc>
       </w:tr>
     </w:tbl>
-    <w:bookmarkEnd w:id="105"/>
-    <w:bookmarkStart w:id="106" w:name="liaisons"/>
+    <w:bookmarkEnd w:id="94"/>
+    <w:bookmarkStart w:id="95" w:name="liaisons"/>
     <w:p>
       <w:pPr>
         <w:pStyle w:val="Heading3"/>
@@ -12423,8 +12423,8 @@
         </w:tc>
       </w:tr>
     </w:tbl>
-    <w:bookmarkEnd w:id="106"/>
-    <w:bookmarkStart w:id="107" w:name="commandes"/>
+    <w:bookmarkEnd w:id="95"/>
+    <w:bookmarkStart w:id="96" w:name="commandes"/>
     <w:p>
       <w:pPr>
         <w:pStyle w:val="Heading3"/>
@@ -12521,8 +12521,8 @@
         </w:tc>
       </w:tr>
     </w:tbl>
-    <w:bookmarkEnd w:id="107"/>
-    <w:bookmarkStart w:id="108" w:name="exports"/>
+    <w:bookmarkEnd w:id="96"/>
+    <w:bookmarkStart w:id="97" w:name="exports"/>
     <w:p>
       <w:pPr>
         <w:pStyle w:val="Heading3"/>
@@ -12626,9 +12626,9 @@
         </w:pict>
       </w:r>
     </w:p>
-    <w:bookmarkEnd w:id="108"/>
-    <w:bookmarkEnd w:id="109"/>
-    <w:bookmarkStart w:id="117" w:name="X87142729820301bfde81d31f54a5d108047ab31"/>
+    <w:bookmarkEnd w:id="97"/>
+    <w:bookmarkEnd w:id="98"/>
+    <w:bookmarkStart w:id="106" w:name="X87142729820301bfde81d31f54a5d108047ab31"/>
     <w:p>
       <w:pPr>
         <w:pStyle w:val="Heading2"/>
@@ -12654,7 +12654,7 @@
         <w:t xml:space="preserve">). Tous mappés en snake_case en DB.</w:t>
       </w:r>
     </w:p>
-    <w:bookmarkStart w:id="110" w:name="identité-et-auth"/>
+    <w:bookmarkStart w:id="99" w:name="identité-et-auth"/>
     <w:p>
       <w:pPr>
         <w:pStyle w:val="Heading3"/>
@@ -12705,8 +12705,8 @@
         <w:t xml:space="preserve">— demandes ARTCI</w:t>
       </w:r>
     </w:p>
-    <w:bookmarkEnd w:id="110"/>
-    <w:bookmarkStart w:id="111" w:name="activité"/>
+    <w:bookmarkEnd w:id="99"/>
+    <w:bookmarkStart w:id="100" w:name="activité"/>
     <w:p>
       <w:pPr>
         <w:pStyle w:val="Heading3"/>
@@ -12736,8 +12736,8 @@
         <w:t xml:space="preserve">— audit append-only (nouveau mai 2026)</w:t>
       </w:r>
     </w:p>
-    <w:bookmarkEnd w:id="111"/>
-    <w:bookmarkStart w:id="112" w:name="catalogue-1"/>
+    <w:bookmarkEnd w:id="100"/>
+    <w:bookmarkStart w:id="101" w:name="catalogue-1"/>
     <w:p>
       <w:pPr>
         <w:pStyle w:val="Heading3"/>
@@ -12863,8 +12863,8 @@
         <w:t xml:space="preserve">— synonymes pour la recherche</w:t>
       </w:r>
     </w:p>
-    <w:bookmarkEnd w:id="112"/>
-    <w:bookmarkStart w:id="113" w:name="commandes-1"/>
+    <w:bookmarkEnd w:id="101"/>
+    <w:bookmarkStart w:id="102" w:name="commandes-1"/>
     <w:p>
       <w:pPr>
         <w:pStyle w:val="Heading3"/>
@@ -13014,8 +13014,8 @@
         <w:t xml:space="preserve">DeliveryReview</w:t>
       </w:r>
     </w:p>
-    <w:bookmarkEnd w:id="113"/>
-    <w:bookmarkStart w:id="114" w:name="flottes"/>
+    <w:bookmarkEnd w:id="102"/>
+    <w:bookmarkStart w:id="103" w:name="flottes"/>
     <w:p>
       <w:pPr>
         <w:pStyle w:val="Heading3"/>
@@ -13138,8 +13138,8 @@
         <w:t xml:space="preserve">(nouveau)</w:t>
       </w:r>
     </w:p>
-    <w:bookmarkEnd w:id="114"/>
-    <w:bookmarkStart w:id="115" w:name="référentiels-ingest"/>
+    <w:bookmarkEnd w:id="103"/>
+    <w:bookmarkStart w:id="104" w:name="référentiels-ingest"/>
     <w:p>
       <w:pPr>
         <w:pStyle w:val="Heading3"/>
@@ -13289,8 +13289,8 @@
         <w:t xml:space="preserve">MarketPriceObservation</w:t>
       </w:r>
     </w:p>
-    <w:bookmarkEnd w:id="115"/>
-    <w:bookmarkStart w:id="116" w:name="infra"/>
+    <w:bookmarkEnd w:id="104"/>
+    <w:bookmarkStart w:id="105" w:name="infra"/>
     <w:p>
       <w:pPr>
         <w:pStyle w:val="Heading3"/>
@@ -13342,9 +13342,9 @@
         </w:pict>
       </w:r>
     </w:p>
-    <w:bookmarkEnd w:id="116"/>
-    <w:bookmarkEnd w:id="117"/>
-    <w:bookmarkStart w:id="128" w:name="X4d0a191853749d7f242afaf8b7f67286ba39128"/>
+    <w:bookmarkEnd w:id="105"/>
+    <w:bookmarkEnd w:id="106"/>
+    <w:bookmarkStart w:id="117" w:name="X4d0a191853749d7f242afaf8b7f67286ba39128"/>
     <w:p>
       <w:pPr>
         <w:pStyle w:val="Heading2"/>
@@ -13353,7 +13353,7 @@
         <w:t xml:space="preserve">19. Abonnements entreprise — Flotte Pro / Flotte Pro +</w:t>
       </w:r>
     </w:p>
-    <w:bookmarkStart w:id="118" w:name="packaging-et-tarification"/>
+    <w:bookmarkStart w:id="107" w:name="packaging-et-tarification"/>
     <w:p>
       <w:pPr>
         <w:pStyle w:val="Heading3"/>
@@ -13687,8 +13687,8 @@
         <w:t xml:space="preserve">(payer 10 mois pour 12 = 2 mois offerts).</w:t>
       </w:r>
     </w:p>
-    <w:bookmarkEnd w:id="118"/>
-    <w:bookmarkStart w:id="119" w:name="phase-pilote--activation-manuelle-admin"/>
+    <w:bookmarkEnd w:id="107"/>
+    <w:bookmarkStart w:id="108" w:name="phase-pilote--activation-manuelle-admin"/>
     <w:p>
       <w:pPr>
         <w:pStyle w:val="Heading3"/>
@@ -13758,8 +13758,8 @@
         <w:t xml:space="preserve">.</w:t>
       </w:r>
     </w:p>
-    <w:bookmarkEnd w:id="119"/>
-    <w:bookmarkStart w:id="120" w:name="écran-dactivation"/>
+    <w:bookmarkEnd w:id="108"/>
+    <w:bookmarkStart w:id="109" w:name="écran-dactivation"/>
     <w:p>
       <w:pPr>
         <w:pStyle w:val="Heading3"/>
@@ -14135,8 +14135,8 @@
         <w:t xml:space="preserve">) avec horodatage et acteur</w:t>
       </w:r>
     </w:p>
-    <w:bookmarkEnd w:id="120"/>
-    <w:bookmarkStart w:id="121" w:name="statuts-subscriptionstatus"/>
+    <w:bookmarkEnd w:id="109"/>
+    <w:bookmarkStart w:id="110" w:name="statuts-subscriptionstatus"/>
     <w:p>
       <w:pPr>
         <w:pStyle w:val="Heading3"/>
@@ -14406,8 +14406,8 @@
         <w:t xml:space="preserve">(à durcir par un cron en phase 2).</w:t>
       </w:r>
     </w:p>
-    <w:bookmarkEnd w:id="121"/>
-    <w:bookmarkStart w:id="122" w:name="modèle-enterprisesubscription"/>
+    <w:bookmarkEnd w:id="110"/>
+    <w:bookmarkStart w:id="111" w:name="modèle-enterprisesubscription"/>
     <w:p>
       <w:pPr>
         <w:pStyle w:val="Heading3"/>
@@ -14777,8 +14777,8 @@
         <w:t xml:space="preserve">pour l'audit.</w:t>
       </w:r>
     </w:p>
-    <w:bookmarkEnd w:id="122"/>
-    <w:bookmarkStart w:id="123" w:name="endpoints-admin-1"/>
+    <w:bookmarkEnd w:id="111"/>
+    <w:bookmarkStart w:id="112" w:name="endpoints-admin-1"/>
     <w:p>
       <w:pPr>
         <w:pStyle w:val="Heading3"/>
@@ -15010,8 +15010,8 @@
         </w:tc>
       </w:tr>
     </w:tbl>
-    <w:bookmarkEnd w:id="123"/>
-    <w:bookmarkStart w:id="124" w:name="endpoint-entreprise-lecture-seule"/>
+    <w:bookmarkEnd w:id="112"/>
+    <w:bookmarkStart w:id="113" w:name="endpoint-entreprise-lecture-seule"/>
     <w:p>
       <w:pPr>
         <w:pStyle w:val="Heading3"/>
@@ -15146,8 +15146,8 @@
         <w:t xml:space="preserve">affiche le tier actif, compte à rebours essai, prompt d'upgrade.</w:t>
       </w:r>
     </w:p>
-    <w:bookmarkEnd w:id="124"/>
-    <w:bookmarkStart w:id="125" w:name="garantie-roi-3-mois"/>
+    <w:bookmarkEnd w:id="113"/>
+    <w:bookmarkStart w:id="114" w:name="garantie-roi-3-mois"/>
     <w:p>
       <w:pPr>
         <w:pStyle w:val="Heading3"/>
@@ -15176,8 +15176,8 @@
         <w:t xml:space="preserve">. Suivi manuel par le commercial en phase 1.</w:t>
       </w:r>
     </w:p>
-    <w:bookmarkEnd w:id="125"/>
-    <w:bookmarkStart w:id="126" w:name="calculateur-roi-public"/>
+    <w:bookmarkEnd w:id="114"/>
+    <w:bookmarkStart w:id="115" w:name="calculateur-roi-public"/>
     <w:p>
       <w:pPr>
         <w:pStyle w:val="Heading3"/>
@@ -15203,8 +15203,8 @@
         <w:t xml:space="preserve">— page publique avec sliders (nb véhicules, budget pièces annuel, taux d'économie projetée, sélecteur de tier). Calcule en temps réel : abonnement mensuel/annuel, économie nette, ratio ROI, payback en jours. Pas de tracking, pas de stockage — outil de qualification.</w:t>
       </w:r>
     </w:p>
-    <w:bookmarkEnd w:id="126"/>
-    <w:bookmarkStart w:id="127" w:name="roadmap-phase-2-non-livré"/>
+    <w:bookmarkEnd w:id="115"/>
+    <w:bookmarkStart w:id="116" w:name="roadmap-phase-2-non-livré"/>
     <w:p>
       <w:pPr>
         <w:pStyle w:val="Heading3"/>
@@ -15328,9 +15328,9 @@
         </w:pict>
       </w:r>
     </w:p>
-    <w:bookmarkEnd w:id="127"/>
-    <w:bookmarkEnd w:id="128"/>
-    <w:bookmarkStart w:id="141" w:name="X2718e7e9379bcfd46c4311092bbebb0a7fed213"/>
+    <w:bookmarkEnd w:id="116"/>
+    <w:bookmarkEnd w:id="117"/>
+    <w:bookmarkStart w:id="130" w:name="X2718e7e9379bcfd46c4311092bbebb0a7fed213"/>
     <w:p>
       <w:pPr>
         <w:pStyle w:val="Heading2"/>
@@ -15339,7 +15339,7 @@
         <w:t xml:space="preserve">20. Factures normalisées FNE-CI</w:t>
       </w:r>
     </w:p>
-    <w:bookmarkStart w:id="129" w:name="pourquoi-2"/>
+    <w:bookmarkStart w:id="118" w:name="pourquoi-2"/>
     <w:p>
       <w:pPr>
         <w:pStyle w:val="Heading3"/>
@@ -15435,8 +15435,8 @@
         <w:t xml:space="preserve">sont nullables, prêts à être remplis rétroactivement à l'activation de la passerelle.</w:t>
       </w:r>
     </w:p>
-    <w:bookmarkEnd w:id="129"/>
-    <w:bookmarkStart w:id="130" w:name="émission-automatique"/>
+    <w:bookmarkEnd w:id="118"/>
+    <w:bookmarkStart w:id="119" w:name="émission-automatique"/>
     <w:p>
       <w:pPr>
         <w:pStyle w:val="Heading3"/>
@@ -15527,8 +15527,8 @@
         <w:t xml:space="preserve">: un échec d'émission ne rollback jamais la transition payée — l'erreur est logguée et la facture pourra être régénérée plus tard.</w:t>
       </w:r>
     </w:p>
-    <w:bookmarkEnd w:id="130"/>
-    <w:bookmarkStart w:id="131" w:name="numérotation"/>
+    <w:bookmarkEnd w:id="119"/>
+    <w:bookmarkStart w:id="120" w:name="numérotation"/>
     <w:p>
       <w:pPr>
         <w:pStyle w:val="Heading3"/>
@@ -15577,8 +15577,8 @@
         <w:t xml:space="preserve">= 42e facture émise sur mai 2026. Le compteur reset chaque mois.</w:t>
       </w:r>
     </w:p>
-    <w:bookmarkEnd w:id="131"/>
-    <w:bookmarkStart w:id="132" w:name="modèle-invoice"/>
+    <w:bookmarkEnd w:id="120"/>
+    <w:bookmarkStart w:id="121" w:name="modèle-invoice"/>
     <w:p>
       <w:pPr>
         <w:pStyle w:val="Heading3"/>
@@ -15996,8 +15996,8 @@
         <w:t xml:space="preserve">. Stocké à l'émission ; immuable même si la commande change ensuite.</w:t>
       </w:r>
     </w:p>
-    <w:bookmarkEnd w:id="132"/>
-    <w:bookmarkStart w:id="133" w:name="modèle-enterprisemonthlyinvoice"/>
+    <w:bookmarkEnd w:id="121"/>
+    <w:bookmarkStart w:id="122" w:name="modèle-enterprisemonthlyinvoice"/>
     <w:p>
       <w:pPr>
         <w:pStyle w:val="Heading3"/>
@@ -16223,8 +16223,8 @@
         </w:tc>
       </w:tr>
     </w:tbl>
-    <w:bookmarkEnd w:id="133"/>
-    <w:bookmarkStart w:id="134" w:name="endpoints-member-scoped"/>
+    <w:bookmarkEnd w:id="122"/>
+    <w:bookmarkStart w:id="123" w:name="endpoints-member-scoped"/>
     <w:p>
       <w:pPr>
         <w:pStyle w:val="Heading3"/>
@@ -16447,8 +16447,8 @@
         </w:tc>
       </w:tr>
     </w:tbl>
-    <w:bookmarkEnd w:id="134"/>
-    <w:bookmarkStart w:id="135" w:name="format-pdf-facture-unitaire"/>
+    <w:bookmarkEnd w:id="123"/>
+    <w:bookmarkStart w:id="124" w:name="format-pdf-facture-unitaire"/>
     <w:p>
       <w:pPr>
         <w:pStyle w:val="Heading3"/>
@@ -16575,8 +16575,8 @@
         <w:t xml:space="preserve">Footer : mention CGU + TVA 18 %</w:t>
       </w:r>
     </w:p>
-    <w:bookmarkEnd w:id="135"/>
-    <w:bookmarkStart w:id="136" w:name="format-pdf-consolidé-mensuel"/>
+    <w:bookmarkEnd w:id="124"/>
+    <w:bookmarkStart w:id="125" w:name="format-pdf-consolidé-mensuel"/>
     <w:p>
       <w:pPr>
         <w:pStyle w:val="Heading3"/>
@@ -16653,8 +16653,8 @@
         <w:t xml:space="preserve">Footer : « Document à conserver pour la comptabilité »</w:t>
       </w:r>
     </w:p>
-    <w:bookmarkEnd w:id="136"/>
-    <w:bookmarkStart w:id="137" w:name="export-fec-csv"/>
+    <w:bookmarkEnd w:id="125"/>
+    <w:bookmarkStart w:id="126" w:name="export-fec-csv"/>
     <w:p>
       <w:pPr>
         <w:pStyle w:val="Heading3"/>
@@ -16715,8 +16715,8 @@
         <w:t xml:space="preserve">est vide tant que FNE n'est pas branché.</w:t>
       </w:r>
     </w:p>
-    <w:bookmarkEnd w:id="137"/>
-    <w:bookmarkStart w:id="138" w:name="écran-entreprise"/>
+    <w:bookmarkEnd w:id="126"/>
+    <w:bookmarkStart w:id="127" w:name="écran-entreprise"/>
     <w:p>
       <w:pPr>
         <w:pStyle w:val="Heading3"/>
@@ -16828,8 +16828,8 @@
         <w:t xml:space="preserve">Encart informatif sur l'intégration FNE-CI en cours</w:t>
       </w:r>
     </w:p>
-    <w:bookmarkEnd w:id="138"/>
-    <w:bookmarkStart w:id="139" w:name="roadmap-fne-ci-non-livré"/>
+    <w:bookmarkEnd w:id="127"/>
+    <w:bookmarkStart w:id="128" w:name="roadmap-fne-ci-non-livré"/>
     <w:p>
       <w:pPr>
         <w:pStyle w:val="Heading3"/>
@@ -16937,8 +16937,8 @@
         <w:t xml:space="preserve">Cron de retry sur les échecs de soumission</w:t>
       </w:r>
     </w:p>
-    <w:bookmarkEnd w:id="139"/>
-    <w:bookmarkStart w:id="140" w:name="sécurité-et-conformité"/>
+    <w:bookmarkEnd w:id="128"/>
+    <w:bookmarkStart w:id="129" w:name="sécurité-et-conformité"/>
     <w:p>
       <w:pPr>
         <w:pStyle w:val="Heading3"/>
@@ -17018,9 +17018,9 @@
         </w:pict>
       </w:r>
     </w:p>
-    <w:bookmarkEnd w:id="140"/>
-    <w:bookmarkEnd w:id="141"/>
-    <w:bookmarkStart w:id="142" w:name="Xf7ea28a80bb65d9b1ba44a0a53edba973787b02"/>
+    <w:bookmarkEnd w:id="129"/>
+    <w:bookmarkEnd w:id="130"/>
+    <w:bookmarkStart w:id="131" w:name="Xf7ea28a80bb65d9b1ba44a0a53edba973787b02"/>
     <w:p>
       <w:pPr>
         <w:pStyle w:val="Heading2"/>
@@ -17963,8 +17963,8 @@
         </w:pict>
       </w:r>
     </w:p>
-    <w:bookmarkEnd w:id="142"/>
-    <w:bookmarkStart w:id="143" w:name="annexes"/>
+    <w:bookmarkEnd w:id="131"/>
+    <w:bookmarkStart w:id="132" w:name="annexes"/>
     <w:p>
       <w:pPr>
         <w:pStyle w:val="Heading2"/>
@@ -18124,9 +18124,13 @@
         <w:t xml:space="preserve">Document interne Pièces — version 2.0 · Mai 2026. À mettre à jour à chaque livraison majeure de nouvelle fonctionnalité admin.</w:t>
       </w:r>
     </w:p>
-    <w:bookmarkEnd w:id="143"/>
-    <w:bookmarkEnd w:id="144"/>
-    <w:sectPr/>
+    <w:bookmarkEnd w:id="132"/>
+    <w:bookmarkEnd w:id="133"/>
+    <w:sectPr>
+      <w:footnotePr>
+        <w:numRestart w:val="eachSect"/>
+      </w:footnotePr>
+    </w:sectPr>
   </w:body>
 </w:document>
 </file>
@@ -18761,10 +18765,10 @@
   <w:docDefaults>
     <w:rPrDefault>
       <w:rPr>
-        <w:rFonts w:asciiTheme="minorHAnsi" w:cstheme="minorBidi" w:eastAsiaTheme="minorHAnsi" w:hAnsiTheme="minorHAnsi"/>
+        <w:rFonts w:asciiTheme="minorHAnsi" w:cstheme="minorBidi" w:eastAsiaTheme="minorEastAsia" w:hAnsiTheme="minorHAnsi"/>
         <w:sz w:val="24"/>
         <w:szCs w:val="24"/>
-        <w:lang w:bidi="ar-SA" w:eastAsia="en-US" w:val="en-US"/>
+        <w:lang w:bidi="ar-SA" w:eastAsia="zh-CN" w:val="en-US"/>
       </w:rPr>
     </w:rPrDefault>
     <w:pPrDefault>
@@ -18816,8 +18820,6 @@
     </w:pPr>
     <w:rPr>
       <w:rFonts w:asciiTheme="majorHAnsi" w:cstheme="majorBidi" w:eastAsiaTheme="majorEastAsia" w:hAnsiTheme="majorHAnsi"/>
-      <w:spacing w:val="-10"/>
-      <w:kern w:val="28"/>
       <w:sz w:val="56"/>
       <w:szCs w:val="56"/>
     </w:rPr>
@@ -18830,8 +18832,6 @@
     <w:rsid w:val="00A10FD9"/>
     <w:rPr>
       <w:rFonts w:asciiTheme="majorHAnsi" w:cstheme="majorBidi" w:eastAsiaTheme="majorEastAsia" w:hAnsiTheme="majorHAnsi"/>
-      <w:spacing w:val="-10"/>
-      <w:kern w:val="28"/>
       <w:sz w:val="56"/>
       <w:szCs w:val="56"/>
     </w:rPr>
@@ -18872,23 +18872,31 @@
   </w:style>
   <w:style w:customStyle="1" w:styleId="Author" w:type="paragraph">
     <w:name w:val="Author"/>
+    <w:basedOn w:val="Title"/>
     <w:next w:val="BodyText"/>
     <w:qFormat/>
     <w:pPr>
       <w:keepNext/>
       <w:keepLines/>
-      <w:jc w:val="center"/>
     </w:pPr>
+    <w:rPr>
+      <w:sz w:val="24"/>
+      <w:szCs w:val="24"/>
+    </w:rPr>
   </w:style>
   <w:style w:styleId="Date" w:type="paragraph">
     <w:name w:val="Date"/>
+    <w:basedOn w:val="Title"/>
     <w:next w:val="BodyText"/>
     <w:qFormat/>
     <w:pPr>
       <w:keepNext/>
       <w:keepLines/>
-      <w:jc w:val="center"/>
     </w:pPr>
+    <w:rPr>
+      <w:sz w:val="24"/>
+      <w:szCs w:val="24"/>
+    </w:rPr>
   </w:style>
   <w:style w:customStyle="1" w:styleId="AbstractTitle" w:type="paragraph">
     <w:name w:val="Abstract Title"/>
@@ -19301,13 +19309,6 @@
       </w:tblCellMar>
     </w:tblPr>
     <w:tblStylePr w:type="firstRow">
-      <w:tblPr>
-        <w:jc w:val="left"/>
-        <w:tblInd w:type="dxa" w:w="0"/>
-      </w:tblPr>
-      <w:trPr>
-        <w:jc w:val="left"/>
-      </w:trPr>
       <w:tcPr>
         <w:tcBorders>
           <w:bottom w:val="single"/>
